--- a/final-documents/Paper2/Paper 2 Figures and Tables.docx
+++ b/final-documents/Paper2/Paper 2 Figures and Tables.docx
@@ -5,8 +5,16 @@
     <w:p>
       <w:pPr>
         <w:jc w:val="right"/>
+        <w:rPr>
+          <w:rFonts w:asciiTheme="majorBidi" w:hAnsiTheme="majorBidi" w:cstheme="majorBidi"/>
+          <w:color w:val="000000" w:themeColor="text1"/>
+        </w:rPr>
       </w:pPr>
       <w:r>
+        <w:rPr>
+          <w:rFonts w:asciiTheme="majorBidi" w:hAnsiTheme="majorBidi" w:cstheme="majorBidi"/>
+          <w:color w:val="000000" w:themeColor="text1"/>
+        </w:rPr>
         <w:t>Paper 2 Figures and Tables</w:t>
       </w:r>
     </w:p>
@@ -23,7 +31,8 @@
         <w:spacing w:line="252" w:lineRule="auto"/>
         <w:jc w:val="both"/>
         <w:rPr>
-          <w:color w:val="000000"/>
+          <w:rFonts w:asciiTheme="majorBidi" w:hAnsiTheme="majorBidi" w:cstheme="majorBidi"/>
+          <w:color w:val="000000" w:themeColor="text1"/>
           <w:spacing w:val="2"/>
         </w:rPr>
       </w:pPr>
@@ -31,10 +40,16 @@
     <w:p>
       <w:pPr>
         <w:jc w:val="both"/>
+        <w:rPr>
+          <w:rFonts w:asciiTheme="majorBidi" w:hAnsiTheme="majorBidi" w:cstheme="majorBidi"/>
+          <w:color w:val="000000" w:themeColor="text1"/>
+        </w:rPr>
       </w:pPr>
       <w:r>
         <w:rPr>
+          <w:rFonts w:asciiTheme="majorBidi" w:hAnsiTheme="majorBidi" w:cstheme="majorBidi"/>
           <w:noProof/>
+          <w:color w:val="000000" w:themeColor="text1"/>
         </w:rPr>
         <w:drawing>
           <wp:inline distT="0" distB="0" distL="0" distR="0" wp14:anchorId="67BA6AD2" wp14:editId="6D1F12FF">
@@ -83,121 +98,268 @@
       <w:pPr>
         <w:pStyle w:val="aa"/>
         <w:jc w:val="both"/>
+        <w:rPr>
+          <w:rFonts w:asciiTheme="majorBidi" w:hAnsiTheme="majorBidi" w:cstheme="majorBidi"/>
+          <w:b/>
+          <w:bCs/>
+          <w:i w:val="0"/>
+          <w:iCs w:val="0"/>
+          <w:color w:val="000000" w:themeColor="text1"/>
+          <w:sz w:val="24"/>
+          <w:szCs w:val="24"/>
+        </w:rPr>
       </w:pPr>
       <w:r>
         <w:rPr>
+          <w:rFonts w:asciiTheme="majorBidi" w:hAnsiTheme="majorBidi" w:cstheme="majorBidi"/>
           <w:b/>
           <w:bCs/>
+          <w:i w:val="0"/>
+          <w:iCs w:val="0"/>
+          <w:color w:val="000000" w:themeColor="text1"/>
+          <w:sz w:val="24"/>
+          <w:szCs w:val="24"/>
         </w:rPr>
         <w:t xml:space="preserve">Figure </w:t>
       </w:r>
       <w:r>
         <w:rPr>
+          <w:rFonts w:asciiTheme="majorBidi" w:hAnsiTheme="majorBidi" w:cstheme="majorBidi"/>
           <w:b/>
           <w:bCs/>
+          <w:i w:val="0"/>
+          <w:iCs w:val="0"/>
+          <w:color w:val="000000" w:themeColor="text1"/>
+          <w:sz w:val="24"/>
+          <w:szCs w:val="24"/>
         </w:rPr>
         <w:fldChar w:fldCharType="begin"/>
       </w:r>
       <w:r>
         <w:rPr>
+          <w:rFonts w:asciiTheme="majorBidi" w:hAnsiTheme="majorBidi" w:cstheme="majorBidi"/>
           <w:b/>
           <w:bCs/>
+          <w:i w:val="0"/>
+          <w:iCs w:val="0"/>
+          <w:color w:val="000000" w:themeColor="text1"/>
+          <w:sz w:val="24"/>
+          <w:szCs w:val="24"/>
         </w:rPr>
         <w:instrText xml:space="preserve"> SEQ Figure \* ARABIC \s 1 </w:instrText>
       </w:r>
       <w:r>
         <w:rPr>
+          <w:rFonts w:asciiTheme="majorBidi" w:hAnsiTheme="majorBidi" w:cstheme="majorBidi"/>
           <w:b/>
           <w:bCs/>
+          <w:i w:val="0"/>
+          <w:iCs w:val="0"/>
+          <w:color w:val="000000" w:themeColor="text1"/>
+          <w:sz w:val="24"/>
+          <w:szCs w:val="24"/>
         </w:rPr>
         <w:fldChar w:fldCharType="separate"/>
       </w:r>
       <w:r>
         <w:rPr>
+          <w:rFonts w:asciiTheme="majorBidi" w:hAnsiTheme="majorBidi" w:cstheme="majorBidi"/>
           <w:b/>
           <w:bCs/>
+          <w:i w:val="0"/>
+          <w:iCs w:val="0"/>
+          <w:color w:val="000000" w:themeColor="text1"/>
+          <w:sz w:val="24"/>
+          <w:szCs w:val="24"/>
         </w:rPr>
         <w:t>1</w:t>
       </w:r>
       <w:r>
         <w:rPr>
+          <w:rFonts w:asciiTheme="majorBidi" w:hAnsiTheme="majorBidi" w:cstheme="majorBidi"/>
           <w:b/>
           <w:bCs/>
+          <w:i w:val="0"/>
+          <w:iCs w:val="0"/>
+          <w:color w:val="000000" w:themeColor="text1"/>
+          <w:sz w:val="24"/>
+          <w:szCs w:val="24"/>
         </w:rPr>
         <w:fldChar w:fldCharType="end"/>
       </w:r>
       <w:r>
         <w:rPr>
+          <w:rFonts w:asciiTheme="majorBidi" w:hAnsiTheme="majorBidi" w:cstheme="majorBidi"/>
           <w:b/>
           <w:bCs/>
-        </w:rPr>
-        <w:t>. Representative arterial blood pressure waveform illustrating some key hemodynamic features.</w:t>
+          <w:i w:val="0"/>
+          <w:iCs w:val="0"/>
+          <w:color w:val="000000" w:themeColor="text1"/>
+          <w:sz w:val="24"/>
+          <w:szCs w:val="24"/>
+        </w:rPr>
+        <w:t xml:space="preserve">. Representative arterial blood pressure waveform illustrating some key hemodynamic features. </w:t>
       </w:r>
       <w:r>
         <w:rPr>
-          <w:b/>
-          <w:bCs/>
-        </w:rPr>
-        <w:t xml:space="preserve"> </w:t>
-      </w:r>
-      <w:r>
+          <w:rFonts w:asciiTheme="majorBidi" w:hAnsiTheme="majorBidi" w:cstheme="majorBidi"/>
+          <w:i w:val="0"/>
+          <w:iCs w:val="0"/>
+          <w:color w:val="000000" w:themeColor="text1"/>
+          <w:sz w:val="24"/>
+          <w:szCs w:val="24"/>
+        </w:rPr>
         <w:t>This sample waveform highlights systolic blood pressure (SBP), defined as the maximum peak pressure, and diastolic blood pressure (DBP), defined as the minimum trough pressure. The inflection point blood pressure (IFBP), corresponding to the dicrotic notch, marks the transition between systole and diastole. Pulse pressure (PP) is defined as the difference between SBP and DBP. Temporal characteristics include systolic rise time (</w:t>
       </w:r>
       <w:proofErr w:type="spellStart"/>
       <w:r>
+        <w:rPr>
+          <w:rFonts w:asciiTheme="majorBidi" w:hAnsiTheme="majorBidi" w:cstheme="majorBidi"/>
+          <w:i w:val="0"/>
+          <w:iCs w:val="0"/>
+          <w:color w:val="000000" w:themeColor="text1"/>
+          <w:sz w:val="24"/>
+          <w:szCs w:val="24"/>
+        </w:rPr>
         <w:t>t_sys_rise</w:t>
       </w:r>
       <w:proofErr w:type="spellEnd"/>
       <w:r>
+        <w:rPr>
+          <w:rFonts w:asciiTheme="majorBidi" w:hAnsiTheme="majorBidi" w:cstheme="majorBidi"/>
+          <w:i w:val="0"/>
+          <w:iCs w:val="0"/>
+          <w:color w:val="000000" w:themeColor="text1"/>
+          <w:sz w:val="24"/>
+          <w:szCs w:val="24"/>
+        </w:rPr>
         <w:t>), representing the interval from waveform onset to peak systole; systolic decline time (</w:t>
       </w:r>
       <w:proofErr w:type="spellStart"/>
       <w:r>
+        <w:rPr>
+          <w:rFonts w:asciiTheme="majorBidi" w:hAnsiTheme="majorBidi" w:cstheme="majorBidi"/>
+          <w:i w:val="0"/>
+          <w:iCs w:val="0"/>
+          <w:color w:val="000000" w:themeColor="text1"/>
+          <w:sz w:val="24"/>
+          <w:szCs w:val="24"/>
+        </w:rPr>
         <w:t>t_sys_dec</w:t>
       </w:r>
       <w:proofErr w:type="spellEnd"/>
       <w:r>
+        <w:rPr>
+          <w:rFonts w:asciiTheme="majorBidi" w:hAnsiTheme="majorBidi" w:cstheme="majorBidi"/>
+          <w:i w:val="0"/>
+          <w:iCs w:val="0"/>
+          <w:color w:val="000000" w:themeColor="text1"/>
+          <w:sz w:val="24"/>
+          <w:szCs w:val="24"/>
+        </w:rPr>
         <w:t>), representing the interval from peak systole to the inflection point; and diastolic duration (</w:t>
       </w:r>
       <w:proofErr w:type="spellStart"/>
       <w:r>
+        <w:rPr>
+          <w:rFonts w:asciiTheme="majorBidi" w:hAnsiTheme="majorBidi" w:cstheme="majorBidi"/>
+          <w:i w:val="0"/>
+          <w:iCs w:val="0"/>
+          <w:color w:val="000000" w:themeColor="text1"/>
+          <w:sz w:val="24"/>
+          <w:szCs w:val="24"/>
+        </w:rPr>
         <w:t>t_dia</w:t>
       </w:r>
       <w:proofErr w:type="spellEnd"/>
       <w:r>
+        <w:rPr>
+          <w:rFonts w:asciiTheme="majorBidi" w:hAnsiTheme="majorBidi" w:cstheme="majorBidi"/>
+          <w:i w:val="0"/>
+          <w:iCs w:val="0"/>
+          <w:color w:val="000000" w:themeColor="text1"/>
+          <w:sz w:val="24"/>
+          <w:szCs w:val="24"/>
+        </w:rPr>
         <w:t>), representing the interval from the inflection point to the end of the pulse. Morphological features include the systolic slope (</w:t>
       </w:r>
       <w:proofErr w:type="spellStart"/>
       <w:r>
+        <w:rPr>
+          <w:rFonts w:asciiTheme="majorBidi" w:hAnsiTheme="majorBidi" w:cstheme="majorBidi"/>
+          <w:i w:val="0"/>
+          <w:iCs w:val="0"/>
+          <w:color w:val="000000" w:themeColor="text1"/>
+          <w:sz w:val="24"/>
+          <w:szCs w:val="24"/>
+        </w:rPr>
         <w:t>slope_sys</w:t>
       </w:r>
       <w:proofErr w:type="spellEnd"/>
       <w:r>
+        <w:rPr>
+          <w:rFonts w:asciiTheme="majorBidi" w:hAnsiTheme="majorBidi" w:cstheme="majorBidi"/>
+          <w:i w:val="0"/>
+          <w:iCs w:val="0"/>
+          <w:color w:val="000000" w:themeColor="text1"/>
+          <w:sz w:val="24"/>
+          <w:szCs w:val="24"/>
+        </w:rPr>
         <w:t>), indicating the rate of pressure increase during systole, and the diastolic slope (</w:t>
       </w:r>
       <w:proofErr w:type="spellStart"/>
       <w:r>
+        <w:rPr>
+          <w:rFonts w:asciiTheme="majorBidi" w:hAnsiTheme="majorBidi" w:cstheme="majorBidi"/>
+          <w:i w:val="0"/>
+          <w:iCs w:val="0"/>
+          <w:color w:val="000000" w:themeColor="text1"/>
+          <w:sz w:val="24"/>
+          <w:szCs w:val="24"/>
+        </w:rPr>
         <w:t>slope_dia</w:t>
       </w:r>
       <w:proofErr w:type="spellEnd"/>
       <w:r>
-        <w:t>), indicating the rate of pressure decay during diastole. The pulse area (PA) represents the total area under the waveform over one cardiac cycle.</w:t>
+        <w:rPr>
+          <w:rFonts w:asciiTheme="majorBidi" w:hAnsiTheme="majorBidi" w:cstheme="majorBidi"/>
+          <w:i w:val="0"/>
+          <w:iCs w:val="0"/>
+          <w:color w:val="000000" w:themeColor="text1"/>
+          <w:sz w:val="24"/>
+          <w:szCs w:val="24"/>
+        </w:rPr>
+        <w:t xml:space="preserve">), indicating the rate of pressure decay during diastole. The pulse area (PA) represents the total area under the waveform over one cardiac </w:t>
       </w:r>
+      <w:proofErr w:type="gramStart"/>
+      <w:r>
+        <w:rPr>
+          <w:rFonts w:asciiTheme="majorBidi" w:hAnsiTheme="majorBidi" w:cstheme="majorBidi"/>
+          <w:i w:val="0"/>
+          <w:iCs w:val="0"/>
+          <w:color w:val="000000" w:themeColor="text1"/>
+          <w:sz w:val="24"/>
+          <w:szCs w:val="24"/>
+        </w:rPr>
+        <w:t>cycle..</w:t>
+      </w:r>
+      <w:proofErr w:type="gramEnd"/>
     </w:p>
     <w:p>
       <w:pPr>
         <w:bidi w:val="0"/>
         <w:rPr>
-          <w:i/>
-          <w:iCs/>
-          <w:color w:val="0E2841" w:themeColor="text2"/>
+          <w:rFonts w:asciiTheme="majorBidi" w:hAnsiTheme="majorBidi" w:cstheme="majorBidi"/>
+          <w:color w:val="000000" w:themeColor="text1"/>
           <w:kern w:val="0"/>
-          <w:sz w:val="18"/>
-          <w:szCs w:val="18"/>
           <w14:ligatures w14:val="none"/>
         </w:rPr>
       </w:pPr>
       <w:r>
+        <w:rPr>
+          <w:rFonts w:asciiTheme="majorBidi" w:hAnsiTheme="majorBidi" w:cstheme="majorBidi"/>
+          <w:color w:val="000000" w:themeColor="text1"/>
+        </w:rPr>
         <w:br w:type="page"/>
       </w:r>
     </w:p>
@@ -205,117 +367,118 @@
       <w:pPr>
         <w:pStyle w:val="aa"/>
         <w:jc w:val="both"/>
+        <w:rPr>
+          <w:rFonts w:asciiTheme="majorBidi" w:hAnsiTheme="majorBidi" w:cstheme="majorBidi"/>
+          <w:i w:val="0"/>
+          <w:iCs w:val="0"/>
+          <w:color w:val="000000" w:themeColor="text1"/>
+          <w:sz w:val="24"/>
+          <w:szCs w:val="24"/>
+        </w:rPr>
       </w:pPr>
       <w:r>
         <w:rPr>
+          <w:rFonts w:asciiTheme="majorBidi" w:hAnsiTheme="majorBidi" w:cstheme="majorBidi"/>
           <w:b/>
           <w:bCs/>
+          <w:i w:val="0"/>
+          <w:iCs w:val="0"/>
+          <w:color w:val="000000" w:themeColor="text1"/>
+          <w:sz w:val="24"/>
+          <w:szCs w:val="24"/>
         </w:rPr>
         <w:lastRenderedPageBreak/>
         <w:t xml:space="preserve">Table </w:t>
       </w:r>
       <w:r>
         <w:rPr>
+          <w:rFonts w:asciiTheme="majorBidi" w:hAnsiTheme="majorBidi" w:cstheme="majorBidi"/>
           <w:b/>
           <w:bCs/>
+          <w:i w:val="0"/>
+          <w:iCs w:val="0"/>
+          <w:color w:val="000000" w:themeColor="text1"/>
+          <w:sz w:val="24"/>
+          <w:szCs w:val="24"/>
         </w:rPr>
         <w:fldChar w:fldCharType="begin"/>
       </w:r>
       <w:r>
         <w:rPr>
+          <w:rFonts w:asciiTheme="majorBidi" w:hAnsiTheme="majorBidi" w:cstheme="majorBidi"/>
           <w:b/>
           <w:bCs/>
+          <w:i w:val="0"/>
+          <w:iCs w:val="0"/>
+          <w:color w:val="000000" w:themeColor="text1"/>
+          <w:sz w:val="24"/>
+          <w:szCs w:val="24"/>
         </w:rPr>
         <w:instrText xml:space="preserve"> SEQ Table \* ARABIC \s 1 </w:instrText>
       </w:r>
       <w:r>
         <w:rPr>
+          <w:rFonts w:asciiTheme="majorBidi" w:hAnsiTheme="majorBidi" w:cstheme="majorBidi"/>
           <w:b/>
           <w:bCs/>
+          <w:i w:val="0"/>
+          <w:iCs w:val="0"/>
+          <w:color w:val="000000" w:themeColor="text1"/>
+          <w:sz w:val="24"/>
+          <w:szCs w:val="24"/>
         </w:rPr>
         <w:fldChar w:fldCharType="separate"/>
       </w:r>
       <w:r>
         <w:rPr>
+          <w:rFonts w:asciiTheme="majorBidi" w:hAnsiTheme="majorBidi" w:cstheme="majorBidi"/>
           <w:b/>
           <w:bCs/>
+          <w:i w:val="0"/>
+          <w:iCs w:val="0"/>
           <w:noProof/>
+          <w:color w:val="000000" w:themeColor="text1"/>
+          <w:sz w:val="24"/>
+          <w:szCs w:val="24"/>
         </w:rPr>
         <w:t>1</w:t>
       </w:r>
       <w:r>
         <w:rPr>
+          <w:rFonts w:asciiTheme="majorBidi" w:hAnsiTheme="majorBidi" w:cstheme="majorBidi"/>
           <w:b/>
           <w:bCs/>
+          <w:i w:val="0"/>
+          <w:iCs w:val="0"/>
+          <w:color w:val="000000" w:themeColor="text1"/>
+          <w:sz w:val="24"/>
+          <w:szCs w:val="24"/>
         </w:rPr>
         <w:fldChar w:fldCharType="end"/>
       </w:r>
       <w:r>
         <w:rPr>
+          <w:rFonts w:asciiTheme="majorBidi" w:hAnsiTheme="majorBidi" w:cstheme="majorBidi"/>
           <w:b/>
           <w:bCs/>
+          <w:i w:val="0"/>
+          <w:iCs w:val="0"/>
+          <w:color w:val="000000" w:themeColor="text1"/>
+          <w:sz w:val="24"/>
+          <w:szCs w:val="24"/>
         </w:rPr>
         <w:t>. Summary of arterial pressure waveform extraction.</w:t>
       </w:r>
       <w:r>
-        <w:t xml:space="preserve"> We used a </w:t>
-      </w:r>
-      <w:r>
-        <w:t xml:space="preserve">t-test </w:t>
-      </w:r>
-      <w:r>
-        <w:t>to</w:t>
-      </w:r>
-      <w:r>
-        <w:t xml:space="preserve"> compar</w:t>
-      </w:r>
-      <w:r>
-        <w:t>e</w:t>
-      </w:r>
-      <w:r>
-        <w:t xml:space="preserve"> pre</w:t>
-      </w:r>
-      <w:r>
-        <w:t>-</w:t>
-      </w:r>
-      <w:r>
-        <w:t xml:space="preserve"> </w:t>
-      </w:r>
-      <w:r>
-        <w:t>vs.</w:t>
-      </w:r>
-      <w:r>
-        <w:t xml:space="preserve"> post</w:t>
-      </w:r>
-      <w:r>
-        <w:t>-</w:t>
-      </w:r>
-      <w:r>
-        <w:t>boosting mean arterial pressures (MAP) and heart rate (HR)</w:t>
-      </w:r>
-      <w:r>
-        <w:t xml:space="preserve"> in the 10% and 20% hemorrhage groups.</w:t>
-      </w:r>
-      <w:r>
-        <w:t xml:space="preserve"> By boosting the number of waveforms, </w:t>
-      </w:r>
-      <w:r>
-        <w:t>only</w:t>
-      </w:r>
-      <w:r>
-        <w:t xml:space="preserve"> HR </w:t>
-      </w:r>
-      <w:r>
-        <w:t>was slightly higher in the boosted data set within the</w:t>
-      </w:r>
-      <w:r>
-        <w:t xml:space="preserve"> 20% hemorrhage</w:t>
-      </w:r>
-      <w:r>
-        <w:t xml:space="preserve"> group (p=0.027)</w:t>
-      </w:r>
-      <w:r>
-        <w:t>.</w:t>
+        <w:rPr>
+          <w:rFonts w:asciiTheme="majorBidi" w:hAnsiTheme="majorBidi" w:cstheme="majorBidi"/>
+          <w:i w:val="0"/>
+          <w:iCs w:val="0"/>
+          <w:color w:val="000000" w:themeColor="text1"/>
+          <w:sz w:val="24"/>
+          <w:szCs w:val="24"/>
+        </w:rPr>
+        <w:t xml:space="preserve"> We used a t-test to compare pre- vs. post-boosting mean arterial pressures (MAP) and heart rate (HR) in the 10% and 20% hemorrhage groups. By boosting the number of waveforms, only HR was slightly higher in the boosted data set within the 20% hemorrhage group (p=0.027).</w:t>
       </w:r>
     </w:p>
     <w:tbl>
@@ -363,8 +526,10 @@
               <w:jc w:val="both"/>
               <w:rPr>
                 <w:rFonts w:asciiTheme="majorBidi" w:hAnsiTheme="majorBidi"/>
-                <w:sz w:val="18"/>
-                <w:szCs w:val="16"/>
+                <w:i w:val="0"/>
+                <w:iCs w:val="0"/>
+                <w:color w:val="000000" w:themeColor="text1"/>
+                <w:sz w:val="24"/>
               </w:rPr>
             </w:pPr>
           </w:p>
@@ -386,8 +551,10 @@
                 <w:rFonts w:asciiTheme="majorBidi" w:hAnsiTheme="majorBidi"/>
                 <w:b/>
                 <w:bCs/>
-                <w:sz w:val="18"/>
-                <w:szCs w:val="16"/>
+                <w:i w:val="0"/>
+                <w:iCs w:val="0"/>
+                <w:color w:val="000000" w:themeColor="text1"/>
+                <w:sz w:val="24"/>
               </w:rPr>
             </w:pPr>
             <w:r>
@@ -395,10 +562,12 @@
                 <w:rFonts w:asciiTheme="majorBidi" w:hAnsiTheme="majorBidi"/>
                 <w:b/>
                 <w:bCs/>
-                <w:sz w:val="18"/>
-                <w:szCs w:val="16"/>
-              </w:rPr>
-              <w:t>Hemorrhage Levels</w:t>
+                <w:i w:val="0"/>
+                <w:iCs w:val="0"/>
+                <w:color w:val="000000" w:themeColor="text1"/>
+                <w:sz w:val="24"/>
+              </w:rPr>
+              <w:t>Total Hemorrhage (by volume)</w:t>
             </w:r>
           </w:p>
         </w:tc>
@@ -409,12 +578,6 @@
             <w:cnfStyle w:val="001000000000" w:firstRow="0" w:lastRow="0" w:firstColumn="1" w:lastColumn="0" w:oddVBand="0" w:evenVBand="0" w:oddHBand="0" w:evenHBand="0" w:firstRowFirstColumn="0" w:firstRowLastColumn="0" w:lastRowFirstColumn="0" w:lastRowLastColumn="0"/>
             <w:tcW w:w="876" w:type="pct"/>
             <w:vMerge/>
-            <w:tcBorders>
-              <w:top w:val="nil"/>
-              <w:left w:val="nil"/>
-              <w:bottom w:val="single" w:sz="4" w:space="0" w:color="auto"/>
-              <w:right w:val="single" w:sz="4" w:space="0" w:color="auto"/>
-            </w:tcBorders>
             <w:vAlign w:val="center"/>
           </w:tcPr>
           <w:p>
@@ -422,8 +585,10 @@
               <w:jc w:val="both"/>
               <w:rPr>
                 <w:rFonts w:asciiTheme="majorBidi" w:hAnsiTheme="majorBidi"/>
-                <w:sz w:val="18"/>
-                <w:szCs w:val="16"/>
+                <w:i w:val="0"/>
+                <w:iCs w:val="0"/>
+                <w:color w:val="000000" w:themeColor="text1"/>
+                <w:sz w:val="24"/>
               </w:rPr>
             </w:pPr>
           </w:p>
@@ -444,8 +609,7 @@
                 <w:rFonts w:asciiTheme="majorBidi" w:hAnsiTheme="majorBidi" w:cstheme="majorBidi"/>
                 <w:b/>
                 <w:bCs/>
-                <w:sz w:val="18"/>
-                <w:szCs w:val="16"/>
+                <w:color w:val="000000" w:themeColor="text1"/>
               </w:rPr>
             </w:pPr>
             <w:r>
@@ -453,8 +617,7 @@
                 <w:rFonts w:asciiTheme="majorBidi" w:hAnsiTheme="majorBidi" w:cstheme="majorBidi"/>
                 <w:b/>
                 <w:bCs/>
-                <w:sz w:val="18"/>
-                <w:szCs w:val="16"/>
+                <w:color w:val="000000" w:themeColor="text1"/>
               </w:rPr>
               <w:t>0%</w:t>
             </w:r>
@@ -474,8 +637,7 @@
                 <w:rFonts w:asciiTheme="majorBidi" w:hAnsiTheme="majorBidi" w:cstheme="majorBidi"/>
                 <w:b/>
                 <w:bCs/>
-                <w:sz w:val="18"/>
-                <w:szCs w:val="16"/>
+                <w:color w:val="000000" w:themeColor="text1"/>
               </w:rPr>
             </w:pPr>
             <w:r>
@@ -483,8 +645,7 @@
                 <w:rFonts w:asciiTheme="majorBidi" w:hAnsiTheme="majorBidi" w:cstheme="majorBidi"/>
                 <w:b/>
                 <w:bCs/>
-                <w:sz w:val="18"/>
-                <w:szCs w:val="16"/>
+                <w:color w:val="000000" w:themeColor="text1"/>
               </w:rPr>
               <w:t>10%</w:t>
             </w:r>
@@ -504,8 +665,7 @@
                 <w:rFonts w:asciiTheme="majorBidi" w:hAnsiTheme="majorBidi" w:cstheme="majorBidi"/>
                 <w:b/>
                 <w:bCs/>
-                <w:sz w:val="18"/>
-                <w:szCs w:val="16"/>
+                <w:color w:val="000000" w:themeColor="text1"/>
               </w:rPr>
             </w:pPr>
             <w:r>
@@ -513,8 +673,7 @@
                 <w:rFonts w:asciiTheme="majorBidi" w:hAnsiTheme="majorBidi" w:cstheme="majorBidi"/>
                 <w:b/>
                 <w:bCs/>
-                <w:sz w:val="18"/>
-                <w:szCs w:val="16"/>
+                <w:color w:val="000000" w:themeColor="text1"/>
               </w:rPr>
               <w:t>20%</w:t>
             </w:r>
@@ -533,8 +692,7 @@
                 <w:rFonts w:asciiTheme="majorBidi" w:hAnsiTheme="majorBidi" w:cstheme="majorBidi"/>
                 <w:b/>
                 <w:bCs/>
-                <w:sz w:val="18"/>
-                <w:szCs w:val="16"/>
+                <w:color w:val="000000" w:themeColor="text1"/>
               </w:rPr>
             </w:pPr>
             <w:r>
@@ -542,10 +700,188 @@
                 <w:rFonts w:asciiTheme="majorBidi" w:hAnsiTheme="majorBidi" w:cstheme="majorBidi"/>
                 <w:b/>
                 <w:bCs/>
-                <w:sz w:val="18"/>
-                <w:szCs w:val="16"/>
+                <w:color w:val="000000" w:themeColor="text1"/>
               </w:rPr>
               <w:t>30%</w:t>
+            </w:r>
+          </w:p>
+        </w:tc>
+      </w:tr>
+      <w:tr>
+        <w:trPr>
+          <w:trHeight w:val="300"/>
+        </w:trPr>
+        <w:tc>
+          <w:tcPr>
+            <w:cnfStyle w:val="001000000000" w:firstRow="0" w:lastRow="0" w:firstColumn="1" w:lastColumn="0" w:oddVBand="0" w:evenVBand="0" w:oddHBand="0" w:evenHBand="0" w:firstRowFirstColumn="0" w:firstRowLastColumn="0" w:lastRowFirstColumn="0" w:lastRowLastColumn="0"/>
+            <w:tcW w:w="1043" w:type="dxa"/>
+            <w:tcBorders>
+              <w:top w:val="single" w:sz="4" w:space="0" w:color="auto"/>
+            </w:tcBorders>
+            <w:vAlign w:val="center"/>
+          </w:tcPr>
+          <w:p>
+            <w:pPr>
+              <w:jc w:val="both"/>
+              <w:rPr>
+                <w:rFonts w:asciiTheme="majorBidi" w:hAnsiTheme="majorBidi"/>
+                <w:b/>
+                <w:bCs/>
+                <w:i w:val="0"/>
+                <w:iCs w:val="0"/>
+                <w:color w:val="000000" w:themeColor="text1"/>
+                <w:sz w:val="24"/>
+              </w:rPr>
+            </w:pPr>
+            <w:r>
+              <w:rPr>
+                <w:rFonts w:asciiTheme="majorBidi" w:hAnsiTheme="majorBidi"/>
+                <w:b/>
+                <w:bCs/>
+                <w:i w:val="0"/>
+                <w:iCs w:val="0"/>
+                <w:color w:val="000000" w:themeColor="text1"/>
+                <w:sz w:val="24"/>
+              </w:rPr>
+              <w:t>Hemorrhage rate</w:t>
+            </w:r>
+          </w:p>
+        </w:tc>
+        <w:tc>
+          <w:tcPr>
+            <w:cnfStyle w:val="000010000000" w:firstRow="0" w:lastRow="0" w:firstColumn="0" w:lastColumn="0" w:oddVBand="1" w:evenVBand="0" w:oddHBand="0" w:evenHBand="0" w:firstRowFirstColumn="0" w:firstRowLastColumn="0" w:lastRowFirstColumn="0" w:lastRowLastColumn="0"/>
+            <w:tcW w:w="808" w:type="dxa"/>
+            <w:vAlign w:val="center"/>
+          </w:tcPr>
+          <w:p>
+            <w:pPr>
+              <w:jc w:val="both"/>
+              <w:rPr>
+                <w:rFonts w:asciiTheme="majorBidi" w:hAnsiTheme="majorBidi" w:cstheme="majorBidi"/>
+                <w:color w:val="000000" w:themeColor="text1"/>
+              </w:rPr>
+            </w:pPr>
+            <w:r>
+              <w:rPr>
+                <w:rFonts w:asciiTheme="majorBidi" w:hAnsiTheme="majorBidi" w:cstheme="majorBidi"/>
+                <w:color w:val="000000" w:themeColor="text1"/>
+              </w:rPr>
+              <w:t>N/A</w:t>
+            </w:r>
+          </w:p>
+        </w:tc>
+        <w:tc>
+          <w:tcPr>
+            <w:tcW w:w="808" w:type="dxa"/>
+            <w:vAlign w:val="center"/>
+          </w:tcPr>
+          <w:p>
+            <w:pPr>
+              <w:jc w:val="both"/>
+              <w:cnfStyle w:val="000000000000" w:firstRow="0" w:lastRow="0" w:firstColumn="0" w:lastColumn="0" w:oddVBand="0" w:evenVBand="0" w:oddHBand="0" w:evenHBand="0" w:firstRowFirstColumn="0" w:firstRowLastColumn="0" w:lastRowFirstColumn="0" w:lastRowLastColumn="0"/>
+              <w:rPr>
+                <w:rFonts w:asciiTheme="majorBidi" w:hAnsiTheme="majorBidi" w:cstheme="majorBidi"/>
+                <w:color w:val="000000" w:themeColor="text1"/>
+              </w:rPr>
+            </w:pPr>
+            <w:r>
+              <w:rPr>
+                <w:rFonts w:asciiTheme="majorBidi" w:hAnsiTheme="majorBidi" w:cstheme="majorBidi"/>
+                <w:color w:val="000000" w:themeColor="text1"/>
+              </w:rPr>
+              <w:t>0.33%/ min</w:t>
+            </w:r>
+          </w:p>
+        </w:tc>
+        <w:tc>
+          <w:tcPr>
+            <w:cnfStyle w:val="000010000000" w:firstRow="0" w:lastRow="0" w:firstColumn="0" w:lastColumn="0" w:oddVBand="1" w:evenVBand="0" w:oddHBand="0" w:evenHBand="0" w:firstRowFirstColumn="0" w:firstRowLastColumn="0" w:lastRowFirstColumn="0" w:lastRowLastColumn="0"/>
+            <w:tcW w:w="808" w:type="dxa"/>
+            <w:vAlign w:val="center"/>
+          </w:tcPr>
+          <w:p>
+            <w:pPr>
+              <w:jc w:val="both"/>
+              <w:rPr>
+                <w:rFonts w:asciiTheme="majorBidi" w:hAnsiTheme="majorBidi" w:cstheme="majorBidi"/>
+                <w:color w:val="000000" w:themeColor="text1"/>
+              </w:rPr>
+            </w:pPr>
+            <w:r>
+              <w:rPr>
+                <w:rFonts w:asciiTheme="majorBidi" w:hAnsiTheme="majorBidi" w:cstheme="majorBidi"/>
+                <w:color w:val="000000" w:themeColor="text1"/>
+              </w:rPr>
+              <w:t>0.33-1%/min</w:t>
+            </w:r>
+          </w:p>
+        </w:tc>
+        <w:tc>
+          <w:tcPr>
+            <w:tcW w:w="808" w:type="dxa"/>
+            <w:vAlign w:val="center"/>
+          </w:tcPr>
+          <w:p>
+            <w:pPr>
+              <w:jc w:val="both"/>
+              <w:cnfStyle w:val="000000000000" w:firstRow="0" w:lastRow="0" w:firstColumn="0" w:lastColumn="0" w:oddVBand="0" w:evenVBand="0" w:oddHBand="0" w:evenHBand="0" w:firstRowFirstColumn="0" w:firstRowLastColumn="0" w:lastRowFirstColumn="0" w:lastRowLastColumn="0"/>
+              <w:rPr>
+                <w:rFonts w:asciiTheme="majorBidi" w:hAnsiTheme="majorBidi" w:cstheme="majorBidi"/>
+                <w:color w:val="000000" w:themeColor="text1"/>
+              </w:rPr>
+            </w:pPr>
+            <w:r>
+              <w:rPr>
+                <w:rFonts w:asciiTheme="majorBidi" w:hAnsiTheme="majorBidi" w:cstheme="majorBidi"/>
+                <w:color w:val="000000" w:themeColor="text1"/>
+              </w:rPr>
+              <w:t>0.67%/min</w:t>
+            </w:r>
+          </w:p>
+        </w:tc>
+        <w:tc>
+          <w:tcPr>
+            <w:cnfStyle w:val="000010000000" w:firstRow="0" w:lastRow="0" w:firstColumn="0" w:lastColumn="0" w:oddVBand="1" w:evenVBand="0" w:oddHBand="0" w:evenHBand="0" w:firstRowFirstColumn="0" w:firstRowLastColumn="0" w:lastRowFirstColumn="0" w:lastRowLastColumn="0"/>
+            <w:tcW w:w="808" w:type="dxa"/>
+            <w:vAlign w:val="center"/>
+          </w:tcPr>
+          <w:p>
+            <w:pPr>
+              <w:jc w:val="both"/>
+              <w:rPr>
+                <w:rFonts w:asciiTheme="majorBidi" w:hAnsiTheme="majorBidi" w:cstheme="majorBidi"/>
+                <w:color w:val="000000" w:themeColor="text1"/>
+              </w:rPr>
+            </w:pPr>
+            <w:r>
+              <w:rPr>
+                <w:rFonts w:asciiTheme="majorBidi" w:hAnsiTheme="majorBidi" w:cstheme="majorBidi"/>
+                <w:color w:val="000000" w:themeColor="text1"/>
+              </w:rPr>
+              <w:t>0.67-1%/min</w:t>
+            </w:r>
+          </w:p>
+        </w:tc>
+        <w:tc>
+          <w:tcPr>
+            <w:tcW w:w="808" w:type="dxa"/>
+            <w:vAlign w:val="center"/>
+          </w:tcPr>
+          <w:p>
+            <w:pPr>
+              <w:jc w:val="both"/>
+              <w:cnfStyle w:val="000000000000" w:firstRow="0" w:lastRow="0" w:firstColumn="0" w:lastColumn="0" w:oddVBand="0" w:evenVBand="0" w:oddHBand="0" w:evenHBand="0" w:firstRowFirstColumn="0" w:firstRowLastColumn="0" w:lastRowFirstColumn="0" w:lastRowLastColumn="0"/>
+              <w:rPr>
+                <w:rFonts w:asciiTheme="majorBidi" w:hAnsiTheme="majorBidi" w:cstheme="majorBidi"/>
+                <w:color w:val="000000" w:themeColor="text1"/>
+              </w:rPr>
+            </w:pPr>
+            <w:r>
+              <w:rPr>
+                <w:rFonts w:asciiTheme="majorBidi" w:hAnsiTheme="majorBidi" w:cstheme="majorBidi"/>
+                <w:color w:val="000000" w:themeColor="text1"/>
+              </w:rPr>
+              <w:t>1%/min</w:t>
             </w:r>
           </w:p>
         </w:tc>
@@ -567,8 +903,10 @@
                 <w:rFonts w:asciiTheme="majorBidi" w:hAnsiTheme="majorBidi"/>
                 <w:b/>
                 <w:bCs/>
-                <w:sz w:val="18"/>
-                <w:szCs w:val="16"/>
+                <w:i w:val="0"/>
+                <w:iCs w:val="0"/>
+                <w:color w:val="000000" w:themeColor="text1"/>
+                <w:sz w:val="24"/>
               </w:rPr>
             </w:pPr>
             <w:r>
@@ -576,8 +914,10 @@
                 <w:rFonts w:asciiTheme="majorBidi" w:hAnsiTheme="majorBidi"/>
                 <w:b/>
                 <w:bCs/>
-                <w:sz w:val="18"/>
-                <w:szCs w:val="16"/>
+                <w:i w:val="0"/>
+                <w:iCs w:val="0"/>
+                <w:color w:val="000000" w:themeColor="text1"/>
+                <w:sz w:val="24"/>
               </w:rPr>
               <w:t># of Waveforms</w:t>
             </w:r>
@@ -594,15 +934,13 @@
               <w:jc w:val="both"/>
               <w:rPr>
                 <w:rFonts w:asciiTheme="majorBidi" w:hAnsiTheme="majorBidi" w:cstheme="majorBidi"/>
-                <w:sz w:val="18"/>
-                <w:szCs w:val="16"/>
+                <w:color w:val="000000" w:themeColor="text1"/>
               </w:rPr>
             </w:pPr>
             <w:r>
               <w:rPr>
                 <w:rFonts w:asciiTheme="majorBidi" w:hAnsiTheme="majorBidi" w:cstheme="majorBidi"/>
-                <w:sz w:val="18"/>
-                <w:szCs w:val="16"/>
+                <w:color w:val="000000" w:themeColor="text1"/>
               </w:rPr>
               <w:t>N=5361</w:t>
             </w:r>
@@ -619,15 +957,13 @@
               <w:cnfStyle w:val="000000000000" w:firstRow="0" w:lastRow="0" w:firstColumn="0" w:lastColumn="0" w:oddVBand="0" w:evenVBand="0" w:oddHBand="0" w:evenHBand="0" w:firstRowFirstColumn="0" w:firstRowLastColumn="0" w:lastRowFirstColumn="0" w:lastRowLastColumn="0"/>
               <w:rPr>
                 <w:rFonts w:asciiTheme="majorBidi" w:hAnsiTheme="majorBidi" w:cstheme="majorBidi"/>
-                <w:sz w:val="18"/>
-                <w:szCs w:val="16"/>
+                <w:color w:val="000000" w:themeColor="text1"/>
               </w:rPr>
             </w:pPr>
             <w:r>
               <w:rPr>
                 <w:rFonts w:asciiTheme="majorBidi" w:hAnsiTheme="majorBidi" w:cstheme="majorBidi"/>
-                <w:sz w:val="18"/>
-                <w:szCs w:val="16"/>
+                <w:color w:val="000000" w:themeColor="text1"/>
               </w:rPr>
               <w:t>N=1595</w:t>
             </w:r>
@@ -644,15 +980,13 @@
               <w:jc w:val="both"/>
               <w:rPr>
                 <w:rFonts w:asciiTheme="majorBidi" w:hAnsiTheme="majorBidi" w:cstheme="majorBidi"/>
-                <w:sz w:val="18"/>
-                <w:szCs w:val="16"/>
+                <w:color w:val="000000" w:themeColor="text1"/>
               </w:rPr>
             </w:pPr>
             <w:r>
               <w:rPr>
                 <w:rFonts w:asciiTheme="majorBidi" w:hAnsiTheme="majorBidi" w:cstheme="majorBidi"/>
-                <w:sz w:val="18"/>
-                <w:szCs w:val="16"/>
+                <w:color w:val="000000" w:themeColor="text1"/>
               </w:rPr>
               <w:t>N=5491</w:t>
             </w:r>
@@ -669,15 +1003,13 @@
               <w:cnfStyle w:val="000000000000" w:firstRow="0" w:lastRow="0" w:firstColumn="0" w:lastColumn="0" w:oddVBand="0" w:evenVBand="0" w:oddHBand="0" w:evenHBand="0" w:firstRowFirstColumn="0" w:firstRowLastColumn="0" w:lastRowFirstColumn="0" w:lastRowLastColumn="0"/>
               <w:rPr>
                 <w:rFonts w:asciiTheme="majorBidi" w:hAnsiTheme="majorBidi" w:cstheme="majorBidi"/>
-                <w:sz w:val="18"/>
-                <w:szCs w:val="16"/>
+                <w:color w:val="000000" w:themeColor="text1"/>
               </w:rPr>
             </w:pPr>
             <w:r>
               <w:rPr>
                 <w:rFonts w:asciiTheme="majorBidi" w:hAnsiTheme="majorBidi" w:cstheme="majorBidi"/>
-                <w:sz w:val="18"/>
-                <w:szCs w:val="16"/>
+                <w:color w:val="000000" w:themeColor="text1"/>
               </w:rPr>
               <w:t>N=1672</w:t>
             </w:r>
@@ -694,15 +1026,13 @@
               <w:jc w:val="both"/>
               <w:rPr>
                 <w:rFonts w:asciiTheme="majorBidi" w:hAnsiTheme="majorBidi" w:cstheme="majorBidi"/>
-                <w:sz w:val="18"/>
-                <w:szCs w:val="16"/>
+                <w:color w:val="000000" w:themeColor="text1"/>
               </w:rPr>
             </w:pPr>
             <w:r>
               <w:rPr>
                 <w:rFonts w:asciiTheme="majorBidi" w:hAnsiTheme="majorBidi" w:cstheme="majorBidi"/>
-                <w:sz w:val="18"/>
-                <w:szCs w:val="16"/>
+                <w:color w:val="000000" w:themeColor="text1"/>
               </w:rPr>
               <w:t>N=3915</w:t>
             </w:r>
@@ -719,15 +1049,13 @@
               <w:cnfStyle w:val="000000000000" w:firstRow="0" w:lastRow="0" w:firstColumn="0" w:lastColumn="0" w:oddVBand="0" w:evenVBand="0" w:oddHBand="0" w:evenHBand="0" w:firstRowFirstColumn="0" w:firstRowLastColumn="0" w:lastRowFirstColumn="0" w:lastRowLastColumn="0"/>
               <w:rPr>
                 <w:rFonts w:asciiTheme="majorBidi" w:hAnsiTheme="majorBidi" w:cstheme="majorBidi"/>
-                <w:sz w:val="18"/>
-                <w:szCs w:val="16"/>
+                <w:color w:val="000000" w:themeColor="text1"/>
               </w:rPr>
             </w:pPr>
             <w:r>
               <w:rPr>
                 <w:rFonts w:asciiTheme="majorBidi" w:hAnsiTheme="majorBidi" w:cstheme="majorBidi"/>
-                <w:sz w:val="18"/>
-                <w:szCs w:val="16"/>
+                <w:color w:val="000000" w:themeColor="text1"/>
               </w:rPr>
               <w:t>N=2223</w:t>
             </w:r>
@@ -748,8 +1076,10 @@
                 <w:rFonts w:asciiTheme="majorBidi" w:hAnsiTheme="majorBidi"/>
                 <w:b/>
                 <w:bCs/>
-                <w:sz w:val="18"/>
-                <w:szCs w:val="16"/>
+                <w:i w:val="0"/>
+                <w:iCs w:val="0"/>
+                <w:color w:val="000000" w:themeColor="text1"/>
+                <w:sz w:val="24"/>
               </w:rPr>
             </w:pPr>
             <w:r>
@@ -757,8 +1087,10 @@
                 <w:rFonts w:asciiTheme="majorBidi" w:hAnsiTheme="majorBidi"/>
                 <w:b/>
                 <w:bCs/>
-                <w:sz w:val="18"/>
-                <w:szCs w:val="16"/>
+                <w:i w:val="0"/>
+                <w:iCs w:val="0"/>
+                <w:color w:val="000000" w:themeColor="text1"/>
+                <w:sz w:val="24"/>
               </w:rPr>
               <w:t>MAP (mmHg)</w:t>
             </w:r>
@@ -775,31 +1107,27 @@
               <w:jc w:val="both"/>
               <w:rPr>
                 <w:rFonts w:asciiTheme="majorBidi" w:hAnsiTheme="majorBidi" w:cstheme="majorBidi"/>
-                <w:sz w:val="18"/>
-                <w:szCs w:val="16"/>
+                <w:color w:val="000000" w:themeColor="text1"/>
               </w:rPr>
             </w:pPr>
             <w:r>
               <w:rPr>
                 <w:rFonts w:asciiTheme="majorBidi" w:hAnsiTheme="majorBidi" w:cstheme="majorBidi"/>
-                <w:sz w:val="18"/>
-                <w:szCs w:val="16"/>
+                <w:color w:val="000000" w:themeColor="text1"/>
               </w:rPr>
               <w:t xml:space="preserve">59 </w:t>
             </w:r>
             <w:r>
               <w:rPr>
                 <w:rFonts w:asciiTheme="majorBidi" w:eastAsia="Symbol" w:hAnsiTheme="majorBidi" w:cstheme="majorBidi"/>
-                <w:sz w:val="18"/>
-                <w:szCs w:val="16"/>
+                <w:color w:val="000000" w:themeColor="text1"/>
               </w:rPr>
               <w:t>±</w:t>
             </w:r>
             <w:r>
               <w:rPr>
                 <w:rFonts w:asciiTheme="majorBidi" w:hAnsiTheme="majorBidi" w:cstheme="majorBidi"/>
-                <w:sz w:val="18"/>
-                <w:szCs w:val="16"/>
+                <w:color w:val="000000" w:themeColor="text1"/>
               </w:rPr>
               <w:t xml:space="preserve"> 6</w:t>
             </w:r>
@@ -816,31 +1144,27 @@
               <w:cnfStyle w:val="000000000000" w:firstRow="0" w:lastRow="0" w:firstColumn="0" w:lastColumn="0" w:oddVBand="0" w:evenVBand="0" w:oddHBand="0" w:evenHBand="0" w:firstRowFirstColumn="0" w:firstRowLastColumn="0" w:lastRowFirstColumn="0" w:lastRowLastColumn="0"/>
               <w:rPr>
                 <w:rFonts w:asciiTheme="majorBidi" w:hAnsiTheme="majorBidi" w:cstheme="majorBidi"/>
-                <w:sz w:val="18"/>
-                <w:szCs w:val="16"/>
+                <w:color w:val="000000" w:themeColor="text1"/>
               </w:rPr>
             </w:pPr>
             <w:r>
               <w:rPr>
                 <w:rFonts w:asciiTheme="majorBidi" w:hAnsiTheme="majorBidi" w:cstheme="majorBidi"/>
-                <w:sz w:val="18"/>
-                <w:szCs w:val="16"/>
+                <w:color w:val="000000" w:themeColor="text1"/>
               </w:rPr>
               <w:t xml:space="preserve">47 </w:t>
             </w:r>
             <w:r>
               <w:rPr>
                 <w:rFonts w:asciiTheme="majorBidi" w:eastAsia="Symbol" w:hAnsiTheme="majorBidi" w:cstheme="majorBidi"/>
-                <w:sz w:val="18"/>
-                <w:szCs w:val="16"/>
+                <w:color w:val="000000" w:themeColor="text1"/>
               </w:rPr>
               <w:t>±</w:t>
             </w:r>
             <w:r>
               <w:rPr>
                 <w:rFonts w:asciiTheme="majorBidi" w:hAnsiTheme="majorBidi" w:cstheme="majorBidi"/>
-                <w:sz w:val="18"/>
-                <w:szCs w:val="16"/>
+                <w:color w:val="000000" w:themeColor="text1"/>
               </w:rPr>
               <w:t xml:space="preserve"> 4</w:t>
             </w:r>
@@ -857,31 +1181,27 @@
               <w:jc w:val="both"/>
               <w:rPr>
                 <w:rFonts w:asciiTheme="majorBidi" w:hAnsiTheme="majorBidi" w:cstheme="majorBidi"/>
-                <w:sz w:val="18"/>
-                <w:szCs w:val="16"/>
+                <w:color w:val="000000" w:themeColor="text1"/>
               </w:rPr>
             </w:pPr>
             <w:r>
               <w:rPr>
                 <w:rFonts w:asciiTheme="majorBidi" w:hAnsiTheme="majorBidi" w:cstheme="majorBidi"/>
-                <w:sz w:val="18"/>
-                <w:szCs w:val="16"/>
+                <w:color w:val="000000" w:themeColor="text1"/>
               </w:rPr>
               <w:t xml:space="preserve">45 </w:t>
             </w:r>
             <w:r>
               <w:rPr>
                 <w:rFonts w:asciiTheme="majorBidi" w:eastAsia="Symbol" w:hAnsiTheme="majorBidi" w:cstheme="majorBidi"/>
-                <w:sz w:val="18"/>
-                <w:szCs w:val="16"/>
+                <w:color w:val="000000" w:themeColor="text1"/>
               </w:rPr>
               <w:t>±</w:t>
             </w:r>
             <w:r>
               <w:rPr>
                 <w:rFonts w:asciiTheme="majorBidi" w:hAnsiTheme="majorBidi" w:cstheme="majorBidi"/>
-                <w:sz w:val="18"/>
-                <w:szCs w:val="16"/>
+                <w:color w:val="000000" w:themeColor="text1"/>
               </w:rPr>
               <w:t xml:space="preserve"> 6</w:t>
             </w:r>
@@ -898,31 +1218,27 @@
               <w:cnfStyle w:val="000000000000" w:firstRow="0" w:lastRow="0" w:firstColumn="0" w:lastColumn="0" w:oddVBand="0" w:evenVBand="0" w:oddHBand="0" w:evenHBand="0" w:firstRowFirstColumn="0" w:firstRowLastColumn="0" w:lastRowFirstColumn="0" w:lastRowLastColumn="0"/>
               <w:rPr>
                 <w:rFonts w:asciiTheme="majorBidi" w:hAnsiTheme="majorBidi" w:cstheme="majorBidi"/>
-                <w:sz w:val="18"/>
-                <w:szCs w:val="16"/>
+                <w:color w:val="000000" w:themeColor="text1"/>
               </w:rPr>
             </w:pPr>
             <w:r>
               <w:rPr>
                 <w:rFonts w:asciiTheme="majorBidi" w:hAnsiTheme="majorBidi" w:cstheme="majorBidi"/>
-                <w:sz w:val="18"/>
-                <w:szCs w:val="16"/>
+                <w:color w:val="000000" w:themeColor="text1"/>
               </w:rPr>
               <w:t xml:space="preserve">40 </w:t>
             </w:r>
             <w:r>
               <w:rPr>
                 <w:rFonts w:asciiTheme="majorBidi" w:eastAsia="Symbol" w:hAnsiTheme="majorBidi" w:cstheme="majorBidi"/>
-                <w:sz w:val="18"/>
-                <w:szCs w:val="16"/>
+                <w:color w:val="000000" w:themeColor="text1"/>
               </w:rPr>
               <w:t>±</w:t>
             </w:r>
             <w:r>
               <w:rPr>
                 <w:rFonts w:asciiTheme="majorBidi" w:hAnsiTheme="majorBidi" w:cstheme="majorBidi"/>
-                <w:sz w:val="18"/>
-                <w:szCs w:val="16"/>
+                <w:color w:val="000000" w:themeColor="text1"/>
               </w:rPr>
               <w:t xml:space="preserve"> 6</w:t>
             </w:r>
@@ -939,31 +1255,27 @@
               <w:jc w:val="both"/>
               <w:rPr>
                 <w:rFonts w:asciiTheme="majorBidi" w:hAnsiTheme="majorBidi" w:cstheme="majorBidi"/>
-                <w:sz w:val="18"/>
-                <w:szCs w:val="16"/>
+                <w:color w:val="000000" w:themeColor="text1"/>
               </w:rPr>
             </w:pPr>
             <w:r>
               <w:rPr>
                 <w:rFonts w:asciiTheme="majorBidi" w:hAnsiTheme="majorBidi" w:cstheme="majorBidi"/>
-                <w:sz w:val="18"/>
-                <w:szCs w:val="16"/>
+                <w:color w:val="000000" w:themeColor="text1"/>
               </w:rPr>
               <w:t xml:space="preserve">36 </w:t>
             </w:r>
             <w:r>
               <w:rPr>
                 <w:rFonts w:asciiTheme="majorBidi" w:eastAsia="Symbol" w:hAnsiTheme="majorBidi" w:cstheme="majorBidi"/>
-                <w:sz w:val="18"/>
-                <w:szCs w:val="16"/>
+                <w:color w:val="000000" w:themeColor="text1"/>
               </w:rPr>
               <w:t>±</w:t>
             </w:r>
             <w:r>
               <w:rPr>
                 <w:rFonts w:asciiTheme="majorBidi" w:hAnsiTheme="majorBidi" w:cstheme="majorBidi"/>
-                <w:sz w:val="18"/>
-                <w:szCs w:val="16"/>
+                <w:color w:val="000000" w:themeColor="text1"/>
               </w:rPr>
               <w:t xml:space="preserve"> 8</w:t>
             </w:r>
@@ -980,31 +1292,27 @@
               <w:cnfStyle w:val="000000000000" w:firstRow="0" w:lastRow="0" w:firstColumn="0" w:lastColumn="0" w:oddVBand="0" w:evenVBand="0" w:oddHBand="0" w:evenHBand="0" w:firstRowFirstColumn="0" w:firstRowLastColumn="0" w:lastRowFirstColumn="0" w:lastRowLastColumn="0"/>
               <w:rPr>
                 <w:rFonts w:asciiTheme="majorBidi" w:hAnsiTheme="majorBidi" w:cstheme="majorBidi"/>
-                <w:sz w:val="18"/>
-                <w:szCs w:val="16"/>
+                <w:color w:val="000000" w:themeColor="text1"/>
               </w:rPr>
             </w:pPr>
             <w:r>
               <w:rPr>
                 <w:rFonts w:asciiTheme="majorBidi" w:hAnsiTheme="majorBidi" w:cstheme="majorBidi"/>
-                <w:sz w:val="18"/>
-                <w:szCs w:val="16"/>
+                <w:color w:val="000000" w:themeColor="text1"/>
               </w:rPr>
               <w:t xml:space="preserve">27 </w:t>
             </w:r>
             <w:r>
               <w:rPr>
                 <w:rFonts w:asciiTheme="majorBidi" w:eastAsia="Symbol" w:hAnsiTheme="majorBidi" w:cstheme="majorBidi"/>
-                <w:sz w:val="18"/>
-                <w:szCs w:val="16"/>
+                <w:color w:val="000000" w:themeColor="text1"/>
               </w:rPr>
               <w:t>±</w:t>
             </w:r>
             <w:r>
               <w:rPr>
                 <w:rFonts w:asciiTheme="majorBidi" w:hAnsiTheme="majorBidi" w:cstheme="majorBidi"/>
-                <w:sz w:val="18"/>
-                <w:szCs w:val="16"/>
+                <w:color w:val="000000" w:themeColor="text1"/>
               </w:rPr>
               <w:t xml:space="preserve"> 7</w:t>
             </w:r>
@@ -1025,8 +1333,10 @@
                 <w:rFonts w:asciiTheme="majorBidi" w:hAnsiTheme="majorBidi"/>
                 <w:b/>
                 <w:bCs/>
-                <w:sz w:val="18"/>
-                <w:szCs w:val="16"/>
+                <w:i w:val="0"/>
+                <w:iCs w:val="0"/>
+                <w:color w:val="000000" w:themeColor="text1"/>
+                <w:sz w:val="24"/>
               </w:rPr>
             </w:pPr>
             <w:r>
@@ -1034,8 +1344,10 @@
                 <w:rFonts w:asciiTheme="majorBidi" w:hAnsiTheme="majorBidi"/>
                 <w:b/>
                 <w:bCs/>
-                <w:sz w:val="18"/>
-                <w:szCs w:val="16"/>
+                <w:i w:val="0"/>
+                <w:iCs w:val="0"/>
+                <w:color w:val="000000" w:themeColor="text1"/>
+                <w:sz w:val="24"/>
               </w:rPr>
               <w:t>HR (bpm)</w:t>
             </w:r>
@@ -1052,24 +1364,21 @@
               <w:jc w:val="both"/>
               <w:rPr>
                 <w:rFonts w:asciiTheme="majorBidi" w:hAnsiTheme="majorBidi" w:cstheme="majorBidi"/>
-                <w:sz w:val="18"/>
-                <w:szCs w:val="16"/>
+                <w:color w:val="000000" w:themeColor="text1"/>
               </w:rPr>
             </w:pPr>
             <w:proofErr w:type="gramStart"/>
             <w:r>
               <w:rPr>
                 <w:rFonts w:asciiTheme="majorBidi" w:hAnsiTheme="majorBidi" w:cstheme="majorBidi"/>
-                <w:sz w:val="18"/>
-                <w:szCs w:val="16"/>
+                <w:color w:val="000000" w:themeColor="text1"/>
               </w:rPr>
               <w:t xml:space="preserve">101  </w:t>
             </w:r>
             <w:r>
               <w:rPr>
                 <w:rFonts w:asciiTheme="majorBidi" w:eastAsia="Symbol" w:hAnsiTheme="majorBidi" w:cstheme="majorBidi"/>
-                <w:sz w:val="18"/>
-                <w:szCs w:val="16"/>
+                <w:color w:val="000000" w:themeColor="text1"/>
               </w:rPr>
               <w:t>±</w:t>
             </w:r>
@@ -1077,8 +1386,7 @@
             <w:r>
               <w:rPr>
                 <w:rFonts w:asciiTheme="majorBidi" w:hAnsiTheme="majorBidi" w:cstheme="majorBidi"/>
-                <w:sz w:val="18"/>
-                <w:szCs w:val="16"/>
+                <w:color w:val="000000" w:themeColor="text1"/>
               </w:rPr>
               <w:t xml:space="preserve"> 23</w:t>
             </w:r>
@@ -1095,24 +1403,21 @@
               <w:cnfStyle w:val="000000000000" w:firstRow="0" w:lastRow="0" w:firstColumn="0" w:lastColumn="0" w:oddVBand="0" w:evenVBand="0" w:oddHBand="0" w:evenHBand="0" w:firstRowFirstColumn="0" w:firstRowLastColumn="0" w:lastRowFirstColumn="0" w:lastRowLastColumn="0"/>
               <w:rPr>
                 <w:rFonts w:asciiTheme="majorBidi" w:hAnsiTheme="majorBidi" w:cstheme="majorBidi"/>
-                <w:sz w:val="18"/>
-                <w:szCs w:val="16"/>
+                <w:color w:val="000000" w:themeColor="text1"/>
               </w:rPr>
             </w:pPr>
             <w:proofErr w:type="gramStart"/>
             <w:r>
               <w:rPr>
                 <w:rFonts w:asciiTheme="majorBidi" w:hAnsiTheme="majorBidi" w:cstheme="majorBidi"/>
-                <w:sz w:val="18"/>
-                <w:szCs w:val="16"/>
+                <w:color w:val="000000" w:themeColor="text1"/>
               </w:rPr>
               <w:t xml:space="preserve">96  </w:t>
             </w:r>
             <w:r>
               <w:rPr>
                 <w:rFonts w:asciiTheme="majorBidi" w:eastAsia="Symbol" w:hAnsiTheme="majorBidi" w:cstheme="majorBidi"/>
-                <w:sz w:val="18"/>
-                <w:szCs w:val="16"/>
+                <w:color w:val="000000" w:themeColor="text1"/>
               </w:rPr>
               <w:t>±</w:t>
             </w:r>
@@ -1120,8 +1425,7 @@
             <w:r>
               <w:rPr>
                 <w:rFonts w:asciiTheme="majorBidi" w:hAnsiTheme="majorBidi" w:cstheme="majorBidi"/>
-                <w:sz w:val="18"/>
-                <w:szCs w:val="16"/>
+                <w:color w:val="000000" w:themeColor="text1"/>
               </w:rPr>
               <w:t xml:space="preserve"> 16</w:t>
             </w:r>
@@ -1138,24 +1442,21 @@
               <w:jc w:val="both"/>
               <w:rPr>
                 <w:rFonts w:asciiTheme="majorBidi" w:hAnsiTheme="majorBidi" w:cstheme="majorBidi"/>
-                <w:sz w:val="18"/>
-                <w:szCs w:val="16"/>
+                <w:color w:val="000000" w:themeColor="text1"/>
               </w:rPr>
             </w:pPr>
             <w:proofErr w:type="gramStart"/>
             <w:r>
               <w:rPr>
                 <w:rFonts w:asciiTheme="majorBidi" w:hAnsiTheme="majorBidi" w:cstheme="majorBidi"/>
-                <w:sz w:val="18"/>
-                <w:szCs w:val="16"/>
+                <w:color w:val="000000" w:themeColor="text1"/>
               </w:rPr>
               <w:t xml:space="preserve">106  </w:t>
             </w:r>
             <w:r>
               <w:rPr>
                 <w:rFonts w:asciiTheme="majorBidi" w:eastAsia="Symbol" w:hAnsiTheme="majorBidi" w:cstheme="majorBidi"/>
-                <w:sz w:val="18"/>
-                <w:szCs w:val="16"/>
+                <w:color w:val="000000" w:themeColor="text1"/>
               </w:rPr>
               <w:t>±</w:t>
             </w:r>
@@ -1163,8 +1464,7 @@
             <w:r>
               <w:rPr>
                 <w:rFonts w:asciiTheme="majorBidi" w:hAnsiTheme="majorBidi" w:cstheme="majorBidi"/>
-                <w:sz w:val="18"/>
-                <w:szCs w:val="16"/>
+                <w:color w:val="000000" w:themeColor="text1"/>
               </w:rPr>
               <w:t xml:space="preserve"> 25</w:t>
             </w:r>
@@ -1181,24 +1481,21 @@
               <w:cnfStyle w:val="000000000000" w:firstRow="0" w:lastRow="0" w:firstColumn="0" w:lastColumn="0" w:oddVBand="0" w:evenVBand="0" w:oddHBand="0" w:evenHBand="0" w:firstRowFirstColumn="0" w:firstRowLastColumn="0" w:lastRowFirstColumn="0" w:lastRowLastColumn="0"/>
               <w:rPr>
                 <w:rFonts w:asciiTheme="majorBidi" w:hAnsiTheme="majorBidi" w:cstheme="majorBidi"/>
-                <w:sz w:val="18"/>
-                <w:szCs w:val="16"/>
+                <w:color w:val="000000" w:themeColor="text1"/>
               </w:rPr>
             </w:pPr>
             <w:proofErr w:type="gramStart"/>
             <w:r>
               <w:rPr>
                 <w:rFonts w:asciiTheme="majorBidi" w:hAnsiTheme="majorBidi" w:cstheme="majorBidi"/>
-                <w:sz w:val="18"/>
-                <w:szCs w:val="16"/>
+                <w:color w:val="000000" w:themeColor="text1"/>
               </w:rPr>
               <w:t xml:space="preserve">115  </w:t>
             </w:r>
             <w:r>
               <w:rPr>
                 <w:rFonts w:asciiTheme="majorBidi" w:eastAsia="Symbol" w:hAnsiTheme="majorBidi" w:cstheme="majorBidi"/>
-                <w:sz w:val="18"/>
-                <w:szCs w:val="16"/>
+                <w:color w:val="000000" w:themeColor="text1"/>
               </w:rPr>
               <w:t>±</w:t>
             </w:r>
@@ -1206,8 +1503,7 @@
             <w:r>
               <w:rPr>
                 <w:rFonts w:asciiTheme="majorBidi" w:hAnsiTheme="majorBidi" w:cstheme="majorBidi"/>
-                <w:sz w:val="18"/>
-                <w:szCs w:val="16"/>
+                <w:color w:val="000000" w:themeColor="text1"/>
               </w:rPr>
               <w:t xml:space="preserve"> 28</w:t>
             </w:r>
@@ -1224,24 +1520,21 @@
               <w:jc w:val="both"/>
               <w:rPr>
                 <w:rFonts w:asciiTheme="majorBidi" w:hAnsiTheme="majorBidi" w:cstheme="majorBidi"/>
-                <w:sz w:val="18"/>
-                <w:szCs w:val="16"/>
+                <w:color w:val="000000" w:themeColor="text1"/>
               </w:rPr>
             </w:pPr>
             <w:proofErr w:type="gramStart"/>
             <w:r>
               <w:rPr>
                 <w:rFonts w:asciiTheme="majorBidi" w:hAnsiTheme="majorBidi" w:cstheme="majorBidi"/>
-                <w:sz w:val="18"/>
-                <w:szCs w:val="16"/>
+                <w:color w:val="000000" w:themeColor="text1"/>
               </w:rPr>
               <w:t xml:space="preserve">120  </w:t>
             </w:r>
             <w:r>
               <w:rPr>
                 <w:rFonts w:asciiTheme="majorBidi" w:eastAsia="Symbol" w:hAnsiTheme="majorBidi" w:cstheme="majorBidi"/>
-                <w:sz w:val="18"/>
-                <w:szCs w:val="16"/>
+                <w:color w:val="000000" w:themeColor="text1"/>
               </w:rPr>
               <w:t>±</w:t>
             </w:r>
@@ -1249,8 +1542,7 @@
             <w:r>
               <w:rPr>
                 <w:rFonts w:asciiTheme="majorBidi" w:hAnsiTheme="majorBidi" w:cstheme="majorBidi"/>
-                <w:sz w:val="18"/>
-                <w:szCs w:val="16"/>
+                <w:color w:val="000000" w:themeColor="text1"/>
               </w:rPr>
               <w:t xml:space="preserve"> 29</w:t>
             </w:r>
@@ -1267,24 +1559,21 @@
               <w:cnfStyle w:val="000000000000" w:firstRow="0" w:lastRow="0" w:firstColumn="0" w:lastColumn="0" w:oddVBand="0" w:evenVBand="0" w:oddHBand="0" w:evenHBand="0" w:firstRowFirstColumn="0" w:firstRowLastColumn="0" w:lastRowFirstColumn="0" w:lastRowLastColumn="0"/>
               <w:rPr>
                 <w:rFonts w:asciiTheme="majorBidi" w:hAnsiTheme="majorBidi" w:cstheme="majorBidi"/>
-                <w:sz w:val="18"/>
-                <w:szCs w:val="16"/>
+                <w:color w:val="000000" w:themeColor="text1"/>
               </w:rPr>
             </w:pPr>
             <w:proofErr w:type="gramStart"/>
             <w:r>
               <w:rPr>
                 <w:rFonts w:asciiTheme="majorBidi" w:hAnsiTheme="majorBidi" w:cstheme="majorBidi"/>
-                <w:sz w:val="18"/>
-                <w:szCs w:val="16"/>
+                <w:color w:val="000000" w:themeColor="text1"/>
               </w:rPr>
               <w:t xml:space="preserve">132  </w:t>
             </w:r>
             <w:r>
               <w:rPr>
                 <w:rFonts w:asciiTheme="majorBidi" w:eastAsia="Symbol" w:hAnsiTheme="majorBidi" w:cstheme="majorBidi"/>
-                <w:sz w:val="18"/>
-                <w:szCs w:val="16"/>
+                <w:color w:val="000000" w:themeColor="text1"/>
               </w:rPr>
               <w:t>±</w:t>
             </w:r>
@@ -1292,8 +1581,7 @@
             <w:r>
               <w:rPr>
                 <w:rFonts w:asciiTheme="majorBidi" w:hAnsiTheme="majorBidi" w:cstheme="majorBidi"/>
-                <w:sz w:val="18"/>
-                <w:szCs w:val="16"/>
+                <w:color w:val="000000" w:themeColor="text1"/>
               </w:rPr>
               <w:t xml:space="preserve"> 32</w:t>
             </w:r>
@@ -1306,8 +1594,14 @@
         <w:pStyle w:val="aa"/>
         <w:jc w:val="both"/>
         <w:rPr>
+          <w:rFonts w:asciiTheme="majorBidi" w:hAnsiTheme="majorBidi" w:cstheme="majorBidi"/>
           <w:b/>
           <w:bCs/>
+          <w:i w:val="0"/>
+          <w:iCs w:val="0"/>
+          <w:color w:val="000000" w:themeColor="text1"/>
+          <w:sz w:val="24"/>
+          <w:szCs w:val="24"/>
         </w:rPr>
       </w:pPr>
     </w:p>
@@ -1315,21 +1609,20 @@
       <w:pPr>
         <w:bidi w:val="0"/>
         <w:rPr>
+          <w:rFonts w:asciiTheme="majorBidi" w:hAnsiTheme="majorBidi" w:cstheme="majorBidi"/>
           <w:b/>
           <w:bCs/>
-          <w:i/>
-          <w:iCs/>
-          <w:color w:val="0E2841" w:themeColor="text2"/>
+          <w:color w:val="000000" w:themeColor="text1"/>
           <w:kern w:val="0"/>
-          <w:sz w:val="18"/>
-          <w:szCs w:val="18"/>
           <w14:ligatures w14:val="none"/>
         </w:rPr>
       </w:pPr>
       <w:r>
         <w:rPr>
+          <w:rFonts w:asciiTheme="majorBidi" w:hAnsiTheme="majorBidi" w:cstheme="majorBidi"/>
           <w:b/>
           <w:bCs/>
+          <w:color w:val="000000" w:themeColor="text1"/>
         </w:rPr>
         <w:br w:type="page"/>
       </w:r>
@@ -1338,104 +1631,178 @@
       <w:pPr>
         <w:pStyle w:val="aa"/>
         <w:jc w:val="both"/>
+        <w:rPr>
+          <w:rFonts w:asciiTheme="majorBidi" w:hAnsiTheme="majorBidi" w:cstheme="majorBidi"/>
+          <w:i w:val="0"/>
+          <w:iCs w:val="0"/>
+          <w:color w:val="000000" w:themeColor="text1"/>
+          <w:sz w:val="24"/>
+          <w:szCs w:val="24"/>
+        </w:rPr>
       </w:pPr>
       <w:bookmarkStart w:id="0" w:name="_Ref224197966"/>
       <w:bookmarkStart w:id="1" w:name="_Toc224523509"/>
       <w:r>
         <w:rPr>
+          <w:rFonts w:asciiTheme="majorBidi" w:hAnsiTheme="majorBidi" w:cstheme="majorBidi"/>
           <w:b/>
           <w:bCs/>
+          <w:i w:val="0"/>
+          <w:iCs w:val="0"/>
+          <w:color w:val="000000" w:themeColor="text1"/>
+          <w:sz w:val="24"/>
+          <w:szCs w:val="24"/>
         </w:rPr>
         <w:lastRenderedPageBreak/>
         <w:t xml:space="preserve">Table </w:t>
       </w:r>
       <w:r>
         <w:rPr>
+          <w:rFonts w:asciiTheme="majorBidi" w:hAnsiTheme="majorBidi" w:cstheme="majorBidi"/>
           <w:b/>
           <w:bCs/>
+          <w:i w:val="0"/>
+          <w:iCs w:val="0"/>
+          <w:color w:val="000000" w:themeColor="text1"/>
+          <w:sz w:val="24"/>
+          <w:szCs w:val="24"/>
         </w:rPr>
         <w:fldChar w:fldCharType="begin"/>
       </w:r>
       <w:r>
         <w:rPr>
+          <w:rFonts w:asciiTheme="majorBidi" w:hAnsiTheme="majorBidi" w:cstheme="majorBidi"/>
           <w:b/>
           <w:bCs/>
+          <w:i w:val="0"/>
+          <w:iCs w:val="0"/>
+          <w:color w:val="000000" w:themeColor="text1"/>
+          <w:sz w:val="24"/>
+          <w:szCs w:val="24"/>
         </w:rPr>
         <w:instrText xml:space="preserve"> STYLEREF 1 \s </w:instrText>
       </w:r>
       <w:r>
         <w:rPr>
+          <w:rFonts w:asciiTheme="majorBidi" w:hAnsiTheme="majorBidi" w:cstheme="majorBidi"/>
           <w:b/>
           <w:bCs/>
+          <w:i w:val="0"/>
+          <w:iCs w:val="0"/>
+          <w:color w:val="000000" w:themeColor="text1"/>
+          <w:sz w:val="24"/>
+          <w:szCs w:val="24"/>
         </w:rPr>
         <w:fldChar w:fldCharType="separate"/>
       </w:r>
       <w:r>
         <w:rPr>
+          <w:rFonts w:asciiTheme="majorBidi" w:hAnsiTheme="majorBidi" w:cstheme="majorBidi"/>
           <w:b/>
           <w:bCs/>
+          <w:i w:val="0"/>
+          <w:iCs w:val="0"/>
+          <w:color w:val="000000" w:themeColor="text1"/>
+          <w:sz w:val="24"/>
+          <w:szCs w:val="24"/>
         </w:rPr>
         <w:t>2</w:t>
       </w:r>
       <w:r>
         <w:rPr>
+          <w:rFonts w:asciiTheme="majorBidi" w:hAnsiTheme="majorBidi" w:cstheme="majorBidi"/>
           <w:b/>
           <w:bCs/>
+          <w:i w:val="0"/>
+          <w:iCs w:val="0"/>
+          <w:color w:val="000000" w:themeColor="text1"/>
+          <w:sz w:val="24"/>
+          <w:szCs w:val="24"/>
         </w:rPr>
         <w:fldChar w:fldCharType="end"/>
       </w:r>
       <w:r>
         <w:rPr>
+          <w:rFonts w:asciiTheme="majorBidi" w:hAnsiTheme="majorBidi" w:cstheme="majorBidi"/>
           <w:b/>
           <w:bCs/>
+          <w:i w:val="0"/>
+          <w:iCs w:val="0"/>
+          <w:color w:val="000000" w:themeColor="text1"/>
+          <w:sz w:val="24"/>
+          <w:szCs w:val="24"/>
         </w:rPr>
         <w:t>.</w:t>
       </w:r>
       <w:bookmarkEnd w:id="0"/>
       <w:r>
         <w:rPr>
+          <w:rFonts w:asciiTheme="majorBidi" w:hAnsiTheme="majorBidi" w:cstheme="majorBidi"/>
           <w:b/>
           <w:bCs/>
+          <w:i w:val="0"/>
+          <w:iCs w:val="0"/>
+          <w:color w:val="000000" w:themeColor="text1"/>
+          <w:sz w:val="24"/>
+          <w:szCs w:val="24"/>
         </w:rPr>
         <w:t xml:space="preserve"> Comprehensive list of </w:t>
       </w:r>
       <w:proofErr w:type="gramStart"/>
       <w:r>
         <w:rPr>
+          <w:rFonts w:asciiTheme="majorBidi" w:hAnsiTheme="majorBidi" w:cstheme="majorBidi"/>
           <w:b/>
           <w:bCs/>
+          <w:i w:val="0"/>
+          <w:iCs w:val="0"/>
+          <w:color w:val="000000" w:themeColor="text1"/>
+          <w:sz w:val="24"/>
+          <w:szCs w:val="24"/>
         </w:rPr>
         <w:t>feature</w:t>
       </w:r>
       <w:proofErr w:type="gramEnd"/>
       <w:r>
         <w:rPr>
+          <w:rFonts w:asciiTheme="majorBidi" w:hAnsiTheme="majorBidi" w:cstheme="majorBidi"/>
           <w:b/>
           <w:bCs/>
+          <w:i w:val="0"/>
+          <w:iCs w:val="0"/>
+          <w:color w:val="000000" w:themeColor="text1"/>
+          <w:sz w:val="24"/>
+          <w:szCs w:val="24"/>
         </w:rPr>
         <w:t xml:space="preserve"> engineered parameters from the arterial pressure waveforms.</w:t>
       </w:r>
       <w:bookmarkEnd w:id="1"/>
       <w:r>
-        <w:t xml:space="preserve"> </w:t>
-      </w:r>
-      <w:r>
-        <w:t>We focused on the five main categories including: standard pressure parameters, pressure derived metrics, time intervals, area calculations, and time point-dependent slopes.</w:t>
+        <w:rPr>
+          <w:rFonts w:asciiTheme="majorBidi" w:hAnsiTheme="majorBidi" w:cstheme="majorBidi"/>
+          <w:i w:val="0"/>
+          <w:iCs w:val="0"/>
+          <w:color w:val="000000" w:themeColor="text1"/>
+          <w:sz w:val="24"/>
+          <w:szCs w:val="24"/>
+        </w:rPr>
+        <w:t xml:space="preserve"> We focused on the five main categories including: standard pressure parameters, pressure derived metrics, time intervals, area calculations, and time point-dependent slopes.</w:t>
       </w:r>
     </w:p>
     <w:p>
       <w:pPr>
         <w:jc w:val="center"/>
         <w:rPr>
-          <w:rFonts w:cs="Arial"/>
-          <w:color w:val="004495"/>
+          <w:rFonts w:asciiTheme="majorBidi" w:hAnsiTheme="majorBidi" w:cstheme="majorBidi"/>
+          <w:color w:val="000000" w:themeColor="text1"/>
           <w:kern w:val="28"/>
         </w:rPr>
       </w:pPr>
       <w:r>
         <w:rPr>
+          <w:rFonts w:asciiTheme="majorBidi" w:hAnsiTheme="majorBidi" w:cstheme="majorBidi"/>
           <w:noProof/>
-          <w:color w:val="000000"/>
+          <w:color w:val="000000" w:themeColor="text1"/>
           <w:spacing w:val="2"/>
         </w:rPr>
         <w:drawing>
@@ -1479,21 +1846,20 @@
       <w:pPr>
         <w:bidi w:val="0"/>
         <w:rPr>
+          <w:rFonts w:asciiTheme="majorBidi" w:hAnsiTheme="majorBidi" w:cstheme="majorBidi"/>
           <w:b/>
           <w:bCs/>
-          <w:i/>
-          <w:iCs/>
-          <w:color w:val="0E2841" w:themeColor="text2"/>
+          <w:color w:val="000000" w:themeColor="text1"/>
           <w:kern w:val="0"/>
-          <w:sz w:val="18"/>
-          <w:szCs w:val="18"/>
           <w14:ligatures w14:val="none"/>
         </w:rPr>
       </w:pPr>
       <w:r>
         <w:rPr>
+          <w:rFonts w:asciiTheme="majorBidi" w:hAnsiTheme="majorBidi" w:cstheme="majorBidi"/>
           <w:b/>
           <w:bCs/>
+          <w:color w:val="000000" w:themeColor="text1"/>
         </w:rPr>
         <w:br w:type="page"/>
       </w:r>
@@ -1501,16 +1867,22 @@
     <w:p>
       <w:pPr>
         <w:jc w:val="both"/>
+        <w:rPr>
+          <w:rFonts w:asciiTheme="majorBidi" w:hAnsiTheme="majorBidi" w:cstheme="majorBidi"/>
+          <w:color w:val="000000" w:themeColor="text1"/>
+        </w:rPr>
       </w:pPr>
       <w:r>
         <w:rPr>
+          <w:rFonts w:asciiTheme="majorBidi" w:hAnsiTheme="majorBidi" w:cstheme="majorBidi"/>
           <w:noProof/>
+          <w:color w:val="000000" w:themeColor="text1"/>
         </w:rPr>
         <w:lastRenderedPageBreak/>
         <w:drawing>
-          <wp:inline distT="0" distB="0" distL="0" distR="0" wp14:anchorId="6B290F04" wp14:editId="1A96CCDE">
-            <wp:extent cx="5198771" cy="6498464"/>
-            <wp:effectExtent l="0" t="0" r="0" b="4445"/>
+          <wp:inline distT="0" distB="0" distL="0" distR="0" wp14:anchorId="6B290F04" wp14:editId="0EF311C2">
+            <wp:extent cx="5822167" cy="4506163"/>
+            <wp:effectExtent l="0" t="0" r="0" b="2540"/>
             <wp:docPr id="476621221" name="Picture 3"/>
             <wp:cNvGraphicFramePr>
               <a:graphicFrameLocks xmlns:a="http://schemas.openxmlformats.org/drawingml/2006/main" noChangeAspect="1"/>
@@ -1522,7 +1894,7 @@
                     <pic:cNvPr id="476621221" name="Picture 3"/>
                     <pic:cNvPicPr/>
                   </pic:nvPicPr>
-                  <pic:blipFill>
+                  <pic:blipFill rotWithShape="1">
                     <a:blip r:embed="rId6" cstate="print">
                       <a:extLst>
                         <a:ext uri="{28A0092B-C50C-407E-A947-70E740481C1C}">
@@ -1530,18 +1902,27 @@
                         </a:ext>
                       </a:extLst>
                     </a:blip>
+                    <a:srcRect b="38083"/>
                     <a:stretch>
                       <a:fillRect/>
                     </a:stretch>
                   </pic:blipFill>
-                  <pic:spPr>
+                  <pic:spPr bwMode="auto">
                     <a:xfrm>
                       <a:off x="0" y="0"/>
-                      <a:ext cx="5234867" cy="6543585"/>
+                      <a:ext cx="5880449" cy="4551271"/>
                     </a:xfrm>
                     <a:prstGeom prst="rect">
                       <a:avLst/>
                     </a:prstGeom>
+                    <a:ln>
+                      <a:noFill/>
+                    </a:ln>
+                    <a:extLst>
+                      <a:ext uri="{53640926-AAD7-44D8-BBD7-CCE9431645EC}">
+                        <a14:shadowObscured xmlns:a14="http://schemas.microsoft.com/office/drawing/2010/main"/>
+                      </a:ext>
+                    </a:extLst>
                   </pic:spPr>
                 </pic:pic>
               </a:graphicData>
@@ -1555,24 +1936,42 @@
         <w:pStyle w:val="aa"/>
         <w:jc w:val="both"/>
         <w:rPr>
+          <w:rFonts w:asciiTheme="majorBidi" w:hAnsiTheme="majorBidi" w:cstheme="majorBidi"/>
           <w:b/>
           <w:bCs/>
+          <w:i w:val="0"/>
+          <w:iCs w:val="0"/>
+          <w:color w:val="000000" w:themeColor="text1"/>
+          <w:sz w:val="24"/>
+          <w:szCs w:val="24"/>
         </w:rPr>
       </w:pPr>
       <w:bookmarkStart w:id="2" w:name="_Ref224198715"/>
       <w:bookmarkStart w:id="3" w:name="_Toc224528425"/>
       <w:r>
         <w:rPr>
+          <w:rFonts w:asciiTheme="majorBidi" w:hAnsiTheme="majorBidi" w:cstheme="majorBidi"/>
           <w:b/>
           <w:bCs/>
+          <w:i w:val="0"/>
+          <w:iCs w:val="0"/>
+          <w:color w:val="000000" w:themeColor="text1"/>
+          <w:sz w:val="24"/>
+          <w:szCs w:val="24"/>
         </w:rPr>
         <w:t>Figure 2</w:t>
       </w:r>
       <w:bookmarkEnd w:id="2"/>
       <w:r>
         <w:rPr>
+          <w:rFonts w:asciiTheme="majorBidi" w:hAnsiTheme="majorBidi" w:cstheme="majorBidi"/>
           <w:b/>
           <w:bCs/>
+          <w:i w:val="0"/>
+          <w:iCs w:val="0"/>
+          <w:color w:val="000000" w:themeColor="text1"/>
+          <w:sz w:val="24"/>
+          <w:szCs w:val="24"/>
         </w:rPr>
         <w:t>. Visual representation of the arterial pressure waveform data processing and side-by-side model development comparison.</w:t>
       </w:r>
@@ -1582,21 +1981,20 @@
       <w:pPr>
         <w:bidi w:val="0"/>
         <w:rPr>
+          <w:rFonts w:asciiTheme="majorBidi" w:hAnsiTheme="majorBidi" w:cstheme="majorBidi"/>
           <w:b/>
           <w:bCs/>
-          <w:i/>
-          <w:iCs/>
-          <w:color w:val="0E2841" w:themeColor="text2"/>
+          <w:color w:val="000000" w:themeColor="text1"/>
           <w:kern w:val="0"/>
-          <w:sz w:val="18"/>
-          <w:szCs w:val="18"/>
           <w14:ligatures w14:val="none"/>
         </w:rPr>
       </w:pPr>
       <w:r>
         <w:rPr>
+          <w:rFonts w:asciiTheme="majorBidi" w:hAnsiTheme="majorBidi" w:cstheme="majorBidi"/>
           <w:b/>
           <w:bCs/>
+          <w:color w:val="000000" w:themeColor="text1"/>
         </w:rPr>
         <w:br w:type="page"/>
       </w:r>
@@ -1604,12 +2002,16 @@
     <w:p>
       <w:pPr>
         <w:jc w:val="both"/>
+        <w:rPr>
+          <w:rFonts w:asciiTheme="majorBidi" w:hAnsiTheme="majorBidi" w:cstheme="majorBidi"/>
+          <w:color w:val="000000" w:themeColor="text1"/>
+        </w:rPr>
       </w:pPr>
       <w:r>
         <w:rPr>
+          <w:rFonts w:asciiTheme="majorBidi" w:hAnsiTheme="majorBidi" w:cstheme="majorBidi"/>
           <w:noProof/>
-          <w:sz w:val="21"/>
-          <w:szCs w:val="21"/>
+          <w:color w:val="000000" w:themeColor="text1"/>
         </w:rPr>
         <w:lastRenderedPageBreak/>
         <w:drawing>
@@ -1666,61 +2068,96 @@
       <w:pPr>
         <w:pStyle w:val="aa"/>
         <w:jc w:val="both"/>
+        <w:rPr>
+          <w:rFonts w:asciiTheme="majorBidi" w:hAnsiTheme="majorBidi" w:cstheme="majorBidi"/>
+          <w:i w:val="0"/>
+          <w:iCs w:val="0"/>
+          <w:color w:val="000000" w:themeColor="text1"/>
+          <w:sz w:val="24"/>
+          <w:szCs w:val="24"/>
+        </w:rPr>
       </w:pPr>
       <w:bookmarkStart w:id="4" w:name="_Ref224198814"/>
       <w:bookmarkStart w:id="5" w:name="_Toc224528427"/>
       <w:r>
         <w:rPr>
+          <w:rFonts w:asciiTheme="majorBidi" w:hAnsiTheme="majorBidi" w:cstheme="majorBidi"/>
           <w:b/>
           <w:bCs/>
+          <w:i w:val="0"/>
+          <w:iCs w:val="0"/>
+          <w:color w:val="000000" w:themeColor="text1"/>
+          <w:sz w:val="24"/>
+          <w:szCs w:val="24"/>
         </w:rPr>
         <w:t>Figure</w:t>
       </w:r>
       <w:bookmarkEnd w:id="4"/>
       <w:r>
         <w:rPr>
+          <w:rFonts w:asciiTheme="majorBidi" w:hAnsiTheme="majorBidi" w:cstheme="majorBidi"/>
           <w:b/>
           <w:bCs/>
-        </w:rPr>
-        <w:t xml:space="preserve"> 3</w:t>
-      </w:r>
-      <w:r>
-        <w:rPr>
-          <w:b/>
-          <w:bCs/>
-        </w:rPr>
-        <w:t xml:space="preserve">. Testing feature importance across ML models. </w:t>
+          <w:i w:val="0"/>
+          <w:iCs w:val="0"/>
+          <w:color w:val="000000" w:themeColor="text1"/>
+          <w:sz w:val="24"/>
+          <w:szCs w:val="24"/>
+        </w:rPr>
+        <w:t xml:space="preserve"> 3. Testing feature importance across ML models. </w:t>
       </w:r>
       <w:bookmarkEnd w:id="5"/>
       <w:r>
+        <w:rPr>
+          <w:rFonts w:asciiTheme="majorBidi" w:hAnsiTheme="majorBidi" w:cstheme="majorBidi"/>
+          <w:i w:val="0"/>
+          <w:iCs w:val="0"/>
+          <w:color w:val="000000" w:themeColor="text1"/>
+          <w:sz w:val="24"/>
+          <w:szCs w:val="24"/>
+        </w:rPr>
         <w:t xml:space="preserve">Models which had 15 features exhibited the F1 scores and high accuracies. RF models with GA also outperformed RF models without GA, and both models outperformed DT. Confusion matrices for the Random Forest model (top row – w/GA, middle row- w/o GA) with 5, 10, 15 and 20 features are shown. The bottom row illustrates the matrices for the Decision tree model with 5, 10, 15 and 20 features. Introduction of GA positively improves model variance, improving model performance in GA w/GA. Additionally, we see a consistent improvement with 15 features in both the RF and DT models. The top 20 features across models were as follows: (A) Derived Features: Pulse Pressure, Average Pressure, Minimum Pressure, Max Pressure, MAP, Augmentation Pressure  (B) Time-Domain Features: Heart Rate, Heart Rate Interval, Peak-to-Peak Interval, Inflection Time  (C) Frequency-Domain Features: Fast Fourier Transform Frequency and  Power </w:t>
       </w:r>
       <w:proofErr w:type="spellStart"/>
       <w:r>
+        <w:rPr>
+          <w:rFonts w:asciiTheme="majorBidi" w:hAnsiTheme="majorBidi" w:cstheme="majorBidi"/>
+          <w:i w:val="0"/>
+          <w:iCs w:val="0"/>
+          <w:color w:val="000000" w:themeColor="text1"/>
+          <w:sz w:val="24"/>
+          <w:szCs w:val="24"/>
+        </w:rPr>
         <w:t>Spectal</w:t>
       </w:r>
       <w:proofErr w:type="spellEnd"/>
       <w:r>
-        <w:t xml:space="preserve"> Density</w:t>
-      </w:r>
-      <w:r>
-        <w:t>.</w:t>
+        <w:rPr>
+          <w:rFonts w:asciiTheme="majorBidi" w:hAnsiTheme="majorBidi" w:cstheme="majorBidi"/>
+          <w:i w:val="0"/>
+          <w:iCs w:val="0"/>
+          <w:color w:val="000000" w:themeColor="text1"/>
+          <w:sz w:val="24"/>
+          <w:szCs w:val="24"/>
+        </w:rPr>
+        <w:t xml:space="preserve"> Density.</w:t>
       </w:r>
     </w:p>
     <w:p>
       <w:pPr>
         <w:bidi w:val="0"/>
         <w:rPr>
-          <w:i/>
-          <w:iCs/>
-          <w:color w:val="0E2841" w:themeColor="text2"/>
+          <w:rFonts w:asciiTheme="majorBidi" w:hAnsiTheme="majorBidi" w:cstheme="majorBidi"/>
+          <w:color w:val="000000" w:themeColor="text1"/>
           <w:kern w:val="0"/>
-          <w:sz w:val="18"/>
-          <w:szCs w:val="18"/>
           <w14:ligatures w14:val="none"/>
         </w:rPr>
       </w:pPr>
       <w:r>
+        <w:rPr>
+          <w:rFonts w:asciiTheme="majorBidi" w:hAnsiTheme="majorBidi" w:cstheme="majorBidi"/>
+          <w:color w:val="000000" w:themeColor="text1"/>
+        </w:rPr>
         <w:br w:type="page"/>
       </w:r>
     </w:p>
@@ -1728,12 +2165,16 @@
       <w:pPr>
         <w:ind w:firstLine="144"/>
         <w:jc w:val="both"/>
+        <w:rPr>
+          <w:rFonts w:asciiTheme="majorBidi" w:hAnsiTheme="majorBidi" w:cstheme="majorBidi"/>
+          <w:color w:val="000000" w:themeColor="text1"/>
+        </w:rPr>
       </w:pPr>
       <w:r>
         <w:rPr>
+          <w:rFonts w:asciiTheme="majorBidi" w:hAnsiTheme="majorBidi" w:cstheme="majorBidi"/>
           <w:noProof/>
-          <w:sz w:val="21"/>
-          <w:szCs w:val="21"/>
+          <w:color w:val="000000" w:themeColor="text1"/>
         </w:rPr>
         <w:lastRenderedPageBreak/>
         <w:drawing>
@@ -1789,35 +2230,40 @@
       <w:pPr>
         <w:pStyle w:val="aa"/>
         <w:jc w:val="both"/>
+        <w:rPr>
+          <w:rFonts w:asciiTheme="majorBidi" w:hAnsiTheme="majorBidi" w:cstheme="majorBidi"/>
+          <w:i w:val="0"/>
+          <w:iCs w:val="0"/>
+          <w:color w:val="000000" w:themeColor="text1"/>
+          <w:sz w:val="24"/>
+          <w:szCs w:val="24"/>
+        </w:rPr>
       </w:pPr>
       <w:bookmarkStart w:id="6" w:name="_Ref224199058"/>
       <w:bookmarkStart w:id="7" w:name="_Toc224528426"/>
       <w:r>
         <w:rPr>
+          <w:rFonts w:asciiTheme="majorBidi" w:hAnsiTheme="majorBidi" w:cstheme="majorBidi"/>
           <w:b/>
           <w:bCs/>
-        </w:rPr>
-        <w:t>Figure</w:t>
+          <w:i w:val="0"/>
+          <w:iCs w:val="0"/>
+          <w:color w:val="000000" w:themeColor="text1"/>
+          <w:sz w:val="24"/>
+          <w:szCs w:val="24"/>
+        </w:rPr>
+        <w:t>Figure 4. Confusion matrices from each AI model for hemorrhage classification</w:t>
       </w:r>
       <w:r>
         <w:rPr>
-          <w:b/>
-          <w:bCs/>
-        </w:rPr>
-        <w:t xml:space="preserve"> 4</w:t>
-      </w:r>
-      <w:r>
-        <w:rPr>
-          <w:b/>
-          <w:bCs/>
-        </w:rPr>
-        <w:t>. Confusion matrices from each AI model for hemorrhage classification</w:t>
-      </w:r>
-      <w:r>
-        <w:t xml:space="preserve">. </w:t>
-      </w:r>
-      <w:r>
-        <w:t>A) 1D MH-CNN model (79% accuracy) B) Random Forest model (w/GA) (74% accuracy-15 features) C) Decision Tree (54% accuracy-15 features) D) Decision Tree with only ATLS features (54% accuracy-3 features).</w:t>
+          <w:rFonts w:asciiTheme="majorBidi" w:hAnsiTheme="majorBidi" w:cstheme="majorBidi"/>
+          <w:i w:val="0"/>
+          <w:iCs w:val="0"/>
+          <w:color w:val="000000" w:themeColor="text1"/>
+          <w:sz w:val="24"/>
+          <w:szCs w:val="24"/>
+        </w:rPr>
+        <w:t>. A) 1D MH-CNN model (79% accuracy) B) Random Forest model (w/GA) (74% accuracy-15 features) C) Decision Tree (54% accuracy-15 features) D) Decision Tree with only ATLS features (54% accuracy-3 features).</w:t>
       </w:r>
     </w:p>
     <w:bookmarkEnd w:id="6"/>
@@ -1826,16 +2272,17 @@
       <w:pPr>
         <w:bidi w:val="0"/>
         <w:rPr>
-          <w:i/>
-          <w:iCs/>
-          <w:color w:val="0E2841" w:themeColor="text2"/>
+          <w:rFonts w:asciiTheme="majorBidi" w:hAnsiTheme="majorBidi" w:cstheme="majorBidi"/>
+          <w:color w:val="000000" w:themeColor="text1"/>
           <w:kern w:val="0"/>
-          <w:sz w:val="18"/>
-          <w:szCs w:val="18"/>
           <w14:ligatures w14:val="none"/>
         </w:rPr>
       </w:pPr>
       <w:r>
+        <w:rPr>
+          <w:rFonts w:asciiTheme="majorBidi" w:hAnsiTheme="majorBidi" w:cstheme="majorBidi"/>
+          <w:color w:val="000000" w:themeColor="text1"/>
+        </w:rPr>
         <w:br w:type="page"/>
       </w:r>
     </w:p>
@@ -1843,58 +2290,38 @@
       <w:pPr>
         <w:pStyle w:val="aa"/>
         <w:jc w:val="both"/>
+        <w:rPr>
+          <w:rFonts w:asciiTheme="majorBidi" w:hAnsiTheme="majorBidi" w:cstheme="majorBidi"/>
+          <w:i w:val="0"/>
+          <w:iCs w:val="0"/>
+          <w:color w:val="000000" w:themeColor="text1"/>
+          <w:sz w:val="24"/>
+          <w:szCs w:val="24"/>
+        </w:rPr>
       </w:pPr>
       <w:r>
         <w:rPr>
+          <w:rFonts w:asciiTheme="majorBidi" w:hAnsiTheme="majorBidi" w:cstheme="majorBidi"/>
           <w:b/>
           <w:bCs/>
+          <w:i w:val="0"/>
+          <w:iCs w:val="0"/>
+          <w:color w:val="000000" w:themeColor="text1"/>
+          <w:sz w:val="24"/>
+          <w:szCs w:val="24"/>
         </w:rPr>
         <w:lastRenderedPageBreak/>
-        <w:t xml:space="preserve">Table </w:t>
+        <w:t>Table 3. F1 scores with respect to each machine learning model and number of features.</w:t>
       </w:r>
       <w:r>
         <w:rPr>
-          <w:b/>
-          <w:bCs/>
-        </w:rPr>
-        <w:t>3</w:t>
-      </w:r>
-      <w:r>
-        <w:rPr>
-          <w:b/>
-          <w:bCs/>
-        </w:rPr>
-        <w:t xml:space="preserve">. </w:t>
-      </w:r>
-      <w:r>
-        <w:rPr>
-          <w:b/>
-          <w:bCs/>
-        </w:rPr>
-        <w:t>F1 scores with respect to</w:t>
-      </w:r>
-      <w:r>
-        <w:rPr>
-          <w:b/>
-          <w:bCs/>
-        </w:rPr>
-        <w:t xml:space="preserve"> each machine learning </w:t>
-      </w:r>
-      <w:r>
-        <w:rPr>
-          <w:b/>
-          <w:bCs/>
-        </w:rPr>
-        <w:t>model and number of features</w:t>
-      </w:r>
-      <w:r>
-        <w:rPr>
-          <w:b/>
-          <w:bCs/>
-        </w:rPr>
-        <w:t>.</w:t>
-      </w:r>
-      <w:r>
+          <w:rFonts w:asciiTheme="majorBidi" w:hAnsiTheme="majorBidi" w:cstheme="majorBidi"/>
+          <w:i w:val="0"/>
+          <w:iCs w:val="0"/>
+          <w:color w:val="000000" w:themeColor="text1"/>
+          <w:sz w:val="24"/>
+          <w:szCs w:val="24"/>
+        </w:rPr>
         <w:t xml:space="preserve"> </w:t>
       </w:r>
     </w:p>
@@ -1902,17 +2329,16 @@
       <w:pPr>
         <w:jc w:val="center"/>
         <w:rPr>
-          <w:rFonts w:ascii="Arial" w:hAnsi="Arial" w:cs="Arial"/>
-          <w:color w:val="004495"/>
+          <w:rFonts w:asciiTheme="majorBidi" w:hAnsiTheme="majorBidi" w:cstheme="majorBidi"/>
+          <w:color w:val="000000" w:themeColor="text1"/>
           <w:kern w:val="28"/>
-          <w:sz w:val="16"/>
-          <w:szCs w:val="16"/>
         </w:rPr>
       </w:pPr>
       <w:r>
         <w:rPr>
+          <w:rFonts w:asciiTheme="majorBidi" w:hAnsiTheme="majorBidi" w:cstheme="majorBidi"/>
           <w:noProof/>
-          <w:color w:val="000000"/>
+          <w:color w:val="000000" w:themeColor="text1"/>
           <w:spacing w:val="2"/>
         </w:rPr>
         <w:drawing>
@@ -1956,27 +2382,34 @@
       <w:pPr>
         <w:pStyle w:val="aa"/>
         <w:jc w:val="both"/>
+        <w:rPr>
+          <w:rFonts w:asciiTheme="majorBidi" w:hAnsiTheme="majorBidi" w:cstheme="majorBidi"/>
+          <w:i w:val="0"/>
+          <w:iCs w:val="0"/>
+          <w:color w:val="000000" w:themeColor="text1"/>
+          <w:sz w:val="24"/>
+          <w:szCs w:val="24"/>
+        </w:rPr>
       </w:pPr>
     </w:p>
     <w:p>
       <w:pPr>
         <w:bidi w:val="0"/>
         <w:rPr>
+          <w:rFonts w:asciiTheme="majorBidi" w:hAnsiTheme="majorBidi" w:cstheme="majorBidi"/>
           <w:b/>
           <w:bCs/>
-          <w:i/>
-          <w:iCs/>
-          <w:color w:val="0E2841" w:themeColor="text2"/>
+          <w:color w:val="000000" w:themeColor="text1"/>
           <w:kern w:val="0"/>
-          <w:sz w:val="18"/>
-          <w:szCs w:val="18"/>
           <w14:ligatures w14:val="none"/>
         </w:rPr>
       </w:pPr>
       <w:r>
         <w:rPr>
+          <w:rFonts w:asciiTheme="majorBidi" w:hAnsiTheme="majorBidi" w:cstheme="majorBidi"/>
           <w:b/>
           <w:bCs/>
+          <w:color w:val="000000" w:themeColor="text1"/>
         </w:rPr>
         <w:br w:type="page"/>
       </w:r>
@@ -1986,67 +2419,29 @@
         <w:pStyle w:val="aa"/>
         <w:jc w:val="both"/>
         <w:rPr>
+          <w:rFonts w:asciiTheme="majorBidi" w:hAnsiTheme="majorBidi" w:cstheme="majorBidi"/>
+          <w:i w:val="0"/>
+          <w:iCs w:val="0"/>
           <w:noProof/>
-          <w:color w:val="000000"/>
+          <w:color w:val="000000" w:themeColor="text1"/>
           <w:spacing w:val="2"/>
+          <w:sz w:val="24"/>
+          <w:szCs w:val="24"/>
         </w:rPr>
       </w:pPr>
       <w:r>
         <w:rPr>
+          <w:rFonts w:asciiTheme="majorBidi" w:hAnsiTheme="majorBidi" w:cstheme="majorBidi"/>
           <w:b/>
           <w:bCs/>
+          <w:i w:val="0"/>
+          <w:iCs w:val="0"/>
+          <w:color w:val="000000" w:themeColor="text1"/>
+          <w:sz w:val="24"/>
+          <w:szCs w:val="24"/>
         </w:rPr>
         <w:lastRenderedPageBreak/>
-        <w:t xml:space="preserve">Table </w:t>
-      </w:r>
-      <w:r>
-        <w:rPr>
-          <w:b/>
-          <w:bCs/>
-        </w:rPr>
-        <w:t>4</w:t>
-      </w:r>
-      <w:r>
-        <w:rPr>
-          <w:b/>
-          <w:bCs/>
-        </w:rPr>
-        <w:t>.</w:t>
-      </w:r>
-      <w:r>
-        <w:rPr>
-          <w:b/>
-          <w:bCs/>
-        </w:rPr>
-        <w:t xml:space="preserve"> F</w:t>
-      </w:r>
-      <w:r>
-        <w:rPr>
-          <w:b/>
-          <w:bCs/>
-        </w:rPr>
-        <w:t xml:space="preserve">ull classification metrics table </w:t>
-      </w:r>
-      <w:r>
-        <w:rPr>
-          <w:b/>
-          <w:bCs/>
-        </w:rPr>
-        <w:t>across</w:t>
-      </w:r>
-      <w:r>
-        <w:rPr>
-          <w:b/>
-          <w:bCs/>
-        </w:rPr>
-        <w:t xml:space="preserve"> four models</w:t>
-      </w:r>
-      <w:r>
-        <w:rPr>
-          <w:b/>
-          <w:bCs/>
-        </w:rPr>
-        <w:t>.</w:t>
+        <w:t>Table 4. Full classification metrics table across four models.</w:t>
       </w:r>
     </w:p>
     <w:tbl>
@@ -2065,13 +2460,13 @@
         <w:tblLook w:val="04A0" w:firstRow="1" w:lastRow="0" w:firstColumn="1" w:lastColumn="0" w:noHBand="0" w:noVBand="1"/>
       </w:tblPr>
       <w:tblGrid>
-        <w:gridCol w:w="2047"/>
-        <w:gridCol w:w="867"/>
-        <w:gridCol w:w="566"/>
-        <w:gridCol w:w="603"/>
-        <w:gridCol w:w="603"/>
-        <w:gridCol w:w="603"/>
-        <w:gridCol w:w="566"/>
+        <w:gridCol w:w="1385"/>
+        <w:gridCol w:w="1110"/>
+        <w:gridCol w:w="636"/>
+        <w:gridCol w:w="696"/>
+        <w:gridCol w:w="696"/>
+        <w:gridCol w:w="696"/>
+        <w:gridCol w:w="636"/>
       </w:tblGrid>
       <w:tr>
         <w:trPr>
@@ -2091,21 +2486,19 @@
             <w:pPr>
               <w:jc w:val="center"/>
               <w:rPr>
-                <w:rFonts w:ascii="Times New Roman" w:eastAsia="Times New Roman" w:hAnsi="Times New Roman" w:cs="Times New Roman"/>
+                <w:rFonts w:asciiTheme="majorBidi" w:eastAsia="Times New Roman" w:hAnsiTheme="majorBidi" w:cstheme="majorBidi"/>
                 <w:caps w:val="0"/>
-                <w:kern w:val="0"/>
-                <w:sz w:val="11"/>
-                <w:szCs w:val="11"/>
-                <w14:ligatures w14:val="none"/>
-              </w:rPr>
-            </w:pPr>
-            <w:r>
-              <w:rPr>
-                <w:rFonts w:ascii="Times New Roman" w:eastAsia="Times New Roman" w:hAnsi="Times New Roman" w:cs="Times New Roman"/>
+                <w:color w:val="000000" w:themeColor="text1"/>
+                <w:kern w:val="0"/>
+                <w14:ligatures w14:val="none"/>
+              </w:rPr>
+            </w:pPr>
+            <w:r>
+              <w:rPr>
+                <w:rFonts w:asciiTheme="majorBidi" w:eastAsia="Times New Roman" w:hAnsiTheme="majorBidi" w:cstheme="majorBidi"/>
                 <w:caps w:val="0"/>
-                <w:kern w:val="0"/>
-                <w:sz w:val="11"/>
-                <w:szCs w:val="11"/>
+                <w:color w:val="000000" w:themeColor="text1"/>
+                <w:kern w:val="0"/>
                 <w14:ligatures w14:val="none"/>
               </w:rPr>
               <w:t>Model</w:t>
@@ -2124,21 +2517,19 @@
               <w:jc w:val="center"/>
               <w:cnfStyle w:val="100000000000" w:firstRow="1" w:lastRow="0" w:firstColumn="0" w:lastColumn="0" w:oddVBand="0" w:evenVBand="0" w:oddHBand="0" w:evenHBand="0" w:firstRowFirstColumn="0" w:firstRowLastColumn="0" w:lastRowFirstColumn="0" w:lastRowLastColumn="0"/>
               <w:rPr>
-                <w:rFonts w:ascii="Times New Roman" w:eastAsia="Times New Roman" w:hAnsi="Times New Roman" w:cs="Times New Roman"/>
+                <w:rFonts w:asciiTheme="majorBidi" w:eastAsia="Times New Roman" w:hAnsiTheme="majorBidi" w:cstheme="majorBidi"/>
                 <w:caps w:val="0"/>
-                <w:kern w:val="0"/>
-                <w:sz w:val="11"/>
-                <w:szCs w:val="11"/>
-                <w14:ligatures w14:val="none"/>
-              </w:rPr>
-            </w:pPr>
-            <w:r>
-              <w:rPr>
-                <w:rFonts w:ascii="Times New Roman" w:eastAsia="Times New Roman" w:hAnsi="Times New Roman" w:cs="Times New Roman"/>
+                <w:color w:val="000000" w:themeColor="text1"/>
+                <w:kern w:val="0"/>
+                <w14:ligatures w14:val="none"/>
+              </w:rPr>
+            </w:pPr>
+            <w:r>
+              <w:rPr>
+                <w:rFonts w:asciiTheme="majorBidi" w:eastAsia="Times New Roman" w:hAnsiTheme="majorBidi" w:cstheme="majorBidi"/>
                 <w:caps w:val="0"/>
-                <w:kern w:val="0"/>
-                <w:sz w:val="11"/>
-                <w:szCs w:val="11"/>
+                <w:color w:val="000000" w:themeColor="text1"/>
+                <w:kern w:val="0"/>
                 <w14:ligatures w14:val="none"/>
               </w:rPr>
               <w:t>Metric</w:t>
@@ -2157,21 +2548,19 @@
               <w:jc w:val="center"/>
               <w:cnfStyle w:val="100000000000" w:firstRow="1" w:lastRow="0" w:firstColumn="0" w:lastColumn="0" w:oddVBand="0" w:evenVBand="0" w:oddHBand="0" w:evenHBand="0" w:firstRowFirstColumn="0" w:firstRowLastColumn="0" w:lastRowFirstColumn="0" w:lastRowLastColumn="0"/>
               <w:rPr>
-                <w:rFonts w:ascii="Times New Roman" w:eastAsia="Times New Roman" w:hAnsi="Times New Roman" w:cs="Times New Roman"/>
+                <w:rFonts w:asciiTheme="majorBidi" w:eastAsia="Times New Roman" w:hAnsiTheme="majorBidi" w:cstheme="majorBidi"/>
                 <w:caps w:val="0"/>
-                <w:kern w:val="0"/>
-                <w:sz w:val="11"/>
-                <w:szCs w:val="11"/>
-                <w14:ligatures w14:val="none"/>
-              </w:rPr>
-            </w:pPr>
-            <w:r>
-              <w:rPr>
-                <w:rFonts w:ascii="Times New Roman" w:eastAsia="Times New Roman" w:hAnsi="Times New Roman" w:cs="Times New Roman"/>
+                <w:color w:val="000000" w:themeColor="text1"/>
+                <w:kern w:val="0"/>
+                <w14:ligatures w14:val="none"/>
+              </w:rPr>
+            </w:pPr>
+            <w:r>
+              <w:rPr>
+                <w:rFonts w:asciiTheme="majorBidi" w:eastAsia="Times New Roman" w:hAnsiTheme="majorBidi" w:cstheme="majorBidi"/>
                 <w:caps w:val="0"/>
-                <w:kern w:val="0"/>
-                <w:sz w:val="11"/>
-                <w:szCs w:val="11"/>
+                <w:color w:val="000000" w:themeColor="text1"/>
+                <w:kern w:val="0"/>
                 <w14:ligatures w14:val="none"/>
               </w:rPr>
               <w:t>0%</w:t>
@@ -2190,21 +2579,19 @@
               <w:jc w:val="center"/>
               <w:cnfStyle w:val="100000000000" w:firstRow="1" w:lastRow="0" w:firstColumn="0" w:lastColumn="0" w:oddVBand="0" w:evenVBand="0" w:oddHBand="0" w:evenHBand="0" w:firstRowFirstColumn="0" w:firstRowLastColumn="0" w:lastRowFirstColumn="0" w:lastRowLastColumn="0"/>
               <w:rPr>
-                <w:rFonts w:ascii="Times New Roman" w:eastAsia="Times New Roman" w:hAnsi="Times New Roman" w:cs="Times New Roman"/>
+                <w:rFonts w:asciiTheme="majorBidi" w:eastAsia="Times New Roman" w:hAnsiTheme="majorBidi" w:cstheme="majorBidi"/>
                 <w:caps w:val="0"/>
-                <w:kern w:val="0"/>
-                <w:sz w:val="11"/>
-                <w:szCs w:val="11"/>
-                <w14:ligatures w14:val="none"/>
-              </w:rPr>
-            </w:pPr>
-            <w:r>
-              <w:rPr>
-                <w:rFonts w:ascii="Times New Roman" w:eastAsia="Times New Roman" w:hAnsi="Times New Roman" w:cs="Times New Roman"/>
+                <w:color w:val="000000" w:themeColor="text1"/>
+                <w:kern w:val="0"/>
+                <w14:ligatures w14:val="none"/>
+              </w:rPr>
+            </w:pPr>
+            <w:r>
+              <w:rPr>
+                <w:rFonts w:asciiTheme="majorBidi" w:eastAsia="Times New Roman" w:hAnsiTheme="majorBidi" w:cstheme="majorBidi"/>
                 <w:caps w:val="0"/>
-                <w:kern w:val="0"/>
-                <w:sz w:val="11"/>
-                <w:szCs w:val="11"/>
+                <w:color w:val="000000" w:themeColor="text1"/>
+                <w:kern w:val="0"/>
                 <w14:ligatures w14:val="none"/>
               </w:rPr>
               <w:t>10%</w:t>
@@ -2223,21 +2610,19 @@
               <w:jc w:val="center"/>
               <w:cnfStyle w:val="100000000000" w:firstRow="1" w:lastRow="0" w:firstColumn="0" w:lastColumn="0" w:oddVBand="0" w:evenVBand="0" w:oddHBand="0" w:evenHBand="0" w:firstRowFirstColumn="0" w:firstRowLastColumn="0" w:lastRowFirstColumn="0" w:lastRowLastColumn="0"/>
               <w:rPr>
-                <w:rFonts w:ascii="Times New Roman" w:eastAsia="Times New Roman" w:hAnsi="Times New Roman" w:cs="Times New Roman"/>
+                <w:rFonts w:asciiTheme="majorBidi" w:eastAsia="Times New Roman" w:hAnsiTheme="majorBidi" w:cstheme="majorBidi"/>
                 <w:caps w:val="0"/>
-                <w:kern w:val="0"/>
-                <w:sz w:val="11"/>
-                <w:szCs w:val="11"/>
-                <w14:ligatures w14:val="none"/>
-              </w:rPr>
-            </w:pPr>
-            <w:r>
-              <w:rPr>
-                <w:rFonts w:ascii="Times New Roman" w:eastAsia="Times New Roman" w:hAnsi="Times New Roman" w:cs="Times New Roman"/>
+                <w:color w:val="000000" w:themeColor="text1"/>
+                <w:kern w:val="0"/>
+                <w14:ligatures w14:val="none"/>
+              </w:rPr>
+            </w:pPr>
+            <w:r>
+              <w:rPr>
+                <w:rFonts w:asciiTheme="majorBidi" w:eastAsia="Times New Roman" w:hAnsiTheme="majorBidi" w:cstheme="majorBidi"/>
                 <w:caps w:val="0"/>
-                <w:kern w:val="0"/>
-                <w:sz w:val="11"/>
-                <w:szCs w:val="11"/>
+                <w:color w:val="000000" w:themeColor="text1"/>
+                <w:kern w:val="0"/>
                 <w14:ligatures w14:val="none"/>
               </w:rPr>
               <w:t>20%</w:t>
@@ -2256,21 +2641,19 @@
               <w:jc w:val="center"/>
               <w:cnfStyle w:val="100000000000" w:firstRow="1" w:lastRow="0" w:firstColumn="0" w:lastColumn="0" w:oddVBand="0" w:evenVBand="0" w:oddHBand="0" w:evenHBand="0" w:firstRowFirstColumn="0" w:firstRowLastColumn="0" w:lastRowFirstColumn="0" w:lastRowLastColumn="0"/>
               <w:rPr>
-                <w:rFonts w:ascii="Times New Roman" w:eastAsia="Times New Roman" w:hAnsi="Times New Roman" w:cs="Times New Roman"/>
+                <w:rFonts w:asciiTheme="majorBidi" w:eastAsia="Times New Roman" w:hAnsiTheme="majorBidi" w:cstheme="majorBidi"/>
                 <w:caps w:val="0"/>
-                <w:kern w:val="0"/>
-                <w:sz w:val="11"/>
-                <w:szCs w:val="11"/>
-                <w14:ligatures w14:val="none"/>
-              </w:rPr>
-            </w:pPr>
-            <w:r>
-              <w:rPr>
-                <w:rFonts w:ascii="Times New Roman" w:eastAsia="Times New Roman" w:hAnsi="Times New Roman" w:cs="Times New Roman"/>
+                <w:color w:val="000000" w:themeColor="text1"/>
+                <w:kern w:val="0"/>
+                <w14:ligatures w14:val="none"/>
+              </w:rPr>
+            </w:pPr>
+            <w:r>
+              <w:rPr>
+                <w:rFonts w:asciiTheme="majorBidi" w:eastAsia="Times New Roman" w:hAnsiTheme="majorBidi" w:cstheme="majorBidi"/>
                 <w:caps w:val="0"/>
-                <w:kern w:val="0"/>
-                <w:sz w:val="11"/>
-                <w:szCs w:val="11"/>
+                <w:color w:val="000000" w:themeColor="text1"/>
+                <w:kern w:val="0"/>
                 <w14:ligatures w14:val="none"/>
               </w:rPr>
               <w:t>30%</w:t>
@@ -2289,21 +2672,19 @@
               <w:jc w:val="center"/>
               <w:cnfStyle w:val="100000000000" w:firstRow="1" w:lastRow="0" w:firstColumn="0" w:lastColumn="0" w:oddVBand="0" w:evenVBand="0" w:oddHBand="0" w:evenHBand="0" w:firstRowFirstColumn="0" w:firstRowLastColumn="0" w:lastRowFirstColumn="0" w:lastRowLastColumn="0"/>
               <w:rPr>
-                <w:rFonts w:ascii="Times New Roman" w:eastAsia="Times New Roman" w:hAnsi="Times New Roman" w:cs="Times New Roman"/>
+                <w:rFonts w:asciiTheme="majorBidi" w:eastAsia="Times New Roman" w:hAnsiTheme="majorBidi" w:cstheme="majorBidi"/>
                 <w:caps w:val="0"/>
-                <w:kern w:val="0"/>
-                <w:sz w:val="11"/>
-                <w:szCs w:val="11"/>
-                <w14:ligatures w14:val="none"/>
-              </w:rPr>
-            </w:pPr>
-            <w:r>
-              <w:rPr>
-                <w:rFonts w:ascii="Times New Roman" w:eastAsia="Times New Roman" w:hAnsi="Times New Roman" w:cs="Times New Roman"/>
+                <w:color w:val="000000" w:themeColor="text1"/>
+                <w:kern w:val="0"/>
+                <w14:ligatures w14:val="none"/>
+              </w:rPr>
+            </w:pPr>
+            <w:r>
+              <w:rPr>
+                <w:rFonts w:asciiTheme="majorBidi" w:eastAsia="Times New Roman" w:hAnsiTheme="majorBidi" w:cstheme="majorBidi"/>
                 <w:caps w:val="0"/>
-                <w:kern w:val="0"/>
-                <w:sz w:val="11"/>
-                <w:szCs w:val="11"/>
+                <w:color w:val="000000" w:themeColor="text1"/>
+                <w:kern w:val="0"/>
                 <w14:ligatures w14:val="none"/>
               </w:rPr>
               <w:t>Avg</w:t>
@@ -2330,23 +2711,21 @@
             <w:pPr>
               <w:jc w:val="center"/>
               <w:rPr>
-                <w:rFonts w:ascii="Times New Roman" w:eastAsia="Times New Roman" w:hAnsi="Times New Roman" w:cs="Times New Roman"/>
+                <w:rFonts w:asciiTheme="majorBidi" w:eastAsia="Times New Roman" w:hAnsiTheme="majorBidi" w:cstheme="majorBidi"/>
                 <w:b w:val="0"/>
                 <w:bCs w:val="0"/>
                 <w:caps w:val="0"/>
-                <w:kern w:val="0"/>
-                <w:sz w:val="11"/>
-                <w:szCs w:val="11"/>
-                <w14:ligatures w14:val="none"/>
-              </w:rPr>
-            </w:pPr>
-            <w:r>
-              <w:rPr>
-                <w:rFonts w:ascii="Times New Roman" w:eastAsia="Times New Roman" w:hAnsi="Times New Roman" w:cs="Times New Roman"/>
+                <w:color w:val="000000" w:themeColor="text1"/>
+                <w:kern w:val="0"/>
+                <w14:ligatures w14:val="none"/>
+              </w:rPr>
+            </w:pPr>
+            <w:r>
+              <w:rPr>
+                <w:rFonts w:asciiTheme="majorBidi" w:eastAsia="Times New Roman" w:hAnsiTheme="majorBidi" w:cstheme="majorBidi"/>
                 <w:caps w:val="0"/>
-                <w:kern w:val="0"/>
-                <w:sz w:val="11"/>
-                <w:szCs w:val="11"/>
+                <w:color w:val="000000" w:themeColor="text1"/>
+                <w:kern w:val="0"/>
                 <w14:ligatures w14:val="none"/>
               </w:rPr>
               <w:t>Multi-Head CNN</w:t>
@@ -2356,11 +2735,10 @@
             <w:pPr>
               <w:jc w:val="center"/>
               <w:rPr>
-                <w:rFonts w:ascii="Times New Roman" w:eastAsia="Times New Roman" w:hAnsi="Times New Roman" w:cs="Times New Roman"/>
+                <w:rFonts w:asciiTheme="majorBidi" w:eastAsia="Times New Roman" w:hAnsiTheme="majorBidi" w:cstheme="majorBidi"/>
                 <w:caps w:val="0"/>
-                <w:kern w:val="0"/>
-                <w:sz w:val="11"/>
-                <w:szCs w:val="11"/>
+                <w:color w:val="000000" w:themeColor="text1"/>
+                <w:kern w:val="0"/>
                 <w14:ligatures w14:val="none"/>
               </w:rPr>
             </w:pPr>
@@ -2378,19 +2756,17 @@
               <w:jc w:val="center"/>
               <w:cnfStyle w:val="000000100000" w:firstRow="0" w:lastRow="0" w:firstColumn="0" w:lastColumn="0" w:oddVBand="0" w:evenVBand="0" w:oddHBand="1" w:evenHBand="0" w:firstRowFirstColumn="0" w:firstRowLastColumn="0" w:lastRowFirstColumn="0" w:lastRowLastColumn="0"/>
               <w:rPr>
-                <w:rFonts w:ascii="Times New Roman" w:eastAsia="Times New Roman" w:hAnsi="Times New Roman" w:cs="Times New Roman"/>
-                <w:kern w:val="0"/>
-                <w:sz w:val="11"/>
-                <w:szCs w:val="11"/>
-                <w14:ligatures w14:val="none"/>
-              </w:rPr>
-            </w:pPr>
-            <w:r>
-              <w:rPr>
-                <w:rFonts w:ascii="Times New Roman" w:eastAsia="Times New Roman" w:hAnsi="Times New Roman" w:cs="Times New Roman"/>
-                <w:kern w:val="0"/>
-                <w:sz w:val="11"/>
-                <w:szCs w:val="11"/>
+                <w:rFonts w:asciiTheme="majorBidi" w:eastAsia="Times New Roman" w:hAnsiTheme="majorBidi" w:cstheme="majorBidi"/>
+                <w:color w:val="000000" w:themeColor="text1"/>
+                <w:kern w:val="0"/>
+                <w14:ligatures w14:val="none"/>
+              </w:rPr>
+            </w:pPr>
+            <w:r>
+              <w:rPr>
+                <w:rFonts w:asciiTheme="majorBidi" w:eastAsia="Times New Roman" w:hAnsiTheme="majorBidi" w:cstheme="majorBidi"/>
+                <w:color w:val="000000" w:themeColor="text1"/>
+                <w:kern w:val="0"/>
                 <w14:ligatures w14:val="none"/>
               </w:rPr>
               <w:t>Precision</w:t>
@@ -2409,19 +2785,17 @@
               <w:jc w:val="center"/>
               <w:cnfStyle w:val="000000100000" w:firstRow="0" w:lastRow="0" w:firstColumn="0" w:lastColumn="0" w:oddVBand="0" w:evenVBand="0" w:oddHBand="1" w:evenHBand="0" w:firstRowFirstColumn="0" w:firstRowLastColumn="0" w:lastRowFirstColumn="0" w:lastRowLastColumn="0"/>
               <w:rPr>
-                <w:rFonts w:ascii="Times New Roman" w:eastAsia="Times New Roman" w:hAnsi="Times New Roman" w:cs="Times New Roman"/>
-                <w:kern w:val="0"/>
-                <w:sz w:val="11"/>
-                <w:szCs w:val="11"/>
-                <w14:ligatures w14:val="none"/>
-              </w:rPr>
-            </w:pPr>
-            <w:r>
-              <w:rPr>
-                <w:rFonts w:ascii="Times New Roman" w:eastAsia="Times New Roman" w:hAnsi="Times New Roman" w:cs="Times New Roman"/>
-                <w:kern w:val="0"/>
-                <w:sz w:val="11"/>
-                <w:szCs w:val="11"/>
+                <w:rFonts w:asciiTheme="majorBidi" w:eastAsia="Times New Roman" w:hAnsiTheme="majorBidi" w:cstheme="majorBidi"/>
+                <w:color w:val="000000" w:themeColor="text1"/>
+                <w:kern w:val="0"/>
+                <w14:ligatures w14:val="none"/>
+              </w:rPr>
+            </w:pPr>
+            <w:r>
+              <w:rPr>
+                <w:rFonts w:asciiTheme="majorBidi" w:eastAsia="Times New Roman" w:hAnsiTheme="majorBidi" w:cstheme="majorBidi"/>
+                <w:color w:val="000000" w:themeColor="text1"/>
+                <w:kern w:val="0"/>
                 <w14:ligatures w14:val="none"/>
               </w:rPr>
               <w:t>0.74</w:t>
@@ -2440,19 +2814,17 @@
               <w:jc w:val="center"/>
               <w:cnfStyle w:val="000000100000" w:firstRow="0" w:lastRow="0" w:firstColumn="0" w:lastColumn="0" w:oddVBand="0" w:evenVBand="0" w:oddHBand="1" w:evenHBand="0" w:firstRowFirstColumn="0" w:firstRowLastColumn="0" w:lastRowFirstColumn="0" w:lastRowLastColumn="0"/>
               <w:rPr>
-                <w:rFonts w:ascii="Times New Roman" w:eastAsia="Times New Roman" w:hAnsi="Times New Roman" w:cs="Times New Roman"/>
-                <w:kern w:val="0"/>
-                <w:sz w:val="11"/>
-                <w:szCs w:val="11"/>
-                <w14:ligatures w14:val="none"/>
-              </w:rPr>
-            </w:pPr>
-            <w:r>
-              <w:rPr>
-                <w:rFonts w:ascii="Times New Roman" w:eastAsia="Times New Roman" w:hAnsi="Times New Roman" w:cs="Times New Roman"/>
-                <w:kern w:val="0"/>
-                <w:sz w:val="11"/>
-                <w:szCs w:val="11"/>
+                <w:rFonts w:asciiTheme="majorBidi" w:eastAsia="Times New Roman" w:hAnsiTheme="majorBidi" w:cstheme="majorBidi"/>
+                <w:color w:val="000000" w:themeColor="text1"/>
+                <w:kern w:val="0"/>
+                <w14:ligatures w14:val="none"/>
+              </w:rPr>
+            </w:pPr>
+            <w:r>
+              <w:rPr>
+                <w:rFonts w:asciiTheme="majorBidi" w:eastAsia="Times New Roman" w:hAnsiTheme="majorBidi" w:cstheme="majorBidi"/>
+                <w:color w:val="000000" w:themeColor="text1"/>
+                <w:kern w:val="0"/>
                 <w14:ligatures w14:val="none"/>
               </w:rPr>
               <w:t>0.73</w:t>
@@ -2471,19 +2843,17 @@
               <w:jc w:val="center"/>
               <w:cnfStyle w:val="000000100000" w:firstRow="0" w:lastRow="0" w:firstColumn="0" w:lastColumn="0" w:oddVBand="0" w:evenVBand="0" w:oddHBand="1" w:evenHBand="0" w:firstRowFirstColumn="0" w:firstRowLastColumn="0" w:lastRowFirstColumn="0" w:lastRowLastColumn="0"/>
               <w:rPr>
-                <w:rFonts w:ascii="Times New Roman" w:eastAsia="Times New Roman" w:hAnsi="Times New Roman" w:cs="Times New Roman"/>
-                <w:kern w:val="0"/>
-                <w:sz w:val="11"/>
-                <w:szCs w:val="11"/>
-                <w14:ligatures w14:val="none"/>
-              </w:rPr>
-            </w:pPr>
-            <w:r>
-              <w:rPr>
-                <w:rFonts w:ascii="Times New Roman" w:eastAsia="Times New Roman" w:hAnsi="Times New Roman" w:cs="Times New Roman"/>
-                <w:kern w:val="0"/>
-                <w:sz w:val="11"/>
-                <w:szCs w:val="11"/>
+                <w:rFonts w:asciiTheme="majorBidi" w:eastAsia="Times New Roman" w:hAnsiTheme="majorBidi" w:cstheme="majorBidi"/>
+                <w:color w:val="000000" w:themeColor="text1"/>
+                <w:kern w:val="0"/>
+                <w14:ligatures w14:val="none"/>
+              </w:rPr>
+            </w:pPr>
+            <w:r>
+              <w:rPr>
+                <w:rFonts w:asciiTheme="majorBidi" w:eastAsia="Times New Roman" w:hAnsiTheme="majorBidi" w:cstheme="majorBidi"/>
+                <w:color w:val="000000" w:themeColor="text1"/>
+                <w:kern w:val="0"/>
                 <w14:ligatures w14:val="none"/>
               </w:rPr>
               <w:t>1.00</w:t>
@@ -2502,19 +2872,17 @@
               <w:jc w:val="center"/>
               <w:cnfStyle w:val="000000100000" w:firstRow="0" w:lastRow="0" w:firstColumn="0" w:lastColumn="0" w:oddVBand="0" w:evenVBand="0" w:oddHBand="1" w:evenHBand="0" w:firstRowFirstColumn="0" w:firstRowLastColumn="0" w:lastRowFirstColumn="0" w:lastRowLastColumn="0"/>
               <w:rPr>
-                <w:rFonts w:ascii="Times New Roman" w:eastAsia="Times New Roman" w:hAnsi="Times New Roman" w:cs="Times New Roman"/>
-                <w:kern w:val="0"/>
-                <w:sz w:val="11"/>
-                <w:szCs w:val="11"/>
-                <w14:ligatures w14:val="none"/>
-              </w:rPr>
-            </w:pPr>
-            <w:r>
-              <w:rPr>
-                <w:rFonts w:ascii="Times New Roman" w:eastAsia="Times New Roman" w:hAnsi="Times New Roman" w:cs="Times New Roman"/>
-                <w:kern w:val="0"/>
-                <w:sz w:val="11"/>
-                <w:szCs w:val="11"/>
+                <w:rFonts w:asciiTheme="majorBidi" w:eastAsia="Times New Roman" w:hAnsiTheme="majorBidi" w:cstheme="majorBidi"/>
+                <w:color w:val="000000" w:themeColor="text1"/>
+                <w:kern w:val="0"/>
+                <w14:ligatures w14:val="none"/>
+              </w:rPr>
+            </w:pPr>
+            <w:r>
+              <w:rPr>
+                <w:rFonts w:asciiTheme="majorBidi" w:eastAsia="Times New Roman" w:hAnsiTheme="majorBidi" w:cstheme="majorBidi"/>
+                <w:color w:val="000000" w:themeColor="text1"/>
+                <w:kern w:val="0"/>
                 <w14:ligatures w14:val="none"/>
               </w:rPr>
               <w:t>0.80</w:t>
@@ -2533,19 +2901,17 @@
               <w:jc w:val="center"/>
               <w:cnfStyle w:val="000000100000" w:firstRow="0" w:lastRow="0" w:firstColumn="0" w:lastColumn="0" w:oddVBand="0" w:evenVBand="0" w:oddHBand="1" w:evenHBand="0" w:firstRowFirstColumn="0" w:firstRowLastColumn="0" w:lastRowFirstColumn="0" w:lastRowLastColumn="0"/>
               <w:rPr>
-                <w:rFonts w:ascii="Times New Roman" w:eastAsia="Times New Roman" w:hAnsi="Times New Roman" w:cs="Times New Roman"/>
-                <w:kern w:val="0"/>
-                <w:sz w:val="11"/>
-                <w:szCs w:val="11"/>
-                <w14:ligatures w14:val="none"/>
-              </w:rPr>
-            </w:pPr>
-            <w:r>
-              <w:rPr>
-                <w:rFonts w:ascii="Times New Roman" w:eastAsia="Times New Roman" w:hAnsi="Times New Roman" w:cs="Times New Roman"/>
-                <w:kern w:val="0"/>
-                <w:sz w:val="11"/>
-                <w:szCs w:val="11"/>
+                <w:rFonts w:asciiTheme="majorBidi" w:eastAsia="Times New Roman" w:hAnsiTheme="majorBidi" w:cstheme="majorBidi"/>
+                <w:color w:val="000000" w:themeColor="text1"/>
+                <w:kern w:val="0"/>
+                <w14:ligatures w14:val="none"/>
+              </w:rPr>
+            </w:pPr>
+            <w:r>
+              <w:rPr>
+                <w:rFonts w:asciiTheme="majorBidi" w:eastAsia="Times New Roman" w:hAnsiTheme="majorBidi" w:cstheme="majorBidi"/>
+                <w:color w:val="000000" w:themeColor="text1"/>
+                <w:kern w:val="0"/>
                 <w14:ligatures w14:val="none"/>
               </w:rPr>
               <w:t>0.82</w:t>
@@ -2570,11 +2936,10 @@
             <w:pPr>
               <w:jc w:val="center"/>
               <w:rPr>
-                <w:rFonts w:ascii="Times New Roman" w:eastAsia="Times New Roman" w:hAnsi="Times New Roman" w:cs="Times New Roman"/>
+                <w:rFonts w:asciiTheme="majorBidi" w:eastAsia="Times New Roman" w:hAnsiTheme="majorBidi" w:cstheme="majorBidi"/>
                 <w:caps w:val="0"/>
-                <w:kern w:val="0"/>
-                <w:sz w:val="11"/>
-                <w:szCs w:val="11"/>
+                <w:color w:val="000000" w:themeColor="text1"/>
+                <w:kern w:val="0"/>
                 <w14:ligatures w14:val="none"/>
               </w:rPr>
             </w:pPr>
@@ -2591,19 +2956,17 @@
               <w:jc w:val="center"/>
               <w:cnfStyle w:val="000000000000" w:firstRow="0" w:lastRow="0" w:firstColumn="0" w:lastColumn="0" w:oddVBand="0" w:evenVBand="0" w:oddHBand="0" w:evenHBand="0" w:firstRowFirstColumn="0" w:firstRowLastColumn="0" w:lastRowFirstColumn="0" w:lastRowLastColumn="0"/>
               <w:rPr>
-                <w:rFonts w:ascii="Times New Roman" w:eastAsia="Times New Roman" w:hAnsi="Times New Roman" w:cs="Times New Roman"/>
-                <w:kern w:val="0"/>
-                <w:sz w:val="11"/>
-                <w:szCs w:val="11"/>
-                <w14:ligatures w14:val="none"/>
-              </w:rPr>
-            </w:pPr>
-            <w:r>
-              <w:rPr>
-                <w:rFonts w:ascii="Times New Roman" w:eastAsia="Times New Roman" w:hAnsi="Times New Roman" w:cs="Times New Roman"/>
-                <w:kern w:val="0"/>
-                <w:sz w:val="11"/>
-                <w:szCs w:val="11"/>
+                <w:rFonts w:asciiTheme="majorBidi" w:eastAsia="Times New Roman" w:hAnsiTheme="majorBidi" w:cstheme="majorBidi"/>
+                <w:color w:val="000000" w:themeColor="text1"/>
+                <w:kern w:val="0"/>
+                <w14:ligatures w14:val="none"/>
+              </w:rPr>
+            </w:pPr>
+            <w:r>
+              <w:rPr>
+                <w:rFonts w:asciiTheme="majorBidi" w:eastAsia="Times New Roman" w:hAnsiTheme="majorBidi" w:cstheme="majorBidi"/>
+                <w:color w:val="000000" w:themeColor="text1"/>
+                <w:kern w:val="0"/>
                 <w14:ligatures w14:val="none"/>
               </w:rPr>
               <w:t>Recall</w:t>
@@ -2621,19 +2984,17 @@
               <w:jc w:val="center"/>
               <w:cnfStyle w:val="000000000000" w:firstRow="0" w:lastRow="0" w:firstColumn="0" w:lastColumn="0" w:oddVBand="0" w:evenVBand="0" w:oddHBand="0" w:evenHBand="0" w:firstRowFirstColumn="0" w:firstRowLastColumn="0" w:lastRowFirstColumn="0" w:lastRowLastColumn="0"/>
               <w:rPr>
-                <w:rFonts w:ascii="Times New Roman" w:eastAsia="Times New Roman" w:hAnsi="Times New Roman" w:cs="Times New Roman"/>
-                <w:kern w:val="0"/>
-                <w:sz w:val="11"/>
-                <w:szCs w:val="11"/>
-                <w14:ligatures w14:val="none"/>
-              </w:rPr>
-            </w:pPr>
-            <w:r>
-              <w:rPr>
-                <w:rFonts w:ascii="Times New Roman" w:eastAsia="Times New Roman" w:hAnsi="Times New Roman" w:cs="Times New Roman"/>
-                <w:kern w:val="0"/>
-                <w:sz w:val="11"/>
-                <w:szCs w:val="11"/>
+                <w:rFonts w:asciiTheme="majorBidi" w:eastAsia="Times New Roman" w:hAnsiTheme="majorBidi" w:cstheme="majorBidi"/>
+                <w:color w:val="000000" w:themeColor="text1"/>
+                <w:kern w:val="0"/>
+                <w14:ligatures w14:val="none"/>
+              </w:rPr>
+            </w:pPr>
+            <w:r>
+              <w:rPr>
+                <w:rFonts w:asciiTheme="majorBidi" w:eastAsia="Times New Roman" w:hAnsiTheme="majorBidi" w:cstheme="majorBidi"/>
+                <w:color w:val="000000" w:themeColor="text1"/>
+                <w:kern w:val="0"/>
                 <w14:ligatures w14:val="none"/>
               </w:rPr>
               <w:t>0.98</w:t>
@@ -2651,19 +3012,17 @@
               <w:jc w:val="center"/>
               <w:cnfStyle w:val="000000000000" w:firstRow="0" w:lastRow="0" w:firstColumn="0" w:lastColumn="0" w:oddVBand="0" w:evenVBand="0" w:oddHBand="0" w:evenHBand="0" w:firstRowFirstColumn="0" w:firstRowLastColumn="0" w:lastRowFirstColumn="0" w:lastRowLastColumn="0"/>
               <w:rPr>
-                <w:rFonts w:ascii="Times New Roman" w:eastAsia="Times New Roman" w:hAnsi="Times New Roman" w:cs="Times New Roman"/>
-                <w:kern w:val="0"/>
-                <w:sz w:val="11"/>
-                <w:szCs w:val="11"/>
-                <w14:ligatures w14:val="none"/>
-              </w:rPr>
-            </w:pPr>
-            <w:r>
-              <w:rPr>
-                <w:rFonts w:ascii="Times New Roman" w:eastAsia="Times New Roman" w:hAnsi="Times New Roman" w:cs="Times New Roman"/>
-                <w:kern w:val="0"/>
-                <w:sz w:val="11"/>
-                <w:szCs w:val="11"/>
+                <w:rFonts w:asciiTheme="majorBidi" w:eastAsia="Times New Roman" w:hAnsiTheme="majorBidi" w:cstheme="majorBidi"/>
+                <w:color w:val="000000" w:themeColor="text1"/>
+                <w:kern w:val="0"/>
+                <w14:ligatures w14:val="none"/>
+              </w:rPr>
+            </w:pPr>
+            <w:r>
+              <w:rPr>
+                <w:rFonts w:asciiTheme="majorBidi" w:eastAsia="Times New Roman" w:hAnsiTheme="majorBidi" w:cstheme="majorBidi"/>
+                <w:color w:val="000000" w:themeColor="text1"/>
+                <w:kern w:val="0"/>
                 <w14:ligatures w14:val="none"/>
               </w:rPr>
               <w:t>0.67</w:t>
@@ -2681,19 +3040,17 @@
               <w:jc w:val="center"/>
               <w:cnfStyle w:val="000000000000" w:firstRow="0" w:lastRow="0" w:firstColumn="0" w:lastColumn="0" w:oddVBand="0" w:evenVBand="0" w:oddHBand="0" w:evenHBand="0" w:firstRowFirstColumn="0" w:firstRowLastColumn="0" w:lastRowFirstColumn="0" w:lastRowLastColumn="0"/>
               <w:rPr>
-                <w:rFonts w:ascii="Times New Roman" w:eastAsia="Times New Roman" w:hAnsi="Times New Roman" w:cs="Times New Roman"/>
-                <w:kern w:val="0"/>
-                <w:sz w:val="11"/>
-                <w:szCs w:val="11"/>
-                <w14:ligatures w14:val="none"/>
-              </w:rPr>
-            </w:pPr>
-            <w:r>
-              <w:rPr>
-                <w:rFonts w:ascii="Times New Roman" w:eastAsia="Times New Roman" w:hAnsi="Times New Roman" w:cs="Times New Roman"/>
-                <w:kern w:val="0"/>
-                <w:sz w:val="11"/>
-                <w:szCs w:val="11"/>
+                <w:rFonts w:asciiTheme="majorBidi" w:eastAsia="Times New Roman" w:hAnsiTheme="majorBidi" w:cstheme="majorBidi"/>
+                <w:color w:val="000000" w:themeColor="text1"/>
+                <w:kern w:val="0"/>
+                <w14:ligatures w14:val="none"/>
+              </w:rPr>
+            </w:pPr>
+            <w:r>
+              <w:rPr>
+                <w:rFonts w:asciiTheme="majorBidi" w:eastAsia="Times New Roman" w:hAnsiTheme="majorBidi" w:cstheme="majorBidi"/>
+                <w:color w:val="000000" w:themeColor="text1"/>
+                <w:kern w:val="0"/>
                 <w14:ligatures w14:val="none"/>
               </w:rPr>
               <w:t>0.55</w:t>
@@ -2711,19 +3068,17 @@
               <w:jc w:val="center"/>
               <w:cnfStyle w:val="000000000000" w:firstRow="0" w:lastRow="0" w:firstColumn="0" w:lastColumn="0" w:oddVBand="0" w:evenVBand="0" w:oddHBand="0" w:evenHBand="0" w:firstRowFirstColumn="0" w:firstRowLastColumn="0" w:lastRowFirstColumn="0" w:lastRowLastColumn="0"/>
               <w:rPr>
-                <w:rFonts w:ascii="Times New Roman" w:eastAsia="Times New Roman" w:hAnsi="Times New Roman" w:cs="Times New Roman"/>
-                <w:kern w:val="0"/>
-                <w:sz w:val="11"/>
-                <w:szCs w:val="11"/>
-                <w14:ligatures w14:val="none"/>
-              </w:rPr>
-            </w:pPr>
-            <w:r>
-              <w:rPr>
-                <w:rFonts w:ascii="Times New Roman" w:eastAsia="Times New Roman" w:hAnsi="Times New Roman" w:cs="Times New Roman"/>
-                <w:kern w:val="0"/>
-                <w:sz w:val="11"/>
-                <w:szCs w:val="11"/>
+                <w:rFonts w:asciiTheme="majorBidi" w:eastAsia="Times New Roman" w:hAnsiTheme="majorBidi" w:cstheme="majorBidi"/>
+                <w:color w:val="000000" w:themeColor="text1"/>
+                <w:kern w:val="0"/>
+                <w14:ligatures w14:val="none"/>
+              </w:rPr>
+            </w:pPr>
+            <w:r>
+              <w:rPr>
+                <w:rFonts w:asciiTheme="majorBidi" w:eastAsia="Times New Roman" w:hAnsiTheme="majorBidi" w:cstheme="majorBidi"/>
+                <w:color w:val="000000" w:themeColor="text1"/>
+                <w:kern w:val="0"/>
                 <w14:ligatures w14:val="none"/>
               </w:rPr>
               <w:t>0.97</w:t>
@@ -2741,19 +3096,17 @@
               <w:jc w:val="center"/>
               <w:cnfStyle w:val="000000000000" w:firstRow="0" w:lastRow="0" w:firstColumn="0" w:lastColumn="0" w:oddVBand="0" w:evenVBand="0" w:oddHBand="0" w:evenHBand="0" w:firstRowFirstColumn="0" w:firstRowLastColumn="0" w:lastRowFirstColumn="0" w:lastRowLastColumn="0"/>
               <w:rPr>
-                <w:rFonts w:ascii="Times New Roman" w:eastAsia="Times New Roman" w:hAnsi="Times New Roman" w:cs="Times New Roman"/>
-                <w:kern w:val="0"/>
-                <w:sz w:val="11"/>
-                <w:szCs w:val="11"/>
-                <w14:ligatures w14:val="none"/>
-              </w:rPr>
-            </w:pPr>
-            <w:r>
-              <w:rPr>
-                <w:rFonts w:ascii="Times New Roman" w:eastAsia="Times New Roman" w:hAnsi="Times New Roman" w:cs="Times New Roman"/>
-                <w:kern w:val="0"/>
-                <w:sz w:val="11"/>
-                <w:szCs w:val="11"/>
+                <w:rFonts w:asciiTheme="majorBidi" w:eastAsia="Times New Roman" w:hAnsiTheme="majorBidi" w:cstheme="majorBidi"/>
+                <w:color w:val="000000" w:themeColor="text1"/>
+                <w:kern w:val="0"/>
+                <w14:ligatures w14:val="none"/>
+              </w:rPr>
+            </w:pPr>
+            <w:r>
+              <w:rPr>
+                <w:rFonts w:asciiTheme="majorBidi" w:eastAsia="Times New Roman" w:hAnsiTheme="majorBidi" w:cstheme="majorBidi"/>
+                <w:color w:val="000000" w:themeColor="text1"/>
+                <w:kern w:val="0"/>
                 <w14:ligatures w14:val="none"/>
               </w:rPr>
               <w:t>0.79</w:t>
@@ -2780,11 +3133,10 @@
             <w:pPr>
               <w:jc w:val="center"/>
               <w:rPr>
-                <w:rFonts w:ascii="Times New Roman" w:eastAsia="Times New Roman" w:hAnsi="Times New Roman" w:cs="Times New Roman"/>
+                <w:rFonts w:asciiTheme="majorBidi" w:eastAsia="Times New Roman" w:hAnsiTheme="majorBidi" w:cstheme="majorBidi"/>
                 <w:caps w:val="0"/>
-                <w:kern w:val="0"/>
-                <w:sz w:val="11"/>
-                <w:szCs w:val="11"/>
+                <w:color w:val="000000" w:themeColor="text1"/>
+                <w:kern w:val="0"/>
                 <w14:ligatures w14:val="none"/>
               </w:rPr>
             </w:pPr>
@@ -2802,19 +3154,17 @@
               <w:jc w:val="center"/>
               <w:cnfStyle w:val="000000100000" w:firstRow="0" w:lastRow="0" w:firstColumn="0" w:lastColumn="0" w:oddVBand="0" w:evenVBand="0" w:oddHBand="1" w:evenHBand="0" w:firstRowFirstColumn="0" w:firstRowLastColumn="0" w:lastRowFirstColumn="0" w:lastRowLastColumn="0"/>
               <w:rPr>
-                <w:rFonts w:ascii="Times New Roman" w:eastAsia="Times New Roman" w:hAnsi="Times New Roman" w:cs="Times New Roman"/>
-                <w:kern w:val="0"/>
-                <w:sz w:val="11"/>
-                <w:szCs w:val="11"/>
-                <w14:ligatures w14:val="none"/>
-              </w:rPr>
-            </w:pPr>
-            <w:r>
-              <w:rPr>
-                <w:rFonts w:ascii="Times New Roman" w:eastAsia="Times New Roman" w:hAnsi="Times New Roman" w:cs="Times New Roman"/>
-                <w:kern w:val="0"/>
-                <w:sz w:val="11"/>
-                <w:szCs w:val="11"/>
+                <w:rFonts w:asciiTheme="majorBidi" w:eastAsia="Times New Roman" w:hAnsiTheme="majorBidi" w:cstheme="majorBidi"/>
+                <w:color w:val="000000" w:themeColor="text1"/>
+                <w:kern w:val="0"/>
+                <w14:ligatures w14:val="none"/>
+              </w:rPr>
+            </w:pPr>
+            <w:r>
+              <w:rPr>
+                <w:rFonts w:asciiTheme="majorBidi" w:eastAsia="Times New Roman" w:hAnsiTheme="majorBidi" w:cstheme="majorBidi"/>
+                <w:color w:val="000000" w:themeColor="text1"/>
+                <w:kern w:val="0"/>
                 <w14:ligatures w14:val="none"/>
               </w:rPr>
               <w:t>F1 Score</w:t>
@@ -2833,19 +3183,17 @@
               <w:jc w:val="center"/>
               <w:cnfStyle w:val="000000100000" w:firstRow="0" w:lastRow="0" w:firstColumn="0" w:lastColumn="0" w:oddVBand="0" w:evenVBand="0" w:oddHBand="1" w:evenHBand="0" w:firstRowFirstColumn="0" w:firstRowLastColumn="0" w:lastRowFirstColumn="0" w:lastRowLastColumn="0"/>
               <w:rPr>
-                <w:rFonts w:ascii="Times New Roman" w:eastAsia="Times New Roman" w:hAnsi="Times New Roman" w:cs="Times New Roman"/>
-                <w:kern w:val="0"/>
-                <w:sz w:val="11"/>
-                <w:szCs w:val="11"/>
-                <w14:ligatures w14:val="none"/>
-              </w:rPr>
-            </w:pPr>
-            <w:r>
-              <w:rPr>
-                <w:rFonts w:ascii="Times New Roman" w:eastAsia="Times New Roman" w:hAnsi="Times New Roman" w:cs="Times New Roman"/>
-                <w:kern w:val="0"/>
-                <w:sz w:val="11"/>
-                <w:szCs w:val="11"/>
+                <w:rFonts w:asciiTheme="majorBidi" w:eastAsia="Times New Roman" w:hAnsiTheme="majorBidi" w:cstheme="majorBidi"/>
+                <w:color w:val="000000" w:themeColor="text1"/>
+                <w:kern w:val="0"/>
+                <w14:ligatures w14:val="none"/>
+              </w:rPr>
+            </w:pPr>
+            <w:r>
+              <w:rPr>
+                <w:rFonts w:asciiTheme="majorBidi" w:eastAsia="Times New Roman" w:hAnsiTheme="majorBidi" w:cstheme="majorBidi"/>
+                <w:color w:val="000000" w:themeColor="text1"/>
+                <w:kern w:val="0"/>
                 <w14:ligatures w14:val="none"/>
               </w:rPr>
               <w:t>0.84</w:t>
@@ -2864,19 +3212,17 @@
               <w:jc w:val="center"/>
               <w:cnfStyle w:val="000000100000" w:firstRow="0" w:lastRow="0" w:firstColumn="0" w:lastColumn="0" w:oddVBand="0" w:evenVBand="0" w:oddHBand="1" w:evenHBand="0" w:firstRowFirstColumn="0" w:firstRowLastColumn="0" w:lastRowFirstColumn="0" w:lastRowLastColumn="0"/>
               <w:rPr>
-                <w:rFonts w:ascii="Times New Roman" w:eastAsia="Times New Roman" w:hAnsi="Times New Roman" w:cs="Times New Roman"/>
-                <w:kern w:val="0"/>
-                <w:sz w:val="11"/>
-                <w:szCs w:val="11"/>
-                <w14:ligatures w14:val="none"/>
-              </w:rPr>
-            </w:pPr>
-            <w:r>
-              <w:rPr>
-                <w:rFonts w:ascii="Times New Roman" w:eastAsia="Times New Roman" w:hAnsi="Times New Roman" w:cs="Times New Roman"/>
-                <w:kern w:val="0"/>
-                <w:sz w:val="11"/>
-                <w:szCs w:val="11"/>
+                <w:rFonts w:asciiTheme="majorBidi" w:eastAsia="Times New Roman" w:hAnsiTheme="majorBidi" w:cstheme="majorBidi"/>
+                <w:color w:val="000000" w:themeColor="text1"/>
+                <w:kern w:val="0"/>
+                <w14:ligatures w14:val="none"/>
+              </w:rPr>
+            </w:pPr>
+            <w:r>
+              <w:rPr>
+                <w:rFonts w:asciiTheme="majorBidi" w:eastAsia="Times New Roman" w:hAnsiTheme="majorBidi" w:cstheme="majorBidi"/>
+                <w:color w:val="000000" w:themeColor="text1"/>
+                <w:kern w:val="0"/>
                 <w14:ligatures w14:val="none"/>
               </w:rPr>
               <w:t>0.70</w:t>
@@ -2895,19 +3241,17 @@
               <w:jc w:val="center"/>
               <w:cnfStyle w:val="000000100000" w:firstRow="0" w:lastRow="0" w:firstColumn="0" w:lastColumn="0" w:oddVBand="0" w:evenVBand="0" w:oddHBand="1" w:evenHBand="0" w:firstRowFirstColumn="0" w:firstRowLastColumn="0" w:lastRowFirstColumn="0" w:lastRowLastColumn="0"/>
               <w:rPr>
-                <w:rFonts w:ascii="Times New Roman" w:eastAsia="Times New Roman" w:hAnsi="Times New Roman" w:cs="Times New Roman"/>
-                <w:kern w:val="0"/>
-                <w:sz w:val="11"/>
-                <w:szCs w:val="11"/>
-                <w14:ligatures w14:val="none"/>
-              </w:rPr>
-            </w:pPr>
-            <w:r>
-              <w:rPr>
-                <w:rFonts w:ascii="Times New Roman" w:eastAsia="Times New Roman" w:hAnsi="Times New Roman" w:cs="Times New Roman"/>
-                <w:kern w:val="0"/>
-                <w:sz w:val="11"/>
-                <w:szCs w:val="11"/>
+                <w:rFonts w:asciiTheme="majorBidi" w:eastAsia="Times New Roman" w:hAnsiTheme="majorBidi" w:cstheme="majorBidi"/>
+                <w:color w:val="000000" w:themeColor="text1"/>
+                <w:kern w:val="0"/>
+                <w14:ligatures w14:val="none"/>
+              </w:rPr>
+            </w:pPr>
+            <w:r>
+              <w:rPr>
+                <w:rFonts w:asciiTheme="majorBidi" w:eastAsia="Times New Roman" w:hAnsiTheme="majorBidi" w:cstheme="majorBidi"/>
+                <w:color w:val="000000" w:themeColor="text1"/>
+                <w:kern w:val="0"/>
                 <w14:ligatures w14:val="none"/>
               </w:rPr>
               <w:t>0.71</w:t>
@@ -2926,19 +3270,17 @@
               <w:jc w:val="center"/>
               <w:cnfStyle w:val="000000100000" w:firstRow="0" w:lastRow="0" w:firstColumn="0" w:lastColumn="0" w:oddVBand="0" w:evenVBand="0" w:oddHBand="1" w:evenHBand="0" w:firstRowFirstColumn="0" w:firstRowLastColumn="0" w:lastRowFirstColumn="0" w:lastRowLastColumn="0"/>
               <w:rPr>
-                <w:rFonts w:ascii="Times New Roman" w:eastAsia="Times New Roman" w:hAnsi="Times New Roman" w:cs="Times New Roman"/>
-                <w:kern w:val="0"/>
-                <w:sz w:val="11"/>
-                <w:szCs w:val="11"/>
-                <w14:ligatures w14:val="none"/>
-              </w:rPr>
-            </w:pPr>
-            <w:r>
-              <w:rPr>
-                <w:rFonts w:ascii="Times New Roman" w:eastAsia="Times New Roman" w:hAnsi="Times New Roman" w:cs="Times New Roman"/>
-                <w:kern w:val="0"/>
-                <w:sz w:val="11"/>
-                <w:szCs w:val="11"/>
+                <w:rFonts w:asciiTheme="majorBidi" w:eastAsia="Times New Roman" w:hAnsiTheme="majorBidi" w:cstheme="majorBidi"/>
+                <w:color w:val="000000" w:themeColor="text1"/>
+                <w:kern w:val="0"/>
+                <w14:ligatures w14:val="none"/>
+              </w:rPr>
+            </w:pPr>
+            <w:r>
+              <w:rPr>
+                <w:rFonts w:asciiTheme="majorBidi" w:eastAsia="Times New Roman" w:hAnsiTheme="majorBidi" w:cstheme="majorBidi"/>
+                <w:color w:val="000000" w:themeColor="text1"/>
+                <w:kern w:val="0"/>
                 <w14:ligatures w14:val="none"/>
               </w:rPr>
               <w:t>0.87</w:t>
@@ -2957,19 +3299,17 @@
               <w:jc w:val="center"/>
               <w:cnfStyle w:val="000000100000" w:firstRow="0" w:lastRow="0" w:firstColumn="0" w:lastColumn="0" w:oddVBand="0" w:evenVBand="0" w:oddHBand="1" w:evenHBand="0" w:firstRowFirstColumn="0" w:firstRowLastColumn="0" w:lastRowFirstColumn="0" w:lastRowLastColumn="0"/>
               <w:rPr>
-                <w:rFonts w:ascii="Times New Roman" w:eastAsia="Times New Roman" w:hAnsi="Times New Roman" w:cs="Times New Roman"/>
-                <w:kern w:val="0"/>
-                <w:sz w:val="11"/>
-                <w:szCs w:val="11"/>
-                <w14:ligatures w14:val="none"/>
-              </w:rPr>
-            </w:pPr>
-            <w:r>
-              <w:rPr>
-                <w:rFonts w:ascii="Times New Roman" w:eastAsia="Times New Roman" w:hAnsi="Times New Roman" w:cs="Times New Roman"/>
-                <w:kern w:val="0"/>
-                <w:sz w:val="11"/>
-                <w:szCs w:val="11"/>
+                <w:rFonts w:asciiTheme="majorBidi" w:eastAsia="Times New Roman" w:hAnsiTheme="majorBidi" w:cstheme="majorBidi"/>
+                <w:color w:val="000000" w:themeColor="text1"/>
+                <w:kern w:val="0"/>
+                <w14:ligatures w14:val="none"/>
+              </w:rPr>
+            </w:pPr>
+            <w:r>
+              <w:rPr>
+                <w:rFonts w:asciiTheme="majorBidi" w:eastAsia="Times New Roman" w:hAnsiTheme="majorBidi" w:cstheme="majorBidi"/>
+                <w:color w:val="000000" w:themeColor="text1"/>
+                <w:kern w:val="0"/>
                 <w14:ligatures w14:val="none"/>
               </w:rPr>
               <w:t>0.78</w:t>
@@ -2995,23 +3335,21 @@
             <w:pPr>
               <w:jc w:val="center"/>
               <w:rPr>
-                <w:rFonts w:ascii="Times New Roman" w:eastAsia="Times New Roman" w:hAnsi="Times New Roman" w:cs="Times New Roman"/>
+                <w:rFonts w:asciiTheme="majorBidi" w:eastAsia="Times New Roman" w:hAnsiTheme="majorBidi" w:cstheme="majorBidi"/>
                 <w:b w:val="0"/>
                 <w:bCs w:val="0"/>
                 <w:caps w:val="0"/>
-                <w:kern w:val="0"/>
-                <w:sz w:val="11"/>
-                <w:szCs w:val="11"/>
-                <w14:ligatures w14:val="none"/>
-              </w:rPr>
-            </w:pPr>
-            <w:r>
-              <w:rPr>
-                <w:rFonts w:ascii="Times New Roman" w:eastAsia="Times New Roman" w:hAnsi="Times New Roman" w:cs="Times New Roman"/>
+                <w:color w:val="000000" w:themeColor="text1"/>
+                <w:kern w:val="0"/>
+                <w14:ligatures w14:val="none"/>
+              </w:rPr>
+            </w:pPr>
+            <w:r>
+              <w:rPr>
+                <w:rFonts w:asciiTheme="majorBidi" w:eastAsia="Times New Roman" w:hAnsiTheme="majorBidi" w:cstheme="majorBidi"/>
                 <w:caps w:val="0"/>
-                <w:kern w:val="0"/>
-                <w:sz w:val="11"/>
-                <w:szCs w:val="11"/>
+                <w:color w:val="000000" w:themeColor="text1"/>
+                <w:kern w:val="0"/>
                 <w14:ligatures w14:val="none"/>
               </w:rPr>
               <w:t>Random Forest (GA)</w:t>
@@ -3021,11 +3359,10 @@
             <w:pPr>
               <w:jc w:val="center"/>
               <w:rPr>
-                <w:rFonts w:ascii="Times New Roman" w:eastAsia="Times New Roman" w:hAnsi="Times New Roman" w:cs="Times New Roman"/>
+                <w:rFonts w:asciiTheme="majorBidi" w:eastAsia="Times New Roman" w:hAnsiTheme="majorBidi" w:cstheme="majorBidi"/>
                 <w:caps w:val="0"/>
-                <w:kern w:val="0"/>
-                <w:sz w:val="11"/>
-                <w:szCs w:val="11"/>
+                <w:color w:val="000000" w:themeColor="text1"/>
+                <w:kern w:val="0"/>
                 <w14:ligatures w14:val="none"/>
               </w:rPr>
             </w:pPr>
@@ -3043,19 +3380,17 @@
               <w:jc w:val="center"/>
               <w:cnfStyle w:val="000000000000" w:firstRow="0" w:lastRow="0" w:firstColumn="0" w:lastColumn="0" w:oddVBand="0" w:evenVBand="0" w:oddHBand="0" w:evenHBand="0" w:firstRowFirstColumn="0" w:firstRowLastColumn="0" w:lastRowFirstColumn="0" w:lastRowLastColumn="0"/>
               <w:rPr>
-                <w:rFonts w:ascii="Times New Roman" w:eastAsia="Times New Roman" w:hAnsi="Times New Roman" w:cs="Times New Roman"/>
-                <w:kern w:val="0"/>
-                <w:sz w:val="11"/>
-                <w:szCs w:val="11"/>
-                <w14:ligatures w14:val="none"/>
-              </w:rPr>
-            </w:pPr>
-            <w:r>
-              <w:rPr>
-                <w:rFonts w:ascii="Times New Roman" w:eastAsia="Times New Roman" w:hAnsi="Times New Roman" w:cs="Times New Roman"/>
-                <w:kern w:val="0"/>
-                <w:sz w:val="11"/>
-                <w:szCs w:val="11"/>
+                <w:rFonts w:asciiTheme="majorBidi" w:eastAsia="Times New Roman" w:hAnsiTheme="majorBidi" w:cstheme="majorBidi"/>
+                <w:color w:val="000000" w:themeColor="text1"/>
+                <w:kern w:val="0"/>
+                <w14:ligatures w14:val="none"/>
+              </w:rPr>
+            </w:pPr>
+            <w:r>
+              <w:rPr>
+                <w:rFonts w:asciiTheme="majorBidi" w:eastAsia="Times New Roman" w:hAnsiTheme="majorBidi" w:cstheme="majorBidi"/>
+                <w:color w:val="000000" w:themeColor="text1"/>
+                <w:kern w:val="0"/>
                 <w14:ligatures w14:val="none"/>
               </w:rPr>
               <w:t>Precision</w:t>
@@ -3074,19 +3409,17 @@
               <w:jc w:val="center"/>
               <w:cnfStyle w:val="000000000000" w:firstRow="0" w:lastRow="0" w:firstColumn="0" w:lastColumn="0" w:oddVBand="0" w:evenVBand="0" w:oddHBand="0" w:evenHBand="0" w:firstRowFirstColumn="0" w:firstRowLastColumn="0" w:lastRowFirstColumn="0" w:lastRowLastColumn="0"/>
               <w:rPr>
-                <w:rFonts w:ascii="Times New Roman" w:eastAsia="Times New Roman" w:hAnsi="Times New Roman" w:cs="Times New Roman"/>
-                <w:kern w:val="0"/>
-                <w:sz w:val="11"/>
-                <w:szCs w:val="11"/>
-                <w14:ligatures w14:val="none"/>
-              </w:rPr>
-            </w:pPr>
-            <w:r>
-              <w:rPr>
-                <w:rFonts w:ascii="Times New Roman" w:eastAsia="Times New Roman" w:hAnsi="Times New Roman" w:cs="Times New Roman"/>
-                <w:kern w:val="0"/>
-                <w:sz w:val="11"/>
-                <w:szCs w:val="11"/>
+                <w:rFonts w:asciiTheme="majorBidi" w:eastAsia="Times New Roman" w:hAnsiTheme="majorBidi" w:cstheme="majorBidi"/>
+                <w:color w:val="000000" w:themeColor="text1"/>
+                <w:kern w:val="0"/>
+                <w14:ligatures w14:val="none"/>
+              </w:rPr>
+            </w:pPr>
+            <w:r>
+              <w:rPr>
+                <w:rFonts w:asciiTheme="majorBidi" w:eastAsia="Times New Roman" w:hAnsiTheme="majorBidi" w:cstheme="majorBidi"/>
+                <w:color w:val="000000" w:themeColor="text1"/>
+                <w:kern w:val="0"/>
                 <w14:ligatures w14:val="none"/>
               </w:rPr>
               <w:t>0.90</w:t>
@@ -3105,19 +3438,17 @@
               <w:jc w:val="center"/>
               <w:cnfStyle w:val="000000000000" w:firstRow="0" w:lastRow="0" w:firstColumn="0" w:lastColumn="0" w:oddVBand="0" w:evenVBand="0" w:oddHBand="0" w:evenHBand="0" w:firstRowFirstColumn="0" w:firstRowLastColumn="0" w:lastRowFirstColumn="0" w:lastRowLastColumn="0"/>
               <w:rPr>
-                <w:rFonts w:ascii="Times New Roman" w:eastAsia="Times New Roman" w:hAnsi="Times New Roman" w:cs="Times New Roman"/>
-                <w:kern w:val="0"/>
-                <w:sz w:val="11"/>
-                <w:szCs w:val="11"/>
-                <w14:ligatures w14:val="none"/>
-              </w:rPr>
-            </w:pPr>
-            <w:r>
-              <w:rPr>
-                <w:rFonts w:ascii="Times New Roman" w:eastAsia="Times New Roman" w:hAnsi="Times New Roman" w:cs="Times New Roman"/>
-                <w:kern w:val="0"/>
-                <w:sz w:val="11"/>
-                <w:szCs w:val="11"/>
+                <w:rFonts w:asciiTheme="majorBidi" w:eastAsia="Times New Roman" w:hAnsiTheme="majorBidi" w:cstheme="majorBidi"/>
+                <w:color w:val="000000" w:themeColor="text1"/>
+                <w:kern w:val="0"/>
+                <w14:ligatures w14:val="none"/>
+              </w:rPr>
+            </w:pPr>
+            <w:r>
+              <w:rPr>
+                <w:rFonts w:asciiTheme="majorBidi" w:eastAsia="Times New Roman" w:hAnsiTheme="majorBidi" w:cstheme="majorBidi"/>
+                <w:color w:val="000000" w:themeColor="text1"/>
+                <w:kern w:val="0"/>
                 <w14:ligatures w14:val="none"/>
               </w:rPr>
               <w:t>0.74</w:t>
@@ -3136,19 +3467,17 @@
               <w:jc w:val="center"/>
               <w:cnfStyle w:val="000000000000" w:firstRow="0" w:lastRow="0" w:firstColumn="0" w:lastColumn="0" w:oddVBand="0" w:evenVBand="0" w:oddHBand="0" w:evenHBand="0" w:firstRowFirstColumn="0" w:firstRowLastColumn="0" w:lastRowFirstColumn="0" w:lastRowLastColumn="0"/>
               <w:rPr>
-                <w:rFonts w:ascii="Times New Roman" w:eastAsia="Times New Roman" w:hAnsi="Times New Roman" w:cs="Times New Roman"/>
-                <w:kern w:val="0"/>
-                <w:sz w:val="11"/>
-                <w:szCs w:val="11"/>
-                <w14:ligatures w14:val="none"/>
-              </w:rPr>
-            </w:pPr>
-            <w:r>
-              <w:rPr>
-                <w:rFonts w:ascii="Times New Roman" w:eastAsia="Times New Roman" w:hAnsi="Times New Roman" w:cs="Times New Roman"/>
-                <w:kern w:val="0"/>
-                <w:sz w:val="11"/>
-                <w:szCs w:val="11"/>
+                <w:rFonts w:asciiTheme="majorBidi" w:eastAsia="Times New Roman" w:hAnsiTheme="majorBidi" w:cstheme="majorBidi"/>
+                <w:color w:val="000000" w:themeColor="text1"/>
+                <w:kern w:val="0"/>
+                <w14:ligatures w14:val="none"/>
+              </w:rPr>
+            </w:pPr>
+            <w:r>
+              <w:rPr>
+                <w:rFonts w:asciiTheme="majorBidi" w:eastAsia="Times New Roman" w:hAnsiTheme="majorBidi" w:cstheme="majorBidi"/>
+                <w:color w:val="000000" w:themeColor="text1"/>
+                <w:kern w:val="0"/>
                 <w14:ligatures w14:val="none"/>
               </w:rPr>
               <w:t>0.53</w:t>
@@ -3167,19 +3496,17 @@
               <w:jc w:val="center"/>
               <w:cnfStyle w:val="000000000000" w:firstRow="0" w:lastRow="0" w:firstColumn="0" w:lastColumn="0" w:oddVBand="0" w:evenVBand="0" w:oddHBand="0" w:evenHBand="0" w:firstRowFirstColumn="0" w:firstRowLastColumn="0" w:lastRowFirstColumn="0" w:lastRowLastColumn="0"/>
               <w:rPr>
-                <w:rFonts w:ascii="Times New Roman" w:eastAsia="Times New Roman" w:hAnsi="Times New Roman" w:cs="Times New Roman"/>
-                <w:kern w:val="0"/>
-                <w:sz w:val="11"/>
-                <w:szCs w:val="11"/>
-                <w14:ligatures w14:val="none"/>
-              </w:rPr>
-            </w:pPr>
-            <w:r>
-              <w:rPr>
-                <w:rFonts w:ascii="Times New Roman" w:eastAsia="Times New Roman" w:hAnsi="Times New Roman" w:cs="Times New Roman"/>
-                <w:kern w:val="0"/>
-                <w:sz w:val="11"/>
-                <w:szCs w:val="11"/>
+                <w:rFonts w:asciiTheme="majorBidi" w:eastAsia="Times New Roman" w:hAnsiTheme="majorBidi" w:cstheme="majorBidi"/>
+                <w:color w:val="000000" w:themeColor="text1"/>
+                <w:kern w:val="0"/>
+                <w14:ligatures w14:val="none"/>
+              </w:rPr>
+            </w:pPr>
+            <w:r>
+              <w:rPr>
+                <w:rFonts w:asciiTheme="majorBidi" w:eastAsia="Times New Roman" w:hAnsiTheme="majorBidi" w:cstheme="majorBidi"/>
+                <w:color w:val="000000" w:themeColor="text1"/>
+                <w:kern w:val="0"/>
                 <w14:ligatures w14:val="none"/>
               </w:rPr>
               <w:t>0.75</w:t>
@@ -3198,19 +3525,17 @@
               <w:jc w:val="center"/>
               <w:cnfStyle w:val="000000000000" w:firstRow="0" w:lastRow="0" w:firstColumn="0" w:lastColumn="0" w:oddVBand="0" w:evenVBand="0" w:oddHBand="0" w:evenHBand="0" w:firstRowFirstColumn="0" w:firstRowLastColumn="0" w:lastRowFirstColumn="0" w:lastRowLastColumn="0"/>
               <w:rPr>
-                <w:rFonts w:ascii="Times New Roman" w:eastAsia="Times New Roman" w:hAnsi="Times New Roman" w:cs="Times New Roman"/>
-                <w:kern w:val="0"/>
-                <w:sz w:val="11"/>
-                <w:szCs w:val="11"/>
-                <w14:ligatures w14:val="none"/>
-              </w:rPr>
-            </w:pPr>
-            <w:r>
-              <w:rPr>
-                <w:rFonts w:ascii="Times New Roman" w:eastAsia="Times New Roman" w:hAnsi="Times New Roman" w:cs="Times New Roman"/>
-                <w:kern w:val="0"/>
-                <w:sz w:val="11"/>
-                <w:szCs w:val="11"/>
+                <w:rFonts w:asciiTheme="majorBidi" w:eastAsia="Times New Roman" w:hAnsiTheme="majorBidi" w:cstheme="majorBidi"/>
+                <w:color w:val="000000" w:themeColor="text1"/>
+                <w:kern w:val="0"/>
+                <w14:ligatures w14:val="none"/>
+              </w:rPr>
+            </w:pPr>
+            <w:r>
+              <w:rPr>
+                <w:rFonts w:asciiTheme="majorBidi" w:eastAsia="Times New Roman" w:hAnsiTheme="majorBidi" w:cstheme="majorBidi"/>
+                <w:color w:val="000000" w:themeColor="text1"/>
+                <w:kern w:val="0"/>
                 <w14:ligatures w14:val="none"/>
               </w:rPr>
               <w:t>0.73</w:t>
@@ -3237,11 +3562,10 @@
             <w:pPr>
               <w:jc w:val="center"/>
               <w:rPr>
-                <w:rFonts w:ascii="Times New Roman" w:eastAsia="Times New Roman" w:hAnsi="Times New Roman" w:cs="Times New Roman"/>
+                <w:rFonts w:asciiTheme="majorBidi" w:eastAsia="Times New Roman" w:hAnsiTheme="majorBidi" w:cstheme="majorBidi"/>
                 <w:caps w:val="0"/>
-                <w:kern w:val="0"/>
-                <w:sz w:val="11"/>
-                <w:szCs w:val="11"/>
+                <w:color w:val="000000" w:themeColor="text1"/>
+                <w:kern w:val="0"/>
                 <w14:ligatures w14:val="none"/>
               </w:rPr>
             </w:pPr>
@@ -3259,19 +3583,17 @@
               <w:jc w:val="center"/>
               <w:cnfStyle w:val="000000100000" w:firstRow="0" w:lastRow="0" w:firstColumn="0" w:lastColumn="0" w:oddVBand="0" w:evenVBand="0" w:oddHBand="1" w:evenHBand="0" w:firstRowFirstColumn="0" w:firstRowLastColumn="0" w:lastRowFirstColumn="0" w:lastRowLastColumn="0"/>
               <w:rPr>
-                <w:rFonts w:ascii="Times New Roman" w:eastAsia="Times New Roman" w:hAnsi="Times New Roman" w:cs="Times New Roman"/>
-                <w:kern w:val="0"/>
-                <w:sz w:val="11"/>
-                <w:szCs w:val="11"/>
-                <w14:ligatures w14:val="none"/>
-              </w:rPr>
-            </w:pPr>
-            <w:r>
-              <w:rPr>
-                <w:rFonts w:ascii="Times New Roman" w:eastAsia="Times New Roman" w:hAnsi="Times New Roman" w:cs="Times New Roman"/>
-                <w:kern w:val="0"/>
-                <w:sz w:val="11"/>
-                <w:szCs w:val="11"/>
+                <w:rFonts w:asciiTheme="majorBidi" w:eastAsia="Times New Roman" w:hAnsiTheme="majorBidi" w:cstheme="majorBidi"/>
+                <w:color w:val="000000" w:themeColor="text1"/>
+                <w:kern w:val="0"/>
+                <w14:ligatures w14:val="none"/>
+              </w:rPr>
+            </w:pPr>
+            <w:r>
+              <w:rPr>
+                <w:rFonts w:asciiTheme="majorBidi" w:eastAsia="Times New Roman" w:hAnsiTheme="majorBidi" w:cstheme="majorBidi"/>
+                <w:color w:val="000000" w:themeColor="text1"/>
+                <w:kern w:val="0"/>
                 <w14:ligatures w14:val="none"/>
               </w:rPr>
               <w:t>Recall</w:t>
@@ -3290,19 +3612,17 @@
               <w:jc w:val="center"/>
               <w:cnfStyle w:val="000000100000" w:firstRow="0" w:lastRow="0" w:firstColumn="0" w:lastColumn="0" w:oddVBand="0" w:evenVBand="0" w:oddHBand="1" w:evenHBand="0" w:firstRowFirstColumn="0" w:firstRowLastColumn="0" w:lastRowFirstColumn="0" w:lastRowLastColumn="0"/>
               <w:rPr>
-                <w:rFonts w:ascii="Times New Roman" w:eastAsia="Times New Roman" w:hAnsi="Times New Roman" w:cs="Times New Roman"/>
-                <w:kern w:val="0"/>
-                <w:sz w:val="11"/>
-                <w:szCs w:val="11"/>
-                <w14:ligatures w14:val="none"/>
-              </w:rPr>
-            </w:pPr>
-            <w:r>
-              <w:rPr>
-                <w:rFonts w:ascii="Times New Roman" w:eastAsia="Times New Roman" w:hAnsi="Times New Roman" w:cs="Times New Roman"/>
-                <w:kern w:val="0"/>
-                <w:sz w:val="11"/>
-                <w:szCs w:val="11"/>
+                <w:rFonts w:asciiTheme="majorBidi" w:eastAsia="Times New Roman" w:hAnsiTheme="majorBidi" w:cstheme="majorBidi"/>
+                <w:color w:val="000000" w:themeColor="text1"/>
+                <w:kern w:val="0"/>
+                <w14:ligatures w14:val="none"/>
+              </w:rPr>
+            </w:pPr>
+            <w:r>
+              <w:rPr>
+                <w:rFonts w:asciiTheme="majorBidi" w:eastAsia="Times New Roman" w:hAnsiTheme="majorBidi" w:cstheme="majorBidi"/>
+                <w:color w:val="000000" w:themeColor="text1"/>
+                <w:kern w:val="0"/>
                 <w14:ligatures w14:val="none"/>
               </w:rPr>
               <w:t>0.98</w:t>
@@ -3321,19 +3641,17 @@
               <w:jc w:val="center"/>
               <w:cnfStyle w:val="000000100000" w:firstRow="0" w:lastRow="0" w:firstColumn="0" w:lastColumn="0" w:oddVBand="0" w:evenVBand="0" w:oddHBand="1" w:evenHBand="0" w:firstRowFirstColumn="0" w:firstRowLastColumn="0" w:lastRowFirstColumn="0" w:lastRowLastColumn="0"/>
               <w:rPr>
-                <w:rFonts w:ascii="Times New Roman" w:eastAsia="Times New Roman" w:hAnsi="Times New Roman" w:cs="Times New Roman"/>
-                <w:kern w:val="0"/>
-                <w:sz w:val="11"/>
-                <w:szCs w:val="11"/>
-                <w14:ligatures w14:val="none"/>
-              </w:rPr>
-            </w:pPr>
-            <w:r>
-              <w:rPr>
-                <w:rFonts w:ascii="Times New Roman" w:eastAsia="Times New Roman" w:hAnsi="Times New Roman" w:cs="Times New Roman"/>
-                <w:kern w:val="0"/>
-                <w:sz w:val="11"/>
-                <w:szCs w:val="11"/>
+                <w:rFonts w:asciiTheme="majorBidi" w:eastAsia="Times New Roman" w:hAnsiTheme="majorBidi" w:cstheme="majorBidi"/>
+                <w:color w:val="000000" w:themeColor="text1"/>
+                <w:kern w:val="0"/>
+                <w14:ligatures w14:val="none"/>
+              </w:rPr>
+            </w:pPr>
+            <w:r>
+              <w:rPr>
+                <w:rFonts w:asciiTheme="majorBidi" w:eastAsia="Times New Roman" w:hAnsiTheme="majorBidi" w:cstheme="majorBidi"/>
+                <w:color w:val="000000" w:themeColor="text1"/>
+                <w:kern w:val="0"/>
                 <w14:ligatures w14:val="none"/>
               </w:rPr>
               <w:t>0.66</w:t>
@@ -3352,19 +3670,17 @@
               <w:jc w:val="center"/>
               <w:cnfStyle w:val="000000100000" w:firstRow="0" w:lastRow="0" w:firstColumn="0" w:lastColumn="0" w:oddVBand="0" w:evenVBand="0" w:oddHBand="1" w:evenHBand="0" w:firstRowFirstColumn="0" w:firstRowLastColumn="0" w:lastRowFirstColumn="0" w:lastRowLastColumn="0"/>
               <w:rPr>
-                <w:rFonts w:ascii="Times New Roman" w:eastAsia="Times New Roman" w:hAnsi="Times New Roman" w:cs="Times New Roman"/>
-                <w:kern w:val="0"/>
-                <w:sz w:val="11"/>
-                <w:szCs w:val="11"/>
-                <w14:ligatures w14:val="none"/>
-              </w:rPr>
-            </w:pPr>
-            <w:r>
-              <w:rPr>
-                <w:rFonts w:ascii="Times New Roman" w:eastAsia="Times New Roman" w:hAnsi="Times New Roman" w:cs="Times New Roman"/>
-                <w:kern w:val="0"/>
-                <w:sz w:val="11"/>
-                <w:szCs w:val="11"/>
+                <w:rFonts w:asciiTheme="majorBidi" w:eastAsia="Times New Roman" w:hAnsiTheme="majorBidi" w:cstheme="majorBidi"/>
+                <w:color w:val="000000" w:themeColor="text1"/>
+                <w:kern w:val="0"/>
+                <w14:ligatures w14:val="none"/>
+              </w:rPr>
+            </w:pPr>
+            <w:r>
+              <w:rPr>
+                <w:rFonts w:asciiTheme="majorBidi" w:eastAsia="Times New Roman" w:hAnsiTheme="majorBidi" w:cstheme="majorBidi"/>
+                <w:color w:val="000000" w:themeColor="text1"/>
+                <w:kern w:val="0"/>
                 <w14:ligatures w14:val="none"/>
               </w:rPr>
               <w:t>0.60</w:t>
@@ -3383,19 +3699,17 @@
               <w:jc w:val="center"/>
               <w:cnfStyle w:val="000000100000" w:firstRow="0" w:lastRow="0" w:firstColumn="0" w:lastColumn="0" w:oddVBand="0" w:evenVBand="0" w:oddHBand="1" w:evenHBand="0" w:firstRowFirstColumn="0" w:firstRowLastColumn="0" w:lastRowFirstColumn="0" w:lastRowLastColumn="0"/>
               <w:rPr>
-                <w:rFonts w:ascii="Times New Roman" w:eastAsia="Times New Roman" w:hAnsi="Times New Roman" w:cs="Times New Roman"/>
-                <w:kern w:val="0"/>
-                <w:sz w:val="11"/>
-                <w:szCs w:val="11"/>
-                <w14:ligatures w14:val="none"/>
-              </w:rPr>
-            </w:pPr>
-            <w:r>
-              <w:rPr>
-                <w:rFonts w:ascii="Times New Roman" w:eastAsia="Times New Roman" w:hAnsi="Times New Roman" w:cs="Times New Roman"/>
-                <w:kern w:val="0"/>
-                <w:sz w:val="11"/>
-                <w:szCs w:val="11"/>
+                <w:rFonts w:asciiTheme="majorBidi" w:eastAsia="Times New Roman" w:hAnsiTheme="majorBidi" w:cstheme="majorBidi"/>
+                <w:color w:val="000000" w:themeColor="text1"/>
+                <w:kern w:val="0"/>
+                <w14:ligatures w14:val="none"/>
+              </w:rPr>
+            </w:pPr>
+            <w:r>
+              <w:rPr>
+                <w:rFonts w:asciiTheme="majorBidi" w:eastAsia="Times New Roman" w:hAnsiTheme="majorBidi" w:cstheme="majorBidi"/>
+                <w:color w:val="000000" w:themeColor="text1"/>
+                <w:kern w:val="0"/>
                 <w14:ligatures w14:val="none"/>
               </w:rPr>
               <w:t>0.62</w:t>
@@ -3414,19 +3728,17 @@
               <w:jc w:val="center"/>
               <w:cnfStyle w:val="000000100000" w:firstRow="0" w:lastRow="0" w:firstColumn="0" w:lastColumn="0" w:oddVBand="0" w:evenVBand="0" w:oddHBand="1" w:evenHBand="0" w:firstRowFirstColumn="0" w:firstRowLastColumn="0" w:lastRowFirstColumn="0" w:lastRowLastColumn="0"/>
               <w:rPr>
-                <w:rFonts w:ascii="Times New Roman" w:eastAsia="Times New Roman" w:hAnsi="Times New Roman" w:cs="Times New Roman"/>
-                <w:kern w:val="0"/>
-                <w:sz w:val="11"/>
-                <w:szCs w:val="11"/>
-                <w14:ligatures w14:val="none"/>
-              </w:rPr>
-            </w:pPr>
-            <w:r>
-              <w:rPr>
-                <w:rFonts w:ascii="Times New Roman" w:eastAsia="Times New Roman" w:hAnsi="Times New Roman" w:cs="Times New Roman"/>
-                <w:kern w:val="0"/>
-                <w:sz w:val="11"/>
-                <w:szCs w:val="11"/>
+                <w:rFonts w:asciiTheme="majorBidi" w:eastAsia="Times New Roman" w:hAnsiTheme="majorBidi" w:cstheme="majorBidi"/>
+                <w:color w:val="000000" w:themeColor="text1"/>
+                <w:kern w:val="0"/>
+                <w14:ligatures w14:val="none"/>
+              </w:rPr>
+            </w:pPr>
+            <w:r>
+              <w:rPr>
+                <w:rFonts w:asciiTheme="majorBidi" w:eastAsia="Times New Roman" w:hAnsiTheme="majorBidi" w:cstheme="majorBidi"/>
+                <w:color w:val="000000" w:themeColor="text1"/>
+                <w:kern w:val="0"/>
                 <w14:ligatures w14:val="none"/>
               </w:rPr>
               <w:t>0.72</w:t>
@@ -3452,11 +3764,10 @@
             <w:pPr>
               <w:jc w:val="center"/>
               <w:rPr>
-                <w:rFonts w:ascii="Times New Roman" w:eastAsia="Times New Roman" w:hAnsi="Times New Roman" w:cs="Times New Roman"/>
+                <w:rFonts w:asciiTheme="majorBidi" w:eastAsia="Times New Roman" w:hAnsiTheme="majorBidi" w:cstheme="majorBidi"/>
                 <w:caps w:val="0"/>
-                <w:kern w:val="0"/>
-                <w:sz w:val="11"/>
-                <w:szCs w:val="11"/>
+                <w:color w:val="000000" w:themeColor="text1"/>
+                <w:kern w:val="0"/>
                 <w14:ligatures w14:val="none"/>
               </w:rPr>
             </w:pPr>
@@ -3474,19 +3785,17 @@
               <w:jc w:val="center"/>
               <w:cnfStyle w:val="000000000000" w:firstRow="0" w:lastRow="0" w:firstColumn="0" w:lastColumn="0" w:oddVBand="0" w:evenVBand="0" w:oddHBand="0" w:evenHBand="0" w:firstRowFirstColumn="0" w:firstRowLastColumn="0" w:lastRowFirstColumn="0" w:lastRowLastColumn="0"/>
               <w:rPr>
-                <w:rFonts w:ascii="Times New Roman" w:eastAsia="Times New Roman" w:hAnsi="Times New Roman" w:cs="Times New Roman"/>
-                <w:kern w:val="0"/>
-                <w:sz w:val="11"/>
-                <w:szCs w:val="11"/>
-                <w14:ligatures w14:val="none"/>
-              </w:rPr>
-            </w:pPr>
-            <w:r>
-              <w:rPr>
-                <w:rFonts w:ascii="Times New Roman" w:eastAsia="Times New Roman" w:hAnsi="Times New Roman" w:cs="Times New Roman"/>
-                <w:kern w:val="0"/>
-                <w:sz w:val="11"/>
-                <w:szCs w:val="11"/>
+                <w:rFonts w:asciiTheme="majorBidi" w:eastAsia="Times New Roman" w:hAnsiTheme="majorBidi" w:cstheme="majorBidi"/>
+                <w:color w:val="000000" w:themeColor="text1"/>
+                <w:kern w:val="0"/>
+                <w14:ligatures w14:val="none"/>
+              </w:rPr>
+            </w:pPr>
+            <w:r>
+              <w:rPr>
+                <w:rFonts w:asciiTheme="majorBidi" w:eastAsia="Times New Roman" w:hAnsiTheme="majorBidi" w:cstheme="majorBidi"/>
+                <w:color w:val="000000" w:themeColor="text1"/>
+                <w:kern w:val="0"/>
                 <w14:ligatures w14:val="none"/>
               </w:rPr>
               <w:t>F1 Score</w:t>
@@ -3505,19 +3814,17 @@
               <w:jc w:val="center"/>
               <w:cnfStyle w:val="000000000000" w:firstRow="0" w:lastRow="0" w:firstColumn="0" w:lastColumn="0" w:oddVBand="0" w:evenVBand="0" w:oddHBand="0" w:evenHBand="0" w:firstRowFirstColumn="0" w:firstRowLastColumn="0" w:lastRowFirstColumn="0" w:lastRowLastColumn="0"/>
               <w:rPr>
-                <w:rFonts w:ascii="Times New Roman" w:eastAsia="Times New Roman" w:hAnsi="Times New Roman" w:cs="Times New Roman"/>
-                <w:kern w:val="0"/>
-                <w:sz w:val="11"/>
-                <w:szCs w:val="11"/>
-                <w14:ligatures w14:val="none"/>
-              </w:rPr>
-            </w:pPr>
-            <w:r>
-              <w:rPr>
-                <w:rFonts w:ascii="Times New Roman" w:eastAsia="Times New Roman" w:hAnsi="Times New Roman" w:cs="Times New Roman"/>
-                <w:kern w:val="0"/>
-                <w:sz w:val="11"/>
-                <w:szCs w:val="11"/>
+                <w:rFonts w:asciiTheme="majorBidi" w:eastAsia="Times New Roman" w:hAnsiTheme="majorBidi" w:cstheme="majorBidi"/>
+                <w:color w:val="000000" w:themeColor="text1"/>
+                <w:kern w:val="0"/>
+                <w14:ligatures w14:val="none"/>
+              </w:rPr>
+            </w:pPr>
+            <w:r>
+              <w:rPr>
+                <w:rFonts w:asciiTheme="majorBidi" w:eastAsia="Times New Roman" w:hAnsiTheme="majorBidi" w:cstheme="majorBidi"/>
+                <w:color w:val="000000" w:themeColor="text1"/>
+                <w:kern w:val="0"/>
                 <w14:ligatures w14:val="none"/>
               </w:rPr>
               <w:t>0.94</w:t>
@@ -3536,19 +3843,17 @@
               <w:jc w:val="center"/>
               <w:cnfStyle w:val="000000000000" w:firstRow="0" w:lastRow="0" w:firstColumn="0" w:lastColumn="0" w:oddVBand="0" w:evenVBand="0" w:oddHBand="0" w:evenHBand="0" w:firstRowFirstColumn="0" w:firstRowLastColumn="0" w:lastRowFirstColumn="0" w:lastRowLastColumn="0"/>
               <w:rPr>
-                <w:rFonts w:ascii="Times New Roman" w:eastAsia="Times New Roman" w:hAnsi="Times New Roman" w:cs="Times New Roman"/>
-                <w:kern w:val="0"/>
-                <w:sz w:val="11"/>
-                <w:szCs w:val="11"/>
-                <w14:ligatures w14:val="none"/>
-              </w:rPr>
-            </w:pPr>
-            <w:r>
-              <w:rPr>
-                <w:rFonts w:ascii="Times New Roman" w:eastAsia="Times New Roman" w:hAnsi="Times New Roman" w:cs="Times New Roman"/>
-                <w:kern w:val="0"/>
-                <w:sz w:val="11"/>
-                <w:szCs w:val="11"/>
+                <w:rFonts w:asciiTheme="majorBidi" w:eastAsia="Times New Roman" w:hAnsiTheme="majorBidi" w:cstheme="majorBidi"/>
+                <w:color w:val="000000" w:themeColor="text1"/>
+                <w:kern w:val="0"/>
+                <w14:ligatures w14:val="none"/>
+              </w:rPr>
+            </w:pPr>
+            <w:r>
+              <w:rPr>
+                <w:rFonts w:asciiTheme="majorBidi" w:eastAsia="Times New Roman" w:hAnsiTheme="majorBidi" w:cstheme="majorBidi"/>
+                <w:color w:val="000000" w:themeColor="text1"/>
+                <w:kern w:val="0"/>
                 <w14:ligatures w14:val="none"/>
               </w:rPr>
               <w:t>0.70</w:t>
@@ -3567,19 +3872,17 @@
               <w:jc w:val="center"/>
               <w:cnfStyle w:val="000000000000" w:firstRow="0" w:lastRow="0" w:firstColumn="0" w:lastColumn="0" w:oddVBand="0" w:evenVBand="0" w:oddHBand="0" w:evenHBand="0" w:firstRowFirstColumn="0" w:firstRowLastColumn="0" w:lastRowFirstColumn="0" w:lastRowLastColumn="0"/>
               <w:rPr>
-                <w:rFonts w:ascii="Times New Roman" w:eastAsia="Times New Roman" w:hAnsi="Times New Roman" w:cs="Times New Roman"/>
-                <w:kern w:val="0"/>
-                <w:sz w:val="11"/>
-                <w:szCs w:val="11"/>
-                <w14:ligatures w14:val="none"/>
-              </w:rPr>
-            </w:pPr>
-            <w:r>
-              <w:rPr>
-                <w:rFonts w:ascii="Times New Roman" w:eastAsia="Times New Roman" w:hAnsi="Times New Roman" w:cs="Times New Roman"/>
-                <w:kern w:val="0"/>
-                <w:sz w:val="11"/>
-                <w:szCs w:val="11"/>
+                <w:rFonts w:asciiTheme="majorBidi" w:eastAsia="Times New Roman" w:hAnsiTheme="majorBidi" w:cstheme="majorBidi"/>
+                <w:color w:val="000000" w:themeColor="text1"/>
+                <w:kern w:val="0"/>
+                <w14:ligatures w14:val="none"/>
+              </w:rPr>
+            </w:pPr>
+            <w:r>
+              <w:rPr>
+                <w:rFonts w:asciiTheme="majorBidi" w:eastAsia="Times New Roman" w:hAnsiTheme="majorBidi" w:cstheme="majorBidi"/>
+                <w:color w:val="000000" w:themeColor="text1"/>
+                <w:kern w:val="0"/>
                 <w14:ligatures w14:val="none"/>
               </w:rPr>
               <w:t>0.56</w:t>
@@ -3598,19 +3901,17 @@
               <w:jc w:val="center"/>
               <w:cnfStyle w:val="000000000000" w:firstRow="0" w:lastRow="0" w:firstColumn="0" w:lastColumn="0" w:oddVBand="0" w:evenVBand="0" w:oddHBand="0" w:evenHBand="0" w:firstRowFirstColumn="0" w:firstRowLastColumn="0" w:lastRowFirstColumn="0" w:lastRowLastColumn="0"/>
               <w:rPr>
-                <w:rFonts w:ascii="Times New Roman" w:eastAsia="Times New Roman" w:hAnsi="Times New Roman" w:cs="Times New Roman"/>
-                <w:kern w:val="0"/>
-                <w:sz w:val="11"/>
-                <w:szCs w:val="11"/>
-                <w14:ligatures w14:val="none"/>
-              </w:rPr>
-            </w:pPr>
-            <w:r>
-              <w:rPr>
-                <w:rFonts w:ascii="Times New Roman" w:eastAsia="Times New Roman" w:hAnsi="Times New Roman" w:cs="Times New Roman"/>
-                <w:kern w:val="0"/>
-                <w:sz w:val="11"/>
-                <w:szCs w:val="11"/>
+                <w:rFonts w:asciiTheme="majorBidi" w:eastAsia="Times New Roman" w:hAnsiTheme="majorBidi" w:cstheme="majorBidi"/>
+                <w:color w:val="000000" w:themeColor="text1"/>
+                <w:kern w:val="0"/>
+                <w14:ligatures w14:val="none"/>
+              </w:rPr>
+            </w:pPr>
+            <w:r>
+              <w:rPr>
+                <w:rFonts w:asciiTheme="majorBidi" w:eastAsia="Times New Roman" w:hAnsiTheme="majorBidi" w:cstheme="majorBidi"/>
+                <w:color w:val="000000" w:themeColor="text1"/>
+                <w:kern w:val="0"/>
                 <w14:ligatures w14:val="none"/>
               </w:rPr>
               <w:t>0.68</w:t>
@@ -3629,19 +3930,17 @@
               <w:jc w:val="center"/>
               <w:cnfStyle w:val="000000000000" w:firstRow="0" w:lastRow="0" w:firstColumn="0" w:lastColumn="0" w:oddVBand="0" w:evenVBand="0" w:oddHBand="0" w:evenHBand="0" w:firstRowFirstColumn="0" w:firstRowLastColumn="0" w:lastRowFirstColumn="0" w:lastRowLastColumn="0"/>
               <w:rPr>
-                <w:rFonts w:ascii="Times New Roman" w:eastAsia="Times New Roman" w:hAnsi="Times New Roman" w:cs="Times New Roman"/>
-                <w:kern w:val="0"/>
-                <w:sz w:val="11"/>
-                <w:szCs w:val="11"/>
-                <w14:ligatures w14:val="none"/>
-              </w:rPr>
-            </w:pPr>
-            <w:r>
-              <w:rPr>
-                <w:rFonts w:ascii="Times New Roman" w:eastAsia="Times New Roman" w:hAnsi="Times New Roman" w:cs="Times New Roman"/>
-                <w:kern w:val="0"/>
-                <w:sz w:val="11"/>
-                <w:szCs w:val="11"/>
+                <w:rFonts w:asciiTheme="majorBidi" w:eastAsia="Times New Roman" w:hAnsiTheme="majorBidi" w:cstheme="majorBidi"/>
+                <w:color w:val="000000" w:themeColor="text1"/>
+                <w:kern w:val="0"/>
+                <w14:ligatures w14:val="none"/>
+              </w:rPr>
+            </w:pPr>
+            <w:r>
+              <w:rPr>
+                <w:rFonts w:asciiTheme="majorBidi" w:eastAsia="Times New Roman" w:hAnsiTheme="majorBidi" w:cstheme="majorBidi"/>
+                <w:color w:val="000000" w:themeColor="text1"/>
+                <w:kern w:val="0"/>
                 <w14:ligatures w14:val="none"/>
               </w:rPr>
               <w:t>0.72</w:t>
@@ -3668,23 +3967,21 @@
             <w:pPr>
               <w:jc w:val="center"/>
               <w:rPr>
-                <w:rFonts w:ascii="Times New Roman" w:eastAsia="Times New Roman" w:hAnsi="Times New Roman" w:cs="Times New Roman"/>
+                <w:rFonts w:asciiTheme="majorBidi" w:eastAsia="Times New Roman" w:hAnsiTheme="majorBidi" w:cstheme="majorBidi"/>
                 <w:b w:val="0"/>
                 <w:bCs w:val="0"/>
                 <w:caps w:val="0"/>
-                <w:kern w:val="0"/>
-                <w:sz w:val="11"/>
-                <w:szCs w:val="11"/>
-                <w14:ligatures w14:val="none"/>
-              </w:rPr>
-            </w:pPr>
-            <w:r>
-              <w:rPr>
-                <w:rFonts w:ascii="Times New Roman" w:eastAsia="Times New Roman" w:hAnsi="Times New Roman" w:cs="Times New Roman"/>
+                <w:color w:val="000000" w:themeColor="text1"/>
+                <w:kern w:val="0"/>
+                <w14:ligatures w14:val="none"/>
+              </w:rPr>
+            </w:pPr>
+            <w:r>
+              <w:rPr>
+                <w:rFonts w:asciiTheme="majorBidi" w:eastAsia="Times New Roman" w:hAnsiTheme="majorBidi" w:cstheme="majorBidi"/>
                 <w:caps w:val="0"/>
-                <w:kern w:val="0"/>
-                <w:sz w:val="11"/>
-                <w:szCs w:val="11"/>
+                <w:color w:val="000000" w:themeColor="text1"/>
+                <w:kern w:val="0"/>
                 <w14:ligatures w14:val="none"/>
               </w:rPr>
               <w:t>Decision Tree (15 features)</w:t>
@@ -3694,11 +3991,10 @@
             <w:pPr>
               <w:jc w:val="center"/>
               <w:rPr>
-                <w:rFonts w:ascii="Times New Roman" w:eastAsia="Times New Roman" w:hAnsi="Times New Roman" w:cs="Times New Roman"/>
+                <w:rFonts w:asciiTheme="majorBidi" w:eastAsia="Times New Roman" w:hAnsiTheme="majorBidi" w:cstheme="majorBidi"/>
                 <w:caps w:val="0"/>
-                <w:kern w:val="0"/>
-                <w:sz w:val="11"/>
-                <w:szCs w:val="11"/>
+                <w:color w:val="000000" w:themeColor="text1"/>
+                <w:kern w:val="0"/>
                 <w14:ligatures w14:val="none"/>
               </w:rPr>
             </w:pPr>
@@ -3716,19 +4012,17 @@
               <w:jc w:val="center"/>
               <w:cnfStyle w:val="000000100000" w:firstRow="0" w:lastRow="0" w:firstColumn="0" w:lastColumn="0" w:oddVBand="0" w:evenVBand="0" w:oddHBand="1" w:evenHBand="0" w:firstRowFirstColumn="0" w:firstRowLastColumn="0" w:lastRowFirstColumn="0" w:lastRowLastColumn="0"/>
               <w:rPr>
-                <w:rFonts w:ascii="Times New Roman" w:eastAsia="Times New Roman" w:hAnsi="Times New Roman" w:cs="Times New Roman"/>
-                <w:kern w:val="0"/>
-                <w:sz w:val="11"/>
-                <w:szCs w:val="11"/>
-                <w14:ligatures w14:val="none"/>
-              </w:rPr>
-            </w:pPr>
-            <w:r>
-              <w:rPr>
-                <w:rFonts w:ascii="Times New Roman" w:eastAsia="Times New Roman" w:hAnsi="Times New Roman" w:cs="Times New Roman"/>
-                <w:kern w:val="0"/>
-                <w:sz w:val="11"/>
-                <w:szCs w:val="11"/>
+                <w:rFonts w:asciiTheme="majorBidi" w:eastAsia="Times New Roman" w:hAnsiTheme="majorBidi" w:cstheme="majorBidi"/>
+                <w:color w:val="000000" w:themeColor="text1"/>
+                <w:kern w:val="0"/>
+                <w14:ligatures w14:val="none"/>
+              </w:rPr>
+            </w:pPr>
+            <w:r>
+              <w:rPr>
+                <w:rFonts w:asciiTheme="majorBidi" w:eastAsia="Times New Roman" w:hAnsiTheme="majorBidi" w:cstheme="majorBidi"/>
+                <w:color w:val="000000" w:themeColor="text1"/>
+                <w:kern w:val="0"/>
                 <w14:ligatures w14:val="none"/>
               </w:rPr>
               <w:t>Precision</w:t>
@@ -3747,19 +4041,17 @@
               <w:jc w:val="center"/>
               <w:cnfStyle w:val="000000100000" w:firstRow="0" w:lastRow="0" w:firstColumn="0" w:lastColumn="0" w:oddVBand="0" w:evenVBand="0" w:oddHBand="1" w:evenHBand="0" w:firstRowFirstColumn="0" w:firstRowLastColumn="0" w:lastRowFirstColumn="0" w:lastRowLastColumn="0"/>
               <w:rPr>
-                <w:rFonts w:ascii="Times New Roman" w:eastAsia="Times New Roman" w:hAnsi="Times New Roman" w:cs="Times New Roman"/>
-                <w:kern w:val="0"/>
-                <w:sz w:val="11"/>
-                <w:szCs w:val="11"/>
-                <w14:ligatures w14:val="none"/>
-              </w:rPr>
-            </w:pPr>
-            <w:r>
-              <w:rPr>
-                <w:rFonts w:ascii="Times New Roman" w:eastAsia="Times New Roman" w:hAnsi="Times New Roman" w:cs="Times New Roman"/>
-                <w:kern w:val="0"/>
-                <w:sz w:val="11"/>
-                <w:szCs w:val="11"/>
+                <w:rFonts w:asciiTheme="majorBidi" w:eastAsia="Times New Roman" w:hAnsiTheme="majorBidi" w:cstheme="majorBidi"/>
+                <w:color w:val="000000" w:themeColor="text1"/>
+                <w:kern w:val="0"/>
+                <w14:ligatures w14:val="none"/>
+              </w:rPr>
+            </w:pPr>
+            <w:r>
+              <w:rPr>
+                <w:rFonts w:asciiTheme="majorBidi" w:eastAsia="Times New Roman" w:hAnsiTheme="majorBidi" w:cstheme="majorBidi"/>
+                <w:color w:val="000000" w:themeColor="text1"/>
+                <w:kern w:val="0"/>
                 <w14:ligatures w14:val="none"/>
               </w:rPr>
               <w:t>1.00</w:t>
@@ -3778,19 +4070,17 @@
               <w:jc w:val="center"/>
               <w:cnfStyle w:val="000000100000" w:firstRow="0" w:lastRow="0" w:firstColumn="0" w:lastColumn="0" w:oddVBand="0" w:evenVBand="0" w:oddHBand="1" w:evenHBand="0" w:firstRowFirstColumn="0" w:firstRowLastColumn="0" w:lastRowFirstColumn="0" w:lastRowLastColumn="0"/>
               <w:rPr>
-                <w:rFonts w:ascii="Times New Roman" w:eastAsia="Times New Roman" w:hAnsi="Times New Roman" w:cs="Times New Roman"/>
-                <w:kern w:val="0"/>
-                <w:sz w:val="11"/>
-                <w:szCs w:val="11"/>
-                <w14:ligatures w14:val="none"/>
-              </w:rPr>
-            </w:pPr>
-            <w:r>
-              <w:rPr>
-                <w:rFonts w:ascii="Times New Roman" w:eastAsia="Times New Roman" w:hAnsi="Times New Roman" w:cs="Times New Roman"/>
-                <w:kern w:val="0"/>
-                <w:sz w:val="11"/>
-                <w:szCs w:val="11"/>
+                <w:rFonts w:asciiTheme="majorBidi" w:eastAsia="Times New Roman" w:hAnsiTheme="majorBidi" w:cstheme="majorBidi"/>
+                <w:color w:val="000000" w:themeColor="text1"/>
+                <w:kern w:val="0"/>
+                <w14:ligatures w14:val="none"/>
+              </w:rPr>
+            </w:pPr>
+            <w:r>
+              <w:rPr>
+                <w:rFonts w:asciiTheme="majorBidi" w:eastAsia="Times New Roman" w:hAnsiTheme="majorBidi" w:cstheme="majorBidi"/>
+                <w:color w:val="000000" w:themeColor="text1"/>
+                <w:kern w:val="0"/>
                 <w14:ligatures w14:val="none"/>
               </w:rPr>
               <w:t>0.49</w:t>
@@ -3809,19 +4099,17 @@
               <w:jc w:val="center"/>
               <w:cnfStyle w:val="000000100000" w:firstRow="0" w:lastRow="0" w:firstColumn="0" w:lastColumn="0" w:oddVBand="0" w:evenVBand="0" w:oddHBand="1" w:evenHBand="0" w:firstRowFirstColumn="0" w:firstRowLastColumn="0" w:lastRowFirstColumn="0" w:lastRowLastColumn="0"/>
               <w:rPr>
-                <w:rFonts w:ascii="Times New Roman" w:eastAsia="Times New Roman" w:hAnsi="Times New Roman" w:cs="Times New Roman"/>
-                <w:kern w:val="0"/>
-                <w:sz w:val="11"/>
-                <w:szCs w:val="11"/>
-                <w14:ligatures w14:val="none"/>
-              </w:rPr>
-            </w:pPr>
-            <w:r>
-              <w:rPr>
-                <w:rFonts w:ascii="Times New Roman" w:eastAsia="Times New Roman" w:hAnsi="Times New Roman" w:cs="Times New Roman"/>
-                <w:kern w:val="0"/>
-                <w:sz w:val="11"/>
-                <w:szCs w:val="11"/>
+                <w:rFonts w:asciiTheme="majorBidi" w:eastAsia="Times New Roman" w:hAnsiTheme="majorBidi" w:cstheme="majorBidi"/>
+                <w:color w:val="000000" w:themeColor="text1"/>
+                <w:kern w:val="0"/>
+                <w14:ligatures w14:val="none"/>
+              </w:rPr>
+            </w:pPr>
+            <w:r>
+              <w:rPr>
+                <w:rFonts w:asciiTheme="majorBidi" w:eastAsia="Times New Roman" w:hAnsiTheme="majorBidi" w:cstheme="majorBidi"/>
+                <w:color w:val="000000" w:themeColor="text1"/>
+                <w:kern w:val="0"/>
                 <w14:ligatures w14:val="none"/>
               </w:rPr>
               <w:t>0.24</w:t>
@@ -3840,19 +4128,17 @@
               <w:jc w:val="center"/>
               <w:cnfStyle w:val="000000100000" w:firstRow="0" w:lastRow="0" w:firstColumn="0" w:lastColumn="0" w:oddVBand="0" w:evenVBand="0" w:oddHBand="1" w:evenHBand="0" w:firstRowFirstColumn="0" w:firstRowLastColumn="0" w:lastRowFirstColumn="0" w:lastRowLastColumn="0"/>
               <w:rPr>
-                <w:rFonts w:ascii="Times New Roman" w:eastAsia="Times New Roman" w:hAnsi="Times New Roman" w:cs="Times New Roman"/>
-                <w:kern w:val="0"/>
-                <w:sz w:val="11"/>
-                <w:szCs w:val="11"/>
-                <w14:ligatures w14:val="none"/>
-              </w:rPr>
-            </w:pPr>
-            <w:r>
-              <w:rPr>
-                <w:rFonts w:ascii="Times New Roman" w:eastAsia="Times New Roman" w:hAnsi="Times New Roman" w:cs="Times New Roman"/>
-                <w:kern w:val="0"/>
-                <w:sz w:val="11"/>
-                <w:szCs w:val="11"/>
+                <w:rFonts w:asciiTheme="majorBidi" w:eastAsia="Times New Roman" w:hAnsiTheme="majorBidi" w:cstheme="majorBidi"/>
+                <w:color w:val="000000" w:themeColor="text1"/>
+                <w:kern w:val="0"/>
+                <w14:ligatures w14:val="none"/>
+              </w:rPr>
+            </w:pPr>
+            <w:r>
+              <w:rPr>
+                <w:rFonts w:asciiTheme="majorBidi" w:eastAsia="Times New Roman" w:hAnsiTheme="majorBidi" w:cstheme="majorBidi"/>
+                <w:color w:val="000000" w:themeColor="text1"/>
+                <w:kern w:val="0"/>
                 <w14:ligatures w14:val="none"/>
               </w:rPr>
               <w:t>0.49</w:t>
@@ -3871,19 +4157,17 @@
               <w:jc w:val="center"/>
               <w:cnfStyle w:val="000000100000" w:firstRow="0" w:lastRow="0" w:firstColumn="0" w:lastColumn="0" w:oddVBand="0" w:evenVBand="0" w:oddHBand="1" w:evenHBand="0" w:firstRowFirstColumn="0" w:firstRowLastColumn="0" w:lastRowFirstColumn="0" w:lastRowLastColumn="0"/>
               <w:rPr>
-                <w:rFonts w:ascii="Times New Roman" w:eastAsia="Times New Roman" w:hAnsi="Times New Roman" w:cs="Times New Roman"/>
-                <w:kern w:val="0"/>
-                <w:sz w:val="11"/>
-                <w:szCs w:val="11"/>
-                <w14:ligatures w14:val="none"/>
-              </w:rPr>
-            </w:pPr>
-            <w:r>
-              <w:rPr>
-                <w:rFonts w:ascii="Times New Roman" w:eastAsia="Times New Roman" w:hAnsi="Times New Roman" w:cs="Times New Roman"/>
-                <w:kern w:val="0"/>
-                <w:sz w:val="11"/>
-                <w:szCs w:val="11"/>
+                <w:rFonts w:asciiTheme="majorBidi" w:eastAsia="Times New Roman" w:hAnsiTheme="majorBidi" w:cstheme="majorBidi"/>
+                <w:color w:val="000000" w:themeColor="text1"/>
+                <w:kern w:val="0"/>
+                <w14:ligatures w14:val="none"/>
+              </w:rPr>
+            </w:pPr>
+            <w:r>
+              <w:rPr>
+                <w:rFonts w:asciiTheme="majorBidi" w:eastAsia="Times New Roman" w:hAnsiTheme="majorBidi" w:cstheme="majorBidi"/>
+                <w:color w:val="000000" w:themeColor="text1"/>
+                <w:kern w:val="0"/>
                 <w14:ligatures w14:val="none"/>
               </w:rPr>
               <w:t>0.56</w:t>
@@ -3908,11 +4192,10 @@
             <w:pPr>
               <w:jc w:val="center"/>
               <w:rPr>
-                <w:rFonts w:ascii="Times New Roman" w:eastAsia="Times New Roman" w:hAnsi="Times New Roman" w:cs="Times New Roman"/>
+                <w:rFonts w:asciiTheme="majorBidi" w:eastAsia="Times New Roman" w:hAnsiTheme="majorBidi" w:cstheme="majorBidi"/>
                 <w:caps w:val="0"/>
-                <w:kern w:val="0"/>
-                <w:sz w:val="11"/>
-                <w:szCs w:val="11"/>
+                <w:color w:val="000000" w:themeColor="text1"/>
+                <w:kern w:val="0"/>
                 <w14:ligatures w14:val="none"/>
               </w:rPr>
             </w:pPr>
@@ -3929,19 +4212,17 @@
               <w:jc w:val="center"/>
               <w:cnfStyle w:val="000000000000" w:firstRow="0" w:lastRow="0" w:firstColumn="0" w:lastColumn="0" w:oddVBand="0" w:evenVBand="0" w:oddHBand="0" w:evenHBand="0" w:firstRowFirstColumn="0" w:firstRowLastColumn="0" w:lastRowFirstColumn="0" w:lastRowLastColumn="0"/>
               <w:rPr>
-                <w:rFonts w:ascii="Times New Roman" w:eastAsia="Times New Roman" w:hAnsi="Times New Roman" w:cs="Times New Roman"/>
-                <w:kern w:val="0"/>
-                <w:sz w:val="11"/>
-                <w:szCs w:val="11"/>
-                <w14:ligatures w14:val="none"/>
-              </w:rPr>
-            </w:pPr>
-            <w:r>
-              <w:rPr>
-                <w:rFonts w:ascii="Times New Roman" w:eastAsia="Times New Roman" w:hAnsi="Times New Roman" w:cs="Times New Roman"/>
-                <w:kern w:val="0"/>
-                <w:sz w:val="11"/>
-                <w:szCs w:val="11"/>
+                <w:rFonts w:asciiTheme="majorBidi" w:eastAsia="Times New Roman" w:hAnsiTheme="majorBidi" w:cstheme="majorBidi"/>
+                <w:color w:val="000000" w:themeColor="text1"/>
+                <w:kern w:val="0"/>
+                <w14:ligatures w14:val="none"/>
+              </w:rPr>
+            </w:pPr>
+            <w:r>
+              <w:rPr>
+                <w:rFonts w:asciiTheme="majorBidi" w:eastAsia="Times New Roman" w:hAnsiTheme="majorBidi" w:cstheme="majorBidi"/>
+                <w:color w:val="000000" w:themeColor="text1"/>
+                <w:kern w:val="0"/>
                 <w14:ligatures w14:val="none"/>
               </w:rPr>
               <w:t>Recall</w:t>
@@ -3959,19 +4240,17 @@
               <w:jc w:val="center"/>
               <w:cnfStyle w:val="000000000000" w:firstRow="0" w:lastRow="0" w:firstColumn="0" w:lastColumn="0" w:oddVBand="0" w:evenVBand="0" w:oddHBand="0" w:evenHBand="0" w:firstRowFirstColumn="0" w:firstRowLastColumn="0" w:lastRowFirstColumn="0" w:lastRowLastColumn="0"/>
               <w:rPr>
-                <w:rFonts w:ascii="Times New Roman" w:eastAsia="Times New Roman" w:hAnsi="Times New Roman" w:cs="Times New Roman"/>
-                <w:kern w:val="0"/>
-                <w:sz w:val="11"/>
-                <w:szCs w:val="11"/>
-                <w14:ligatures w14:val="none"/>
-              </w:rPr>
-            </w:pPr>
-            <w:r>
-              <w:rPr>
-                <w:rFonts w:ascii="Times New Roman" w:eastAsia="Times New Roman" w:hAnsi="Times New Roman" w:cs="Times New Roman"/>
-                <w:kern w:val="0"/>
-                <w:sz w:val="11"/>
-                <w:szCs w:val="11"/>
+                <w:rFonts w:asciiTheme="majorBidi" w:eastAsia="Times New Roman" w:hAnsiTheme="majorBidi" w:cstheme="majorBidi"/>
+                <w:color w:val="000000" w:themeColor="text1"/>
+                <w:kern w:val="0"/>
+                <w14:ligatures w14:val="none"/>
+              </w:rPr>
+            </w:pPr>
+            <w:r>
+              <w:rPr>
+                <w:rFonts w:asciiTheme="majorBidi" w:eastAsia="Times New Roman" w:hAnsiTheme="majorBidi" w:cstheme="majorBidi"/>
+                <w:color w:val="000000" w:themeColor="text1"/>
+                <w:kern w:val="0"/>
                 <w14:ligatures w14:val="none"/>
               </w:rPr>
               <w:t>0.82</w:t>
@@ -3989,19 +4268,17 @@
               <w:jc w:val="center"/>
               <w:cnfStyle w:val="000000000000" w:firstRow="0" w:lastRow="0" w:firstColumn="0" w:lastColumn="0" w:oddVBand="0" w:evenVBand="0" w:oddHBand="0" w:evenHBand="0" w:firstRowFirstColumn="0" w:firstRowLastColumn="0" w:lastRowFirstColumn="0" w:lastRowLastColumn="0"/>
               <w:rPr>
-                <w:rFonts w:ascii="Times New Roman" w:eastAsia="Times New Roman" w:hAnsi="Times New Roman" w:cs="Times New Roman"/>
-                <w:kern w:val="0"/>
-                <w:sz w:val="11"/>
-                <w:szCs w:val="11"/>
-                <w14:ligatures w14:val="none"/>
-              </w:rPr>
-            </w:pPr>
-            <w:r>
-              <w:rPr>
-                <w:rFonts w:ascii="Times New Roman" w:eastAsia="Times New Roman" w:hAnsi="Times New Roman" w:cs="Times New Roman"/>
-                <w:kern w:val="0"/>
-                <w:sz w:val="11"/>
-                <w:szCs w:val="11"/>
+                <w:rFonts w:asciiTheme="majorBidi" w:eastAsia="Times New Roman" w:hAnsiTheme="majorBidi" w:cstheme="majorBidi"/>
+                <w:color w:val="000000" w:themeColor="text1"/>
+                <w:kern w:val="0"/>
+                <w14:ligatures w14:val="none"/>
+              </w:rPr>
+            </w:pPr>
+            <w:r>
+              <w:rPr>
+                <w:rFonts w:asciiTheme="majorBidi" w:eastAsia="Times New Roman" w:hAnsiTheme="majorBidi" w:cstheme="majorBidi"/>
+                <w:color w:val="000000" w:themeColor="text1"/>
+                <w:kern w:val="0"/>
                 <w14:ligatures w14:val="none"/>
               </w:rPr>
               <w:t>0.62</w:t>
@@ -4019,19 +4296,17 @@
               <w:jc w:val="center"/>
               <w:cnfStyle w:val="000000000000" w:firstRow="0" w:lastRow="0" w:firstColumn="0" w:lastColumn="0" w:oddVBand="0" w:evenVBand="0" w:oddHBand="0" w:evenHBand="0" w:firstRowFirstColumn="0" w:firstRowLastColumn="0" w:lastRowFirstColumn="0" w:lastRowLastColumn="0"/>
               <w:rPr>
-                <w:rFonts w:ascii="Times New Roman" w:eastAsia="Times New Roman" w:hAnsi="Times New Roman" w:cs="Times New Roman"/>
-                <w:kern w:val="0"/>
-                <w:sz w:val="11"/>
-                <w:szCs w:val="11"/>
-                <w14:ligatures w14:val="none"/>
-              </w:rPr>
-            </w:pPr>
-            <w:r>
-              <w:rPr>
-                <w:rFonts w:ascii="Times New Roman" w:eastAsia="Times New Roman" w:hAnsi="Times New Roman" w:cs="Times New Roman"/>
-                <w:kern w:val="0"/>
-                <w:sz w:val="11"/>
-                <w:szCs w:val="11"/>
+                <w:rFonts w:asciiTheme="majorBidi" w:eastAsia="Times New Roman" w:hAnsiTheme="majorBidi" w:cstheme="majorBidi"/>
+                <w:color w:val="000000" w:themeColor="text1"/>
+                <w:kern w:val="0"/>
+                <w14:ligatures w14:val="none"/>
+              </w:rPr>
+            </w:pPr>
+            <w:r>
+              <w:rPr>
+                <w:rFonts w:asciiTheme="majorBidi" w:eastAsia="Times New Roman" w:hAnsiTheme="majorBidi" w:cstheme="majorBidi"/>
+                <w:color w:val="000000" w:themeColor="text1"/>
+                <w:kern w:val="0"/>
                 <w14:ligatures w14:val="none"/>
               </w:rPr>
               <w:t>0.22</w:t>
@@ -4049,19 +4324,17 @@
               <w:jc w:val="center"/>
               <w:cnfStyle w:val="000000000000" w:firstRow="0" w:lastRow="0" w:firstColumn="0" w:lastColumn="0" w:oddVBand="0" w:evenVBand="0" w:oddHBand="0" w:evenHBand="0" w:firstRowFirstColumn="0" w:firstRowLastColumn="0" w:lastRowFirstColumn="0" w:lastRowLastColumn="0"/>
               <w:rPr>
-                <w:rFonts w:ascii="Times New Roman" w:eastAsia="Times New Roman" w:hAnsi="Times New Roman" w:cs="Times New Roman"/>
-                <w:kern w:val="0"/>
-                <w:sz w:val="11"/>
-                <w:szCs w:val="11"/>
-                <w14:ligatures w14:val="none"/>
-              </w:rPr>
-            </w:pPr>
-            <w:r>
-              <w:rPr>
-                <w:rFonts w:ascii="Times New Roman" w:eastAsia="Times New Roman" w:hAnsi="Times New Roman" w:cs="Times New Roman"/>
-                <w:kern w:val="0"/>
-                <w:sz w:val="11"/>
-                <w:szCs w:val="11"/>
+                <w:rFonts w:asciiTheme="majorBidi" w:eastAsia="Times New Roman" w:hAnsiTheme="majorBidi" w:cstheme="majorBidi"/>
+                <w:color w:val="000000" w:themeColor="text1"/>
+                <w:kern w:val="0"/>
+                <w14:ligatures w14:val="none"/>
+              </w:rPr>
+            </w:pPr>
+            <w:r>
+              <w:rPr>
+                <w:rFonts w:asciiTheme="majorBidi" w:eastAsia="Times New Roman" w:hAnsiTheme="majorBidi" w:cstheme="majorBidi"/>
+                <w:color w:val="000000" w:themeColor="text1"/>
+                <w:kern w:val="0"/>
                 <w14:ligatures w14:val="none"/>
               </w:rPr>
               <w:t>0.48</w:t>
@@ -4079,19 +4352,17 @@
               <w:jc w:val="center"/>
               <w:cnfStyle w:val="000000000000" w:firstRow="0" w:lastRow="0" w:firstColumn="0" w:lastColumn="0" w:oddVBand="0" w:evenVBand="0" w:oddHBand="0" w:evenHBand="0" w:firstRowFirstColumn="0" w:firstRowLastColumn="0" w:lastRowFirstColumn="0" w:lastRowLastColumn="0"/>
               <w:rPr>
-                <w:rFonts w:ascii="Times New Roman" w:eastAsia="Times New Roman" w:hAnsi="Times New Roman" w:cs="Times New Roman"/>
-                <w:kern w:val="0"/>
-                <w:sz w:val="11"/>
-                <w:szCs w:val="11"/>
-                <w14:ligatures w14:val="none"/>
-              </w:rPr>
-            </w:pPr>
-            <w:r>
-              <w:rPr>
-                <w:rFonts w:ascii="Times New Roman" w:eastAsia="Times New Roman" w:hAnsi="Times New Roman" w:cs="Times New Roman"/>
-                <w:kern w:val="0"/>
-                <w:sz w:val="11"/>
-                <w:szCs w:val="11"/>
+                <w:rFonts w:asciiTheme="majorBidi" w:eastAsia="Times New Roman" w:hAnsiTheme="majorBidi" w:cstheme="majorBidi"/>
+                <w:color w:val="000000" w:themeColor="text1"/>
+                <w:kern w:val="0"/>
+                <w14:ligatures w14:val="none"/>
+              </w:rPr>
+            </w:pPr>
+            <w:r>
+              <w:rPr>
+                <w:rFonts w:asciiTheme="majorBidi" w:eastAsia="Times New Roman" w:hAnsiTheme="majorBidi" w:cstheme="majorBidi"/>
+                <w:color w:val="000000" w:themeColor="text1"/>
+                <w:kern w:val="0"/>
                 <w14:ligatures w14:val="none"/>
               </w:rPr>
               <w:t>0.54</w:t>
@@ -4118,11 +4389,10 @@
             <w:pPr>
               <w:jc w:val="center"/>
               <w:rPr>
-                <w:rFonts w:ascii="Times New Roman" w:eastAsia="Times New Roman" w:hAnsi="Times New Roman" w:cs="Times New Roman"/>
+                <w:rFonts w:asciiTheme="majorBidi" w:eastAsia="Times New Roman" w:hAnsiTheme="majorBidi" w:cstheme="majorBidi"/>
                 <w:caps w:val="0"/>
-                <w:kern w:val="0"/>
-                <w:sz w:val="11"/>
-                <w:szCs w:val="11"/>
+                <w:color w:val="000000" w:themeColor="text1"/>
+                <w:kern w:val="0"/>
                 <w14:ligatures w14:val="none"/>
               </w:rPr>
             </w:pPr>
@@ -4140,19 +4410,17 @@
               <w:jc w:val="center"/>
               <w:cnfStyle w:val="000000100000" w:firstRow="0" w:lastRow="0" w:firstColumn="0" w:lastColumn="0" w:oddVBand="0" w:evenVBand="0" w:oddHBand="1" w:evenHBand="0" w:firstRowFirstColumn="0" w:firstRowLastColumn="0" w:lastRowFirstColumn="0" w:lastRowLastColumn="0"/>
               <w:rPr>
-                <w:rFonts w:ascii="Times New Roman" w:eastAsia="Times New Roman" w:hAnsi="Times New Roman" w:cs="Times New Roman"/>
-                <w:kern w:val="0"/>
-                <w:sz w:val="11"/>
-                <w:szCs w:val="11"/>
-                <w14:ligatures w14:val="none"/>
-              </w:rPr>
-            </w:pPr>
-            <w:r>
-              <w:rPr>
-                <w:rFonts w:ascii="Times New Roman" w:eastAsia="Times New Roman" w:hAnsi="Times New Roman" w:cs="Times New Roman"/>
-                <w:kern w:val="0"/>
-                <w:sz w:val="11"/>
-                <w:szCs w:val="11"/>
+                <w:rFonts w:asciiTheme="majorBidi" w:eastAsia="Times New Roman" w:hAnsiTheme="majorBidi" w:cstheme="majorBidi"/>
+                <w:color w:val="000000" w:themeColor="text1"/>
+                <w:kern w:val="0"/>
+                <w14:ligatures w14:val="none"/>
+              </w:rPr>
+            </w:pPr>
+            <w:r>
+              <w:rPr>
+                <w:rFonts w:asciiTheme="majorBidi" w:eastAsia="Times New Roman" w:hAnsiTheme="majorBidi" w:cstheme="majorBidi"/>
+                <w:color w:val="000000" w:themeColor="text1"/>
+                <w:kern w:val="0"/>
                 <w14:ligatures w14:val="none"/>
               </w:rPr>
               <w:t>F1 Score</w:t>
@@ -4171,19 +4439,17 @@
               <w:jc w:val="center"/>
               <w:cnfStyle w:val="000000100000" w:firstRow="0" w:lastRow="0" w:firstColumn="0" w:lastColumn="0" w:oddVBand="0" w:evenVBand="0" w:oddHBand="1" w:evenHBand="0" w:firstRowFirstColumn="0" w:firstRowLastColumn="0" w:lastRowFirstColumn="0" w:lastRowLastColumn="0"/>
               <w:rPr>
-                <w:rFonts w:ascii="Times New Roman" w:eastAsia="Times New Roman" w:hAnsi="Times New Roman" w:cs="Times New Roman"/>
-                <w:kern w:val="0"/>
-                <w:sz w:val="11"/>
-                <w:szCs w:val="11"/>
-                <w14:ligatures w14:val="none"/>
-              </w:rPr>
-            </w:pPr>
-            <w:r>
-              <w:rPr>
-                <w:rFonts w:ascii="Times New Roman" w:eastAsia="Times New Roman" w:hAnsi="Times New Roman" w:cs="Times New Roman"/>
-                <w:kern w:val="0"/>
-                <w:sz w:val="11"/>
-                <w:szCs w:val="11"/>
+                <w:rFonts w:asciiTheme="majorBidi" w:eastAsia="Times New Roman" w:hAnsiTheme="majorBidi" w:cstheme="majorBidi"/>
+                <w:color w:val="000000" w:themeColor="text1"/>
+                <w:kern w:val="0"/>
+                <w14:ligatures w14:val="none"/>
+              </w:rPr>
+            </w:pPr>
+            <w:r>
+              <w:rPr>
+                <w:rFonts w:asciiTheme="majorBidi" w:eastAsia="Times New Roman" w:hAnsiTheme="majorBidi" w:cstheme="majorBidi"/>
+                <w:color w:val="000000" w:themeColor="text1"/>
+                <w:kern w:val="0"/>
                 <w14:ligatures w14:val="none"/>
               </w:rPr>
               <w:t>0.90</w:t>
@@ -4202,19 +4468,17 @@
               <w:jc w:val="center"/>
               <w:cnfStyle w:val="000000100000" w:firstRow="0" w:lastRow="0" w:firstColumn="0" w:lastColumn="0" w:oddVBand="0" w:evenVBand="0" w:oddHBand="1" w:evenHBand="0" w:firstRowFirstColumn="0" w:firstRowLastColumn="0" w:lastRowFirstColumn="0" w:lastRowLastColumn="0"/>
               <w:rPr>
-                <w:rFonts w:ascii="Times New Roman" w:eastAsia="Times New Roman" w:hAnsi="Times New Roman" w:cs="Times New Roman"/>
-                <w:kern w:val="0"/>
-                <w:sz w:val="11"/>
-                <w:szCs w:val="11"/>
-                <w14:ligatures w14:val="none"/>
-              </w:rPr>
-            </w:pPr>
-            <w:r>
-              <w:rPr>
-                <w:rFonts w:ascii="Times New Roman" w:eastAsia="Times New Roman" w:hAnsi="Times New Roman" w:cs="Times New Roman"/>
-                <w:kern w:val="0"/>
-                <w:sz w:val="11"/>
-                <w:szCs w:val="11"/>
+                <w:rFonts w:asciiTheme="majorBidi" w:eastAsia="Times New Roman" w:hAnsiTheme="majorBidi" w:cstheme="majorBidi"/>
+                <w:color w:val="000000" w:themeColor="text1"/>
+                <w:kern w:val="0"/>
+                <w14:ligatures w14:val="none"/>
+              </w:rPr>
+            </w:pPr>
+            <w:r>
+              <w:rPr>
+                <w:rFonts w:asciiTheme="majorBidi" w:eastAsia="Times New Roman" w:hAnsiTheme="majorBidi" w:cstheme="majorBidi"/>
+                <w:color w:val="000000" w:themeColor="text1"/>
+                <w:kern w:val="0"/>
                 <w14:ligatures w14:val="none"/>
               </w:rPr>
               <w:t>0.55</w:t>
@@ -4233,19 +4497,17 @@
               <w:jc w:val="center"/>
               <w:cnfStyle w:val="000000100000" w:firstRow="0" w:lastRow="0" w:firstColumn="0" w:lastColumn="0" w:oddVBand="0" w:evenVBand="0" w:oddHBand="1" w:evenHBand="0" w:firstRowFirstColumn="0" w:firstRowLastColumn="0" w:lastRowFirstColumn="0" w:lastRowLastColumn="0"/>
               <w:rPr>
-                <w:rFonts w:ascii="Times New Roman" w:eastAsia="Times New Roman" w:hAnsi="Times New Roman" w:cs="Times New Roman"/>
-                <w:kern w:val="0"/>
-                <w:sz w:val="11"/>
-                <w:szCs w:val="11"/>
-                <w14:ligatures w14:val="none"/>
-              </w:rPr>
-            </w:pPr>
-            <w:r>
-              <w:rPr>
-                <w:rFonts w:ascii="Times New Roman" w:eastAsia="Times New Roman" w:hAnsi="Times New Roman" w:cs="Times New Roman"/>
-                <w:kern w:val="0"/>
-                <w:sz w:val="11"/>
-                <w:szCs w:val="11"/>
+                <w:rFonts w:asciiTheme="majorBidi" w:eastAsia="Times New Roman" w:hAnsiTheme="majorBidi" w:cstheme="majorBidi"/>
+                <w:color w:val="000000" w:themeColor="text1"/>
+                <w:kern w:val="0"/>
+                <w14:ligatures w14:val="none"/>
+              </w:rPr>
+            </w:pPr>
+            <w:r>
+              <w:rPr>
+                <w:rFonts w:asciiTheme="majorBidi" w:eastAsia="Times New Roman" w:hAnsiTheme="majorBidi" w:cstheme="majorBidi"/>
+                <w:color w:val="000000" w:themeColor="text1"/>
+                <w:kern w:val="0"/>
                 <w14:ligatures w14:val="none"/>
               </w:rPr>
               <w:t>0.23</w:t>
@@ -4264,19 +4526,17 @@
               <w:jc w:val="center"/>
               <w:cnfStyle w:val="000000100000" w:firstRow="0" w:lastRow="0" w:firstColumn="0" w:lastColumn="0" w:oddVBand="0" w:evenVBand="0" w:oddHBand="1" w:evenHBand="0" w:firstRowFirstColumn="0" w:firstRowLastColumn="0" w:lastRowFirstColumn="0" w:lastRowLastColumn="0"/>
               <w:rPr>
-                <w:rFonts w:ascii="Times New Roman" w:eastAsia="Times New Roman" w:hAnsi="Times New Roman" w:cs="Times New Roman"/>
-                <w:kern w:val="0"/>
-                <w:sz w:val="11"/>
-                <w:szCs w:val="11"/>
-                <w14:ligatures w14:val="none"/>
-              </w:rPr>
-            </w:pPr>
-            <w:r>
-              <w:rPr>
-                <w:rFonts w:ascii="Times New Roman" w:eastAsia="Times New Roman" w:hAnsi="Times New Roman" w:cs="Times New Roman"/>
-                <w:kern w:val="0"/>
-                <w:sz w:val="11"/>
-                <w:szCs w:val="11"/>
+                <w:rFonts w:asciiTheme="majorBidi" w:eastAsia="Times New Roman" w:hAnsiTheme="majorBidi" w:cstheme="majorBidi"/>
+                <w:color w:val="000000" w:themeColor="text1"/>
+                <w:kern w:val="0"/>
+                <w14:ligatures w14:val="none"/>
+              </w:rPr>
+            </w:pPr>
+            <w:r>
+              <w:rPr>
+                <w:rFonts w:asciiTheme="majorBidi" w:eastAsia="Times New Roman" w:hAnsiTheme="majorBidi" w:cstheme="majorBidi"/>
+                <w:color w:val="000000" w:themeColor="text1"/>
+                <w:kern w:val="0"/>
                 <w14:ligatures w14:val="none"/>
               </w:rPr>
               <w:t>0.49</w:t>
@@ -4295,19 +4555,17 @@
               <w:jc w:val="center"/>
               <w:cnfStyle w:val="000000100000" w:firstRow="0" w:lastRow="0" w:firstColumn="0" w:lastColumn="0" w:oddVBand="0" w:evenVBand="0" w:oddHBand="1" w:evenHBand="0" w:firstRowFirstColumn="0" w:firstRowLastColumn="0" w:lastRowFirstColumn="0" w:lastRowLastColumn="0"/>
               <w:rPr>
-                <w:rFonts w:ascii="Times New Roman" w:eastAsia="Times New Roman" w:hAnsi="Times New Roman" w:cs="Times New Roman"/>
-                <w:kern w:val="0"/>
-                <w:sz w:val="11"/>
-                <w:szCs w:val="11"/>
-                <w14:ligatures w14:val="none"/>
-              </w:rPr>
-            </w:pPr>
-            <w:r>
-              <w:rPr>
-                <w:rFonts w:ascii="Times New Roman" w:eastAsia="Times New Roman" w:hAnsi="Times New Roman" w:cs="Times New Roman"/>
-                <w:kern w:val="0"/>
-                <w:sz w:val="11"/>
-                <w:szCs w:val="11"/>
+                <w:rFonts w:asciiTheme="majorBidi" w:eastAsia="Times New Roman" w:hAnsiTheme="majorBidi" w:cstheme="majorBidi"/>
+                <w:color w:val="000000" w:themeColor="text1"/>
+                <w:kern w:val="0"/>
+                <w14:ligatures w14:val="none"/>
+              </w:rPr>
+            </w:pPr>
+            <w:r>
+              <w:rPr>
+                <w:rFonts w:asciiTheme="majorBidi" w:eastAsia="Times New Roman" w:hAnsiTheme="majorBidi" w:cstheme="majorBidi"/>
+                <w:color w:val="000000" w:themeColor="text1"/>
+                <w:kern w:val="0"/>
                 <w14:ligatures w14:val="none"/>
               </w:rPr>
               <w:t>0.54</w:t>
@@ -4333,23 +4591,21 @@
             <w:pPr>
               <w:jc w:val="center"/>
               <w:rPr>
-                <w:rFonts w:ascii="Times New Roman" w:eastAsia="Times New Roman" w:hAnsi="Times New Roman" w:cs="Times New Roman"/>
+                <w:rFonts w:asciiTheme="majorBidi" w:eastAsia="Times New Roman" w:hAnsiTheme="majorBidi" w:cstheme="majorBidi"/>
                 <w:b w:val="0"/>
                 <w:bCs w:val="0"/>
                 <w:caps w:val="0"/>
-                <w:kern w:val="0"/>
-                <w:sz w:val="11"/>
-                <w:szCs w:val="11"/>
-                <w14:ligatures w14:val="none"/>
-              </w:rPr>
-            </w:pPr>
-            <w:r>
-              <w:rPr>
-                <w:rFonts w:ascii="Times New Roman" w:eastAsia="Times New Roman" w:hAnsi="Times New Roman" w:cs="Times New Roman"/>
+                <w:color w:val="000000" w:themeColor="text1"/>
+                <w:kern w:val="0"/>
+                <w14:ligatures w14:val="none"/>
+              </w:rPr>
+            </w:pPr>
+            <w:r>
+              <w:rPr>
+                <w:rFonts w:asciiTheme="majorBidi" w:eastAsia="Times New Roman" w:hAnsiTheme="majorBidi" w:cstheme="majorBidi"/>
                 <w:caps w:val="0"/>
-                <w:kern w:val="0"/>
-                <w:sz w:val="11"/>
-                <w:szCs w:val="11"/>
+                <w:color w:val="000000" w:themeColor="text1"/>
+                <w:kern w:val="0"/>
                 <w14:ligatures w14:val="none"/>
               </w:rPr>
               <w:t>Decision Tree (ATLS)</w:t>
@@ -4359,11 +4615,10 @@
             <w:pPr>
               <w:jc w:val="center"/>
               <w:rPr>
-                <w:rFonts w:ascii="Times New Roman" w:eastAsia="Times New Roman" w:hAnsi="Times New Roman" w:cs="Times New Roman"/>
+                <w:rFonts w:asciiTheme="majorBidi" w:eastAsia="Times New Roman" w:hAnsiTheme="majorBidi" w:cstheme="majorBidi"/>
                 <w:caps w:val="0"/>
-                <w:kern w:val="0"/>
-                <w:sz w:val="11"/>
-                <w:szCs w:val="11"/>
+                <w:color w:val="000000" w:themeColor="text1"/>
+                <w:kern w:val="0"/>
                 <w14:ligatures w14:val="none"/>
               </w:rPr>
             </w:pPr>
@@ -4381,19 +4636,17 @@
               <w:jc w:val="center"/>
               <w:cnfStyle w:val="000000000000" w:firstRow="0" w:lastRow="0" w:firstColumn="0" w:lastColumn="0" w:oddVBand="0" w:evenVBand="0" w:oddHBand="0" w:evenHBand="0" w:firstRowFirstColumn="0" w:firstRowLastColumn="0" w:lastRowFirstColumn="0" w:lastRowLastColumn="0"/>
               <w:rPr>
-                <w:rFonts w:ascii="Times New Roman" w:eastAsia="Times New Roman" w:hAnsi="Times New Roman" w:cs="Times New Roman"/>
-                <w:kern w:val="0"/>
-                <w:sz w:val="11"/>
-                <w:szCs w:val="11"/>
-                <w14:ligatures w14:val="none"/>
-              </w:rPr>
-            </w:pPr>
-            <w:r>
-              <w:rPr>
-                <w:rFonts w:ascii="Times New Roman" w:eastAsia="Times New Roman" w:hAnsi="Times New Roman" w:cs="Times New Roman"/>
-                <w:kern w:val="0"/>
-                <w:sz w:val="11"/>
-                <w:szCs w:val="11"/>
+                <w:rFonts w:asciiTheme="majorBidi" w:eastAsia="Times New Roman" w:hAnsiTheme="majorBidi" w:cstheme="majorBidi"/>
+                <w:color w:val="000000" w:themeColor="text1"/>
+                <w:kern w:val="0"/>
+                <w14:ligatures w14:val="none"/>
+              </w:rPr>
+            </w:pPr>
+            <w:r>
+              <w:rPr>
+                <w:rFonts w:asciiTheme="majorBidi" w:eastAsia="Times New Roman" w:hAnsiTheme="majorBidi" w:cstheme="majorBidi"/>
+                <w:color w:val="000000" w:themeColor="text1"/>
+                <w:kern w:val="0"/>
                 <w14:ligatures w14:val="none"/>
               </w:rPr>
               <w:t>Precision</w:t>
@@ -4412,19 +4665,17 @@
               <w:jc w:val="center"/>
               <w:cnfStyle w:val="000000000000" w:firstRow="0" w:lastRow="0" w:firstColumn="0" w:lastColumn="0" w:oddVBand="0" w:evenVBand="0" w:oddHBand="0" w:evenHBand="0" w:firstRowFirstColumn="0" w:firstRowLastColumn="0" w:lastRowFirstColumn="0" w:lastRowLastColumn="0"/>
               <w:rPr>
-                <w:rFonts w:ascii="Times New Roman" w:eastAsia="Times New Roman" w:hAnsi="Times New Roman" w:cs="Times New Roman"/>
-                <w:kern w:val="0"/>
-                <w:sz w:val="11"/>
-                <w:szCs w:val="11"/>
-                <w14:ligatures w14:val="none"/>
-              </w:rPr>
-            </w:pPr>
-            <w:r>
-              <w:rPr>
-                <w:rFonts w:ascii="Times New Roman" w:eastAsia="Times New Roman" w:hAnsi="Times New Roman" w:cs="Times New Roman"/>
-                <w:kern w:val="0"/>
-                <w:sz w:val="11"/>
-                <w:szCs w:val="11"/>
+                <w:rFonts w:asciiTheme="majorBidi" w:eastAsia="Times New Roman" w:hAnsiTheme="majorBidi" w:cstheme="majorBidi"/>
+                <w:color w:val="000000" w:themeColor="text1"/>
+                <w:kern w:val="0"/>
+                <w14:ligatures w14:val="none"/>
+              </w:rPr>
+            </w:pPr>
+            <w:r>
+              <w:rPr>
+                <w:rFonts w:asciiTheme="majorBidi" w:eastAsia="Times New Roman" w:hAnsiTheme="majorBidi" w:cstheme="majorBidi"/>
+                <w:color w:val="000000" w:themeColor="text1"/>
+                <w:kern w:val="0"/>
                 <w14:ligatures w14:val="none"/>
               </w:rPr>
               <w:t>0.85</w:t>
@@ -4443,19 +4694,17 @@
               <w:jc w:val="center"/>
               <w:cnfStyle w:val="000000000000" w:firstRow="0" w:lastRow="0" w:firstColumn="0" w:lastColumn="0" w:oddVBand="0" w:evenVBand="0" w:oddHBand="0" w:evenHBand="0" w:firstRowFirstColumn="0" w:firstRowLastColumn="0" w:lastRowFirstColumn="0" w:lastRowLastColumn="0"/>
               <w:rPr>
-                <w:rFonts w:ascii="Times New Roman" w:eastAsia="Times New Roman" w:hAnsi="Times New Roman" w:cs="Times New Roman"/>
-                <w:kern w:val="0"/>
-                <w:sz w:val="11"/>
-                <w:szCs w:val="11"/>
-                <w14:ligatures w14:val="none"/>
-              </w:rPr>
-            </w:pPr>
-            <w:r>
-              <w:rPr>
-                <w:rFonts w:ascii="Times New Roman" w:eastAsia="Times New Roman" w:hAnsi="Times New Roman" w:cs="Times New Roman"/>
-                <w:kern w:val="0"/>
-                <w:sz w:val="11"/>
-                <w:szCs w:val="11"/>
+                <w:rFonts w:asciiTheme="majorBidi" w:eastAsia="Times New Roman" w:hAnsiTheme="majorBidi" w:cstheme="majorBidi"/>
+                <w:color w:val="000000" w:themeColor="text1"/>
+                <w:kern w:val="0"/>
+                <w14:ligatures w14:val="none"/>
+              </w:rPr>
+            </w:pPr>
+            <w:r>
+              <w:rPr>
+                <w:rFonts w:asciiTheme="majorBidi" w:eastAsia="Times New Roman" w:hAnsiTheme="majorBidi" w:cstheme="majorBidi"/>
+                <w:color w:val="000000" w:themeColor="text1"/>
+                <w:kern w:val="0"/>
                 <w14:ligatures w14:val="none"/>
               </w:rPr>
               <w:t>0.36</w:t>
@@ -4474,19 +4723,17 @@
               <w:jc w:val="center"/>
               <w:cnfStyle w:val="000000000000" w:firstRow="0" w:lastRow="0" w:firstColumn="0" w:lastColumn="0" w:oddVBand="0" w:evenVBand="0" w:oddHBand="0" w:evenHBand="0" w:firstRowFirstColumn="0" w:firstRowLastColumn="0" w:lastRowFirstColumn="0" w:lastRowLastColumn="0"/>
               <w:rPr>
-                <w:rFonts w:ascii="Times New Roman" w:eastAsia="Times New Roman" w:hAnsi="Times New Roman" w:cs="Times New Roman"/>
-                <w:kern w:val="0"/>
-                <w:sz w:val="11"/>
-                <w:szCs w:val="11"/>
-                <w14:ligatures w14:val="none"/>
-              </w:rPr>
-            </w:pPr>
-            <w:r>
-              <w:rPr>
-                <w:rFonts w:ascii="Times New Roman" w:eastAsia="Times New Roman" w:hAnsi="Times New Roman" w:cs="Times New Roman"/>
-                <w:kern w:val="0"/>
-                <w:sz w:val="11"/>
-                <w:szCs w:val="11"/>
+                <w:rFonts w:asciiTheme="majorBidi" w:eastAsia="Times New Roman" w:hAnsiTheme="majorBidi" w:cstheme="majorBidi"/>
+                <w:color w:val="000000" w:themeColor="text1"/>
+                <w:kern w:val="0"/>
+                <w14:ligatures w14:val="none"/>
+              </w:rPr>
+            </w:pPr>
+            <w:r>
+              <w:rPr>
+                <w:rFonts w:asciiTheme="majorBidi" w:eastAsia="Times New Roman" w:hAnsiTheme="majorBidi" w:cstheme="majorBidi"/>
+                <w:color w:val="000000" w:themeColor="text1"/>
+                <w:kern w:val="0"/>
                 <w14:ligatures w14:val="none"/>
               </w:rPr>
               <w:t>0.00</w:t>
@@ -4505,19 +4752,17 @@
               <w:jc w:val="center"/>
               <w:cnfStyle w:val="000000000000" w:firstRow="0" w:lastRow="0" w:firstColumn="0" w:lastColumn="0" w:oddVBand="0" w:evenVBand="0" w:oddHBand="0" w:evenHBand="0" w:firstRowFirstColumn="0" w:firstRowLastColumn="0" w:lastRowFirstColumn="0" w:lastRowLastColumn="0"/>
               <w:rPr>
-                <w:rFonts w:ascii="Times New Roman" w:eastAsia="Times New Roman" w:hAnsi="Times New Roman" w:cs="Times New Roman"/>
-                <w:kern w:val="0"/>
-                <w:sz w:val="11"/>
-                <w:szCs w:val="11"/>
-                <w14:ligatures w14:val="none"/>
-              </w:rPr>
-            </w:pPr>
-            <w:r>
-              <w:rPr>
-                <w:rFonts w:ascii="Times New Roman" w:eastAsia="Times New Roman" w:hAnsi="Times New Roman" w:cs="Times New Roman"/>
-                <w:kern w:val="0"/>
-                <w:sz w:val="11"/>
-                <w:szCs w:val="11"/>
+                <w:rFonts w:asciiTheme="majorBidi" w:eastAsia="Times New Roman" w:hAnsiTheme="majorBidi" w:cstheme="majorBidi"/>
+                <w:color w:val="000000" w:themeColor="text1"/>
+                <w:kern w:val="0"/>
+                <w14:ligatures w14:val="none"/>
+              </w:rPr>
+            </w:pPr>
+            <w:r>
+              <w:rPr>
+                <w:rFonts w:asciiTheme="majorBidi" w:eastAsia="Times New Roman" w:hAnsiTheme="majorBidi" w:cstheme="majorBidi"/>
+                <w:color w:val="000000" w:themeColor="text1"/>
+                <w:kern w:val="0"/>
                 <w14:ligatures w14:val="none"/>
               </w:rPr>
               <w:t>0.45</w:t>
@@ -4536,19 +4781,17 @@
               <w:jc w:val="center"/>
               <w:cnfStyle w:val="000000000000" w:firstRow="0" w:lastRow="0" w:firstColumn="0" w:lastColumn="0" w:oddVBand="0" w:evenVBand="0" w:oddHBand="0" w:evenHBand="0" w:firstRowFirstColumn="0" w:firstRowLastColumn="0" w:lastRowFirstColumn="0" w:lastRowLastColumn="0"/>
               <w:rPr>
-                <w:rFonts w:ascii="Times New Roman" w:eastAsia="Times New Roman" w:hAnsi="Times New Roman" w:cs="Times New Roman"/>
-                <w:kern w:val="0"/>
-                <w:sz w:val="11"/>
-                <w:szCs w:val="11"/>
-                <w14:ligatures w14:val="none"/>
-              </w:rPr>
-            </w:pPr>
-            <w:r>
-              <w:rPr>
-                <w:rFonts w:ascii="Times New Roman" w:eastAsia="Times New Roman" w:hAnsi="Times New Roman" w:cs="Times New Roman"/>
-                <w:kern w:val="0"/>
-                <w:sz w:val="11"/>
-                <w:szCs w:val="11"/>
+                <w:rFonts w:asciiTheme="majorBidi" w:eastAsia="Times New Roman" w:hAnsiTheme="majorBidi" w:cstheme="majorBidi"/>
+                <w:color w:val="000000" w:themeColor="text1"/>
+                <w:kern w:val="0"/>
+                <w14:ligatures w14:val="none"/>
+              </w:rPr>
+            </w:pPr>
+            <w:r>
+              <w:rPr>
+                <w:rFonts w:asciiTheme="majorBidi" w:eastAsia="Times New Roman" w:hAnsiTheme="majorBidi" w:cstheme="majorBidi"/>
+                <w:color w:val="000000" w:themeColor="text1"/>
+                <w:kern w:val="0"/>
                 <w14:ligatures w14:val="none"/>
               </w:rPr>
               <w:t>0.42</w:t>
@@ -4575,11 +4818,10 @@
             <w:pPr>
               <w:jc w:val="center"/>
               <w:rPr>
-                <w:rFonts w:ascii="Times New Roman" w:eastAsia="Times New Roman" w:hAnsi="Times New Roman" w:cs="Times New Roman"/>
+                <w:rFonts w:asciiTheme="majorBidi" w:eastAsia="Times New Roman" w:hAnsiTheme="majorBidi" w:cstheme="majorBidi"/>
                 <w:caps w:val="0"/>
-                <w:kern w:val="0"/>
-                <w:sz w:val="11"/>
-                <w:szCs w:val="11"/>
+                <w:color w:val="000000" w:themeColor="text1"/>
+                <w:kern w:val="0"/>
                 <w14:ligatures w14:val="none"/>
               </w:rPr>
             </w:pPr>
@@ -4597,19 +4839,17 @@
               <w:jc w:val="center"/>
               <w:cnfStyle w:val="000000100000" w:firstRow="0" w:lastRow="0" w:firstColumn="0" w:lastColumn="0" w:oddVBand="0" w:evenVBand="0" w:oddHBand="1" w:evenHBand="0" w:firstRowFirstColumn="0" w:firstRowLastColumn="0" w:lastRowFirstColumn="0" w:lastRowLastColumn="0"/>
               <w:rPr>
-                <w:rFonts w:ascii="Times New Roman" w:eastAsia="Times New Roman" w:hAnsi="Times New Roman" w:cs="Times New Roman"/>
-                <w:kern w:val="0"/>
-                <w:sz w:val="11"/>
-                <w:szCs w:val="11"/>
-                <w14:ligatures w14:val="none"/>
-              </w:rPr>
-            </w:pPr>
-            <w:r>
-              <w:rPr>
-                <w:rFonts w:ascii="Times New Roman" w:eastAsia="Times New Roman" w:hAnsi="Times New Roman" w:cs="Times New Roman"/>
-                <w:kern w:val="0"/>
-                <w:sz w:val="11"/>
-                <w:szCs w:val="11"/>
+                <w:rFonts w:asciiTheme="majorBidi" w:eastAsia="Times New Roman" w:hAnsiTheme="majorBidi" w:cstheme="majorBidi"/>
+                <w:color w:val="000000" w:themeColor="text1"/>
+                <w:kern w:val="0"/>
+                <w14:ligatures w14:val="none"/>
+              </w:rPr>
+            </w:pPr>
+            <w:r>
+              <w:rPr>
+                <w:rFonts w:asciiTheme="majorBidi" w:eastAsia="Times New Roman" w:hAnsiTheme="majorBidi" w:cstheme="majorBidi"/>
+                <w:color w:val="000000" w:themeColor="text1"/>
+                <w:kern w:val="0"/>
                 <w14:ligatures w14:val="none"/>
               </w:rPr>
               <w:t>Recall</w:t>
@@ -4628,19 +4868,17 @@
               <w:jc w:val="center"/>
               <w:cnfStyle w:val="000000100000" w:firstRow="0" w:lastRow="0" w:firstColumn="0" w:lastColumn="0" w:oddVBand="0" w:evenVBand="0" w:oddHBand="1" w:evenHBand="0" w:firstRowFirstColumn="0" w:firstRowLastColumn="0" w:lastRowFirstColumn="0" w:lastRowLastColumn="0"/>
               <w:rPr>
-                <w:rFonts w:ascii="Times New Roman" w:eastAsia="Times New Roman" w:hAnsi="Times New Roman" w:cs="Times New Roman"/>
-                <w:kern w:val="0"/>
-                <w:sz w:val="11"/>
-                <w:szCs w:val="11"/>
-                <w14:ligatures w14:val="none"/>
-              </w:rPr>
-            </w:pPr>
-            <w:r>
-              <w:rPr>
-                <w:rFonts w:ascii="Times New Roman" w:eastAsia="Times New Roman" w:hAnsi="Times New Roman" w:cs="Times New Roman"/>
-                <w:kern w:val="0"/>
-                <w:sz w:val="11"/>
-                <w:szCs w:val="11"/>
+                <w:rFonts w:asciiTheme="majorBidi" w:eastAsia="Times New Roman" w:hAnsiTheme="majorBidi" w:cstheme="majorBidi"/>
+                <w:color w:val="000000" w:themeColor="text1"/>
+                <w:kern w:val="0"/>
+                <w14:ligatures w14:val="none"/>
+              </w:rPr>
+            </w:pPr>
+            <w:r>
+              <w:rPr>
+                <w:rFonts w:asciiTheme="majorBidi" w:eastAsia="Times New Roman" w:hAnsiTheme="majorBidi" w:cstheme="majorBidi"/>
+                <w:color w:val="000000" w:themeColor="text1"/>
+                <w:kern w:val="0"/>
                 <w14:ligatures w14:val="none"/>
               </w:rPr>
               <w:t>0.88</w:t>
@@ -4659,19 +4897,17 @@
               <w:jc w:val="center"/>
               <w:cnfStyle w:val="000000100000" w:firstRow="0" w:lastRow="0" w:firstColumn="0" w:lastColumn="0" w:oddVBand="0" w:evenVBand="0" w:oddHBand="1" w:evenHBand="0" w:firstRowFirstColumn="0" w:firstRowLastColumn="0" w:lastRowFirstColumn="0" w:lastRowLastColumn="0"/>
               <w:rPr>
-                <w:rFonts w:ascii="Times New Roman" w:eastAsia="Times New Roman" w:hAnsi="Times New Roman" w:cs="Times New Roman"/>
-                <w:kern w:val="0"/>
-                <w:sz w:val="11"/>
-                <w:szCs w:val="11"/>
-                <w14:ligatures w14:val="none"/>
-              </w:rPr>
-            </w:pPr>
-            <w:r>
-              <w:rPr>
-                <w:rFonts w:ascii="Times New Roman" w:eastAsia="Times New Roman" w:hAnsi="Times New Roman" w:cs="Times New Roman"/>
-                <w:kern w:val="0"/>
-                <w:sz w:val="11"/>
-                <w:szCs w:val="11"/>
+                <w:rFonts w:asciiTheme="majorBidi" w:eastAsia="Times New Roman" w:hAnsiTheme="majorBidi" w:cstheme="majorBidi"/>
+                <w:color w:val="000000" w:themeColor="text1"/>
+                <w:kern w:val="0"/>
+                <w14:ligatures w14:val="none"/>
+              </w:rPr>
+            </w:pPr>
+            <w:r>
+              <w:rPr>
+                <w:rFonts w:asciiTheme="majorBidi" w:eastAsia="Times New Roman" w:hAnsiTheme="majorBidi" w:cstheme="majorBidi"/>
+                <w:color w:val="000000" w:themeColor="text1"/>
+                <w:kern w:val="0"/>
                 <w14:ligatures w14:val="none"/>
               </w:rPr>
               <w:t>0.34</w:t>
@@ -4690,19 +4926,17 @@
               <w:jc w:val="center"/>
               <w:cnfStyle w:val="000000100000" w:firstRow="0" w:lastRow="0" w:firstColumn="0" w:lastColumn="0" w:oddVBand="0" w:evenVBand="0" w:oddHBand="1" w:evenHBand="0" w:firstRowFirstColumn="0" w:firstRowLastColumn="0" w:lastRowFirstColumn="0" w:lastRowLastColumn="0"/>
               <w:rPr>
-                <w:rFonts w:ascii="Times New Roman" w:eastAsia="Times New Roman" w:hAnsi="Times New Roman" w:cs="Times New Roman"/>
-                <w:kern w:val="0"/>
-                <w:sz w:val="11"/>
-                <w:szCs w:val="11"/>
-                <w14:ligatures w14:val="none"/>
-              </w:rPr>
-            </w:pPr>
-            <w:r>
-              <w:rPr>
-                <w:rFonts w:ascii="Times New Roman" w:eastAsia="Times New Roman" w:hAnsi="Times New Roman" w:cs="Times New Roman"/>
-                <w:kern w:val="0"/>
-                <w:sz w:val="11"/>
-                <w:szCs w:val="11"/>
+                <w:rFonts w:asciiTheme="majorBidi" w:eastAsia="Times New Roman" w:hAnsiTheme="majorBidi" w:cstheme="majorBidi"/>
+                <w:color w:val="000000" w:themeColor="text1"/>
+                <w:kern w:val="0"/>
+                <w14:ligatures w14:val="none"/>
+              </w:rPr>
+            </w:pPr>
+            <w:r>
+              <w:rPr>
+                <w:rFonts w:asciiTheme="majorBidi" w:eastAsia="Times New Roman" w:hAnsiTheme="majorBidi" w:cstheme="majorBidi"/>
+                <w:color w:val="000000" w:themeColor="text1"/>
+                <w:kern w:val="0"/>
                 <w14:ligatures w14:val="none"/>
               </w:rPr>
               <w:t>0.00</w:t>
@@ -4721,19 +4955,17 @@
               <w:jc w:val="center"/>
               <w:cnfStyle w:val="000000100000" w:firstRow="0" w:lastRow="0" w:firstColumn="0" w:lastColumn="0" w:oddVBand="0" w:evenVBand="0" w:oddHBand="1" w:evenHBand="0" w:firstRowFirstColumn="0" w:firstRowLastColumn="0" w:lastRowFirstColumn="0" w:lastRowLastColumn="0"/>
               <w:rPr>
-                <w:rFonts w:ascii="Times New Roman" w:eastAsia="Times New Roman" w:hAnsi="Times New Roman" w:cs="Times New Roman"/>
-                <w:kern w:val="0"/>
-                <w:sz w:val="11"/>
-                <w:szCs w:val="11"/>
-                <w14:ligatures w14:val="none"/>
-              </w:rPr>
-            </w:pPr>
-            <w:r>
-              <w:rPr>
-                <w:rFonts w:ascii="Times New Roman" w:eastAsia="Times New Roman" w:hAnsi="Times New Roman" w:cs="Times New Roman"/>
-                <w:kern w:val="0"/>
-                <w:sz w:val="11"/>
-                <w:szCs w:val="11"/>
+                <w:rFonts w:asciiTheme="majorBidi" w:eastAsia="Times New Roman" w:hAnsiTheme="majorBidi" w:cstheme="majorBidi"/>
+                <w:color w:val="000000" w:themeColor="text1"/>
+                <w:kern w:val="0"/>
+                <w14:ligatures w14:val="none"/>
+              </w:rPr>
+            </w:pPr>
+            <w:r>
+              <w:rPr>
+                <w:rFonts w:asciiTheme="majorBidi" w:eastAsia="Times New Roman" w:hAnsiTheme="majorBidi" w:cstheme="majorBidi"/>
+                <w:color w:val="000000" w:themeColor="text1"/>
+                <w:kern w:val="0"/>
                 <w14:ligatures w14:val="none"/>
               </w:rPr>
               <w:t>0.90</w:t>
@@ -4752,19 +4984,17 @@
               <w:jc w:val="center"/>
               <w:cnfStyle w:val="000000100000" w:firstRow="0" w:lastRow="0" w:firstColumn="0" w:lastColumn="0" w:oddVBand="0" w:evenVBand="0" w:oddHBand="1" w:evenHBand="0" w:firstRowFirstColumn="0" w:firstRowLastColumn="0" w:lastRowFirstColumn="0" w:lastRowLastColumn="0"/>
               <w:rPr>
-                <w:rFonts w:ascii="Times New Roman" w:eastAsia="Times New Roman" w:hAnsi="Times New Roman" w:cs="Times New Roman"/>
-                <w:kern w:val="0"/>
-                <w:sz w:val="11"/>
-                <w:szCs w:val="11"/>
-                <w14:ligatures w14:val="none"/>
-              </w:rPr>
-            </w:pPr>
-            <w:r>
-              <w:rPr>
-                <w:rFonts w:ascii="Times New Roman" w:eastAsia="Times New Roman" w:hAnsi="Times New Roman" w:cs="Times New Roman"/>
-                <w:kern w:val="0"/>
-                <w:sz w:val="11"/>
-                <w:szCs w:val="11"/>
+                <w:rFonts w:asciiTheme="majorBidi" w:eastAsia="Times New Roman" w:hAnsiTheme="majorBidi" w:cstheme="majorBidi"/>
+                <w:color w:val="000000" w:themeColor="text1"/>
+                <w:kern w:val="0"/>
+                <w14:ligatures w14:val="none"/>
+              </w:rPr>
+            </w:pPr>
+            <w:r>
+              <w:rPr>
+                <w:rFonts w:asciiTheme="majorBidi" w:eastAsia="Times New Roman" w:hAnsiTheme="majorBidi" w:cstheme="majorBidi"/>
+                <w:color w:val="000000" w:themeColor="text1"/>
+                <w:kern w:val="0"/>
                 <w14:ligatures w14:val="none"/>
               </w:rPr>
               <w:t>0.53</w:t>
@@ -4790,11 +5020,10 @@
             <w:pPr>
               <w:jc w:val="center"/>
               <w:rPr>
-                <w:rFonts w:ascii="Times New Roman" w:eastAsia="Times New Roman" w:hAnsi="Times New Roman" w:cs="Times New Roman"/>
+                <w:rFonts w:asciiTheme="majorBidi" w:eastAsia="Times New Roman" w:hAnsiTheme="majorBidi" w:cstheme="majorBidi"/>
                 <w:caps w:val="0"/>
-                <w:kern w:val="0"/>
-                <w:sz w:val="11"/>
-                <w:szCs w:val="11"/>
+                <w:color w:val="000000" w:themeColor="text1"/>
+                <w:kern w:val="0"/>
                 <w14:ligatures w14:val="none"/>
               </w:rPr>
             </w:pPr>
@@ -4812,19 +5041,17 @@
               <w:jc w:val="center"/>
               <w:cnfStyle w:val="000000000000" w:firstRow="0" w:lastRow="0" w:firstColumn="0" w:lastColumn="0" w:oddVBand="0" w:evenVBand="0" w:oddHBand="0" w:evenHBand="0" w:firstRowFirstColumn="0" w:firstRowLastColumn="0" w:lastRowFirstColumn="0" w:lastRowLastColumn="0"/>
               <w:rPr>
-                <w:rFonts w:ascii="Times New Roman" w:eastAsia="Times New Roman" w:hAnsi="Times New Roman" w:cs="Times New Roman"/>
-                <w:kern w:val="0"/>
-                <w:sz w:val="11"/>
-                <w:szCs w:val="11"/>
-                <w14:ligatures w14:val="none"/>
-              </w:rPr>
-            </w:pPr>
-            <w:r>
-              <w:rPr>
-                <w:rFonts w:ascii="Times New Roman" w:eastAsia="Times New Roman" w:hAnsi="Times New Roman" w:cs="Times New Roman"/>
-                <w:kern w:val="0"/>
-                <w:sz w:val="11"/>
-                <w:szCs w:val="11"/>
+                <w:rFonts w:asciiTheme="majorBidi" w:eastAsia="Times New Roman" w:hAnsiTheme="majorBidi" w:cstheme="majorBidi"/>
+                <w:color w:val="000000" w:themeColor="text1"/>
+                <w:kern w:val="0"/>
+                <w14:ligatures w14:val="none"/>
+              </w:rPr>
+            </w:pPr>
+            <w:r>
+              <w:rPr>
+                <w:rFonts w:asciiTheme="majorBidi" w:eastAsia="Times New Roman" w:hAnsiTheme="majorBidi" w:cstheme="majorBidi"/>
+                <w:color w:val="000000" w:themeColor="text1"/>
+                <w:kern w:val="0"/>
                 <w14:ligatures w14:val="none"/>
               </w:rPr>
               <w:t>F1 Score</w:t>
@@ -4843,19 +5070,17 @@
               <w:jc w:val="center"/>
               <w:cnfStyle w:val="000000000000" w:firstRow="0" w:lastRow="0" w:firstColumn="0" w:lastColumn="0" w:oddVBand="0" w:evenVBand="0" w:oddHBand="0" w:evenHBand="0" w:firstRowFirstColumn="0" w:firstRowLastColumn="0" w:lastRowFirstColumn="0" w:lastRowLastColumn="0"/>
               <w:rPr>
-                <w:rFonts w:ascii="Times New Roman" w:eastAsia="Times New Roman" w:hAnsi="Times New Roman" w:cs="Times New Roman"/>
-                <w:kern w:val="0"/>
-                <w:sz w:val="11"/>
-                <w:szCs w:val="11"/>
-                <w14:ligatures w14:val="none"/>
-              </w:rPr>
-            </w:pPr>
-            <w:r>
-              <w:rPr>
-                <w:rFonts w:ascii="Times New Roman" w:eastAsia="Times New Roman" w:hAnsi="Times New Roman" w:cs="Times New Roman"/>
-                <w:kern w:val="0"/>
-                <w:sz w:val="11"/>
-                <w:szCs w:val="11"/>
+                <w:rFonts w:asciiTheme="majorBidi" w:eastAsia="Times New Roman" w:hAnsiTheme="majorBidi" w:cstheme="majorBidi"/>
+                <w:color w:val="000000" w:themeColor="text1"/>
+                <w:kern w:val="0"/>
+                <w14:ligatures w14:val="none"/>
+              </w:rPr>
+            </w:pPr>
+            <w:r>
+              <w:rPr>
+                <w:rFonts w:asciiTheme="majorBidi" w:eastAsia="Times New Roman" w:hAnsiTheme="majorBidi" w:cstheme="majorBidi"/>
+                <w:color w:val="000000" w:themeColor="text1"/>
+                <w:kern w:val="0"/>
                 <w14:ligatures w14:val="none"/>
               </w:rPr>
               <w:t>0.87</w:t>
@@ -4874,19 +5099,17 @@
               <w:jc w:val="center"/>
               <w:cnfStyle w:val="000000000000" w:firstRow="0" w:lastRow="0" w:firstColumn="0" w:lastColumn="0" w:oddVBand="0" w:evenVBand="0" w:oddHBand="0" w:evenHBand="0" w:firstRowFirstColumn="0" w:firstRowLastColumn="0" w:lastRowFirstColumn="0" w:lastRowLastColumn="0"/>
               <w:rPr>
-                <w:rFonts w:ascii="Times New Roman" w:eastAsia="Times New Roman" w:hAnsi="Times New Roman" w:cs="Times New Roman"/>
-                <w:kern w:val="0"/>
-                <w:sz w:val="11"/>
-                <w:szCs w:val="11"/>
-                <w14:ligatures w14:val="none"/>
-              </w:rPr>
-            </w:pPr>
-            <w:r>
-              <w:rPr>
-                <w:rFonts w:ascii="Times New Roman" w:eastAsia="Times New Roman" w:hAnsi="Times New Roman" w:cs="Times New Roman"/>
-                <w:kern w:val="0"/>
-                <w:sz w:val="11"/>
-                <w:szCs w:val="11"/>
+                <w:rFonts w:asciiTheme="majorBidi" w:eastAsia="Times New Roman" w:hAnsiTheme="majorBidi" w:cstheme="majorBidi"/>
+                <w:color w:val="000000" w:themeColor="text1"/>
+                <w:kern w:val="0"/>
+                <w14:ligatures w14:val="none"/>
+              </w:rPr>
+            </w:pPr>
+            <w:r>
+              <w:rPr>
+                <w:rFonts w:asciiTheme="majorBidi" w:eastAsia="Times New Roman" w:hAnsiTheme="majorBidi" w:cstheme="majorBidi"/>
+                <w:color w:val="000000" w:themeColor="text1"/>
+                <w:kern w:val="0"/>
                 <w14:ligatures w14:val="none"/>
               </w:rPr>
               <w:t>0.35</w:t>
@@ -4905,19 +5128,17 @@
               <w:jc w:val="center"/>
               <w:cnfStyle w:val="000000000000" w:firstRow="0" w:lastRow="0" w:firstColumn="0" w:lastColumn="0" w:oddVBand="0" w:evenVBand="0" w:oddHBand="0" w:evenHBand="0" w:firstRowFirstColumn="0" w:firstRowLastColumn="0" w:lastRowFirstColumn="0" w:lastRowLastColumn="0"/>
               <w:rPr>
-                <w:rFonts w:ascii="Times New Roman" w:eastAsia="Times New Roman" w:hAnsi="Times New Roman" w:cs="Times New Roman"/>
-                <w:kern w:val="0"/>
-                <w:sz w:val="11"/>
-                <w:szCs w:val="11"/>
-                <w14:ligatures w14:val="none"/>
-              </w:rPr>
-            </w:pPr>
-            <w:r>
-              <w:rPr>
-                <w:rFonts w:ascii="Times New Roman" w:eastAsia="Times New Roman" w:hAnsi="Times New Roman" w:cs="Times New Roman"/>
-                <w:kern w:val="0"/>
-                <w:sz w:val="11"/>
-                <w:szCs w:val="11"/>
+                <w:rFonts w:asciiTheme="majorBidi" w:eastAsia="Times New Roman" w:hAnsiTheme="majorBidi" w:cstheme="majorBidi"/>
+                <w:color w:val="000000" w:themeColor="text1"/>
+                <w:kern w:val="0"/>
+                <w14:ligatures w14:val="none"/>
+              </w:rPr>
+            </w:pPr>
+            <w:r>
+              <w:rPr>
+                <w:rFonts w:asciiTheme="majorBidi" w:eastAsia="Times New Roman" w:hAnsiTheme="majorBidi" w:cstheme="majorBidi"/>
+                <w:color w:val="000000" w:themeColor="text1"/>
+                <w:kern w:val="0"/>
                 <w14:ligatures w14:val="none"/>
               </w:rPr>
               <w:t>0.00</w:t>
@@ -4936,19 +5157,17 @@
               <w:jc w:val="center"/>
               <w:cnfStyle w:val="000000000000" w:firstRow="0" w:lastRow="0" w:firstColumn="0" w:lastColumn="0" w:oddVBand="0" w:evenVBand="0" w:oddHBand="0" w:evenHBand="0" w:firstRowFirstColumn="0" w:firstRowLastColumn="0" w:lastRowFirstColumn="0" w:lastRowLastColumn="0"/>
               <w:rPr>
-                <w:rFonts w:ascii="Times New Roman" w:eastAsia="Times New Roman" w:hAnsi="Times New Roman" w:cs="Times New Roman"/>
-                <w:kern w:val="0"/>
-                <w:sz w:val="11"/>
-                <w:szCs w:val="11"/>
-                <w14:ligatures w14:val="none"/>
-              </w:rPr>
-            </w:pPr>
-            <w:r>
-              <w:rPr>
-                <w:rFonts w:ascii="Times New Roman" w:eastAsia="Times New Roman" w:hAnsi="Times New Roman" w:cs="Times New Roman"/>
-                <w:kern w:val="0"/>
-                <w:sz w:val="11"/>
-                <w:szCs w:val="11"/>
+                <w:rFonts w:asciiTheme="majorBidi" w:eastAsia="Times New Roman" w:hAnsiTheme="majorBidi" w:cstheme="majorBidi"/>
+                <w:color w:val="000000" w:themeColor="text1"/>
+                <w:kern w:val="0"/>
+                <w14:ligatures w14:val="none"/>
+              </w:rPr>
+            </w:pPr>
+            <w:r>
+              <w:rPr>
+                <w:rFonts w:asciiTheme="majorBidi" w:eastAsia="Times New Roman" w:hAnsiTheme="majorBidi" w:cstheme="majorBidi"/>
+                <w:color w:val="000000" w:themeColor="text1"/>
+                <w:kern w:val="0"/>
                 <w14:ligatures w14:val="none"/>
               </w:rPr>
               <w:t>0.60</w:t>
@@ -4967,19 +5186,17 @@
               <w:jc w:val="center"/>
               <w:cnfStyle w:val="000000000000" w:firstRow="0" w:lastRow="0" w:firstColumn="0" w:lastColumn="0" w:oddVBand="0" w:evenVBand="0" w:oddHBand="0" w:evenHBand="0" w:firstRowFirstColumn="0" w:firstRowLastColumn="0" w:lastRowFirstColumn="0" w:lastRowLastColumn="0"/>
               <w:rPr>
-                <w:rFonts w:ascii="Times New Roman" w:eastAsia="Times New Roman" w:hAnsi="Times New Roman" w:cs="Times New Roman"/>
-                <w:kern w:val="0"/>
-                <w:sz w:val="11"/>
-                <w:szCs w:val="11"/>
-                <w14:ligatures w14:val="none"/>
-              </w:rPr>
-            </w:pPr>
-            <w:r>
-              <w:rPr>
-                <w:rFonts w:ascii="Times New Roman" w:eastAsia="Times New Roman" w:hAnsi="Times New Roman" w:cs="Times New Roman"/>
-                <w:kern w:val="0"/>
-                <w:sz w:val="11"/>
-                <w:szCs w:val="11"/>
+                <w:rFonts w:asciiTheme="majorBidi" w:eastAsia="Times New Roman" w:hAnsiTheme="majorBidi" w:cstheme="majorBidi"/>
+                <w:color w:val="000000" w:themeColor="text1"/>
+                <w:kern w:val="0"/>
+                <w14:ligatures w14:val="none"/>
+              </w:rPr>
+            </w:pPr>
+            <w:r>
+              <w:rPr>
+                <w:rFonts w:asciiTheme="majorBidi" w:eastAsia="Times New Roman" w:hAnsiTheme="majorBidi" w:cstheme="majorBidi"/>
+                <w:color w:val="000000" w:themeColor="text1"/>
+                <w:kern w:val="0"/>
                 <w14:ligatures w14:val="none"/>
               </w:rPr>
               <w:t>0.45</w:t>
@@ -4991,20 +5208,26 @@
     <w:p>
       <w:pPr>
         <w:jc w:val="both"/>
+        <w:rPr>
+          <w:rFonts w:asciiTheme="majorBidi" w:hAnsiTheme="majorBidi" w:cstheme="majorBidi"/>
+          <w:color w:val="000000" w:themeColor="text1"/>
+        </w:rPr>
       </w:pPr>
     </w:p>
     <w:p>
       <w:pPr>
         <w:bidi w:val="0"/>
         <w:rPr>
-          <w:color w:val="000000"/>
+          <w:rFonts w:asciiTheme="majorBidi" w:hAnsiTheme="majorBidi" w:cstheme="majorBidi"/>
+          <w:color w:val="000000" w:themeColor="text1"/>
           <w:spacing w:val="2"/>
           <w:rtl/>
         </w:rPr>
       </w:pPr>
       <w:r>
         <w:rPr>
-          <w:color w:val="000000"/>
+          <w:rFonts w:asciiTheme="majorBidi" w:hAnsiTheme="majorBidi" w:cstheme="majorBidi"/>
+          <w:color w:val="000000" w:themeColor="text1"/>
           <w:spacing w:val="2"/>
           <w:rtl/>
         </w:rPr>
@@ -5016,53 +5239,45 @@
         <w:pStyle w:val="aa"/>
         <w:jc w:val="both"/>
         <w:rPr>
+          <w:rFonts w:asciiTheme="majorBidi" w:hAnsiTheme="majorBidi" w:cstheme="majorBidi"/>
+          <w:i w:val="0"/>
+          <w:iCs w:val="0"/>
           <w:noProof/>
-          <w:color w:val="000000"/>
+          <w:color w:val="000000" w:themeColor="text1"/>
           <w:spacing w:val="2"/>
+          <w:sz w:val="24"/>
+          <w:szCs w:val="24"/>
         </w:rPr>
       </w:pPr>
       <w:r>
         <w:rPr>
+          <w:rFonts w:asciiTheme="majorBidi" w:hAnsiTheme="majorBidi" w:cstheme="majorBidi"/>
           <w:b/>
           <w:bCs/>
+          <w:i w:val="0"/>
+          <w:iCs w:val="0"/>
+          <w:color w:val="000000" w:themeColor="text1"/>
+          <w:sz w:val="24"/>
+          <w:szCs w:val="24"/>
         </w:rPr>
         <w:lastRenderedPageBreak/>
-        <w:t xml:space="preserve">Table </w:t>
-      </w:r>
-      <w:r>
-        <w:rPr>
-          <w:b/>
-          <w:bCs/>
-        </w:rPr>
-        <w:t>5</w:t>
-      </w:r>
-      <w:r>
-        <w:rPr>
-          <w:b/>
-          <w:bCs/>
-        </w:rPr>
-        <w:t>.</w:t>
-      </w:r>
-      <w:r>
-        <w:rPr>
-          <w:b/>
-          <w:bCs/>
-        </w:rPr>
-        <w:t xml:space="preserve"> Feature importance across models.</w:t>
+        <w:t>Table 5. Feature importance across models.</w:t>
       </w:r>
     </w:p>
     <w:p>
       <w:pPr>
         <w:jc w:val="center"/>
         <w:rPr>
-          <w:color w:val="000000"/>
+          <w:rFonts w:asciiTheme="majorBidi" w:hAnsiTheme="majorBidi" w:cstheme="majorBidi"/>
+          <w:color w:val="000000" w:themeColor="text1"/>
           <w:spacing w:val="2"/>
         </w:rPr>
       </w:pPr>
       <w:r>
         <w:rPr>
+          <w:rFonts w:asciiTheme="majorBidi" w:hAnsiTheme="majorBidi" w:cstheme="majorBidi"/>
           <w:noProof/>
-          <w:color w:val="000000"/>
+          <w:color w:val="000000" w:themeColor="text1"/>
           <w:spacing w:val="2"/>
         </w:rPr>
         <w:drawing>
@@ -5121,7 +5336,8 @@
         <w:spacing w:line="252" w:lineRule="auto"/>
         <w:jc w:val="both"/>
         <w:rPr>
-          <w:color w:val="000000"/>
+          <w:rFonts w:asciiTheme="majorBidi" w:hAnsiTheme="majorBidi" w:cstheme="majorBidi"/>
+          <w:color w:val="000000" w:themeColor="text1"/>
           <w:spacing w:val="2"/>
         </w:rPr>
       </w:pPr>
@@ -5131,8 +5347,14 @@
         <w:pStyle w:val="aa"/>
         <w:jc w:val="both"/>
         <w:rPr>
+          <w:rFonts w:asciiTheme="majorBidi" w:hAnsiTheme="majorBidi" w:cstheme="majorBidi"/>
           <w:b/>
           <w:bCs/>
+          <w:i w:val="0"/>
+          <w:iCs w:val="0"/>
+          <w:color w:val="000000" w:themeColor="text1"/>
+          <w:sz w:val="24"/>
+          <w:szCs w:val="24"/>
         </w:rPr>
       </w:pPr>
     </w:p>
